--- a/Internship-Project-Report-2026/internship-project-report-1.docx
+++ b/Internship-Project-Report-2026/internship-project-report-1.docx
@@ -40,23 +40,6 @@
           <w:szCs w:val="32"/>
         </w:rPr>
         <w:t>WITH REAL-TIME ANOMALY DETECTION</w:t>
-      </w:r>
-    </w:p>
-    <w:p>
-      <w:pPr>
-        <w:spacing w:after="200"/>
-        <w:jc w:val="center"/>
-        <w:rPr>
-          <w:color w:val="000000" w:themeColor="text1"/>
-        </w:rPr>
-      </w:pPr>
-      <w:r>
-        <w:rPr>
-          <w:color w:val="000000" w:themeColor="text1"/>
-          <w:sz w:val="20"/>
-          <w:szCs w:val="20"/>
-        </w:rPr>
-        <w:t>─────────────────────────────────────────────────────────────────────────────</w:t>
       </w:r>
     </w:p>
     <w:p>
@@ -553,561 +536,6 @@
     </w:p>
     <w:p>
       <w:pPr>
-        <w:spacing w:before="480" w:after="0"/>
-        <w:jc w:val="center"/>
-        <w:rPr>
-          <w:color w:val="000000" w:themeColor="text1"/>
-        </w:rPr>
-      </w:pPr>
-      <w:r>
-        <w:rPr>
-          <w:b/>
-          <w:bCs/>
-          <w:smallCaps/>
-          <w:color w:val="000000" w:themeColor="text1"/>
-          <w:sz w:val="36"/>
-          <w:szCs w:val="36"/>
-        </w:rPr>
-        <w:lastRenderedPageBreak/>
-        <w:t>AI-POWERED BORDER SURVEILLANCE SYSTEM</w:t>
-      </w:r>
-    </w:p>
-    <w:p>
-      <w:pPr>
-        <w:spacing w:after="120"/>
-        <w:jc w:val="center"/>
-        <w:rPr>
-          <w:color w:val="000000" w:themeColor="text1"/>
-        </w:rPr>
-      </w:pPr>
-      <w:r>
-        <w:rPr>
-          <w:b/>
-          <w:bCs/>
-          <w:smallCaps/>
-          <w:color w:val="000000" w:themeColor="text1"/>
-          <w:sz w:val="32"/>
-          <w:szCs w:val="32"/>
-        </w:rPr>
-        <w:t>WITH REAL-TIME ANOMALY DETECTION</w:t>
-      </w:r>
-    </w:p>
-    <w:p>
-      <w:pPr>
-        <w:spacing w:before="60" w:after="60"/>
-        <w:jc w:val="center"/>
-        <w:rPr>
-          <w:color w:val="000000" w:themeColor="text1"/>
-        </w:rPr>
-      </w:pPr>
-      <w:r>
-        <w:rPr>
-          <w:b/>
-          <w:bCs/>
-          <w:color w:val="000000" w:themeColor="text1"/>
-          <w:sz w:val="28"/>
-          <w:szCs w:val="28"/>
-        </w:rPr>
-        <w:t>A PROJECT REPORT</w:t>
-      </w:r>
-    </w:p>
-    <w:p>
-      <w:pPr>
-        <w:spacing w:before="60" w:after="0"/>
-        <w:jc w:val="left"/>
-        <w:rPr>
-          <w:color w:val="000000" w:themeColor="text1"/>
-        </w:rPr>
-      </w:pPr>
-      <w:r>
-        <w:rPr>
-          <w:color w:val="000000" w:themeColor="text1"/>
-        </w:rPr>
-        <w:t xml:space="preserve"> </w:t>
-      </w:r>
-    </w:p>
-    <w:p>
-      <w:pPr>
-        <w:spacing w:before="60" w:after="60"/>
-        <w:jc w:val="center"/>
-        <w:rPr>
-          <w:color w:val="000000" w:themeColor="text1"/>
-        </w:rPr>
-      </w:pPr>
-      <w:r>
-        <w:rPr>
-          <w:color w:val="000000" w:themeColor="text1"/>
-        </w:rPr>
-        <w:t>Submitted by</w:t>
-      </w:r>
-    </w:p>
-    <w:p>
-      <w:pPr>
-        <w:spacing w:before="60" w:after="60"/>
-        <w:jc w:val="center"/>
-        <w:rPr>
-          <w:color w:val="000000" w:themeColor="text1"/>
-        </w:rPr>
-      </w:pPr>
-      <w:r>
-        <w:rPr>
-          <w:b/>
-          <w:bCs/>
-          <w:color w:val="000000" w:themeColor="text1"/>
-          <w:sz w:val="32"/>
-          <w:szCs w:val="32"/>
-        </w:rPr>
-        <w:t>JAINIL GUPTA</w:t>
-      </w:r>
-    </w:p>
-    <w:p>
-      <w:pPr>
-        <w:spacing w:before="60" w:after="60"/>
-        <w:jc w:val="center"/>
-        <w:rPr>
-          <w:color w:val="000000" w:themeColor="text1"/>
-        </w:rPr>
-      </w:pPr>
-      <w:proofErr w:type="spellStart"/>
-      <w:r>
-        <w:rPr>
-          <w:color w:val="000000" w:themeColor="text1"/>
-        </w:rPr>
-        <w:t>Enrollment</w:t>
-      </w:r>
-      <w:proofErr w:type="spellEnd"/>
-      <w:r>
-        <w:rPr>
-          <w:color w:val="000000" w:themeColor="text1"/>
-        </w:rPr>
-        <w:t xml:space="preserve"> Number: 220670132018</w:t>
-      </w:r>
-    </w:p>
-    <w:p>
-      <w:pPr>
-        <w:spacing w:before="60" w:after="0"/>
-        <w:jc w:val="left"/>
-        <w:rPr>
-          <w:color w:val="000000" w:themeColor="text1"/>
-        </w:rPr>
-      </w:pPr>
-      <w:r>
-        <w:rPr>
-          <w:color w:val="000000" w:themeColor="text1"/>
-        </w:rPr>
-        <w:t xml:space="preserve"> </w:t>
-      </w:r>
-    </w:p>
-    <w:p>
-      <w:pPr>
-        <w:spacing w:before="60" w:after="60"/>
-        <w:jc w:val="center"/>
-        <w:rPr>
-          <w:color w:val="000000" w:themeColor="text1"/>
-        </w:rPr>
-      </w:pPr>
-      <w:r>
-        <w:rPr>
-          <w:color w:val="000000" w:themeColor="text1"/>
-        </w:rPr>
-        <w:t>Under the Guidance of</w:t>
-      </w:r>
-    </w:p>
-    <w:p>
-      <w:pPr>
-        <w:spacing w:before="60" w:after="60"/>
-        <w:jc w:val="center"/>
-        <w:rPr>
-          <w:color w:val="000000" w:themeColor="text1"/>
-        </w:rPr>
-      </w:pPr>
-      <w:r>
-        <w:rPr>
-          <w:b/>
-          <w:bCs/>
-          <w:color w:val="000000" w:themeColor="text1"/>
-          <w:sz w:val="28"/>
-          <w:szCs w:val="28"/>
-        </w:rPr>
-        <w:t>Prof. Chintan Rana</w:t>
-      </w:r>
-    </w:p>
-    <w:p>
-      <w:pPr>
-        <w:spacing w:before="60" w:after="60"/>
-        <w:jc w:val="center"/>
-        <w:rPr>
-          <w:color w:val="000000" w:themeColor="text1"/>
-        </w:rPr>
-      </w:pPr>
-      <w:r>
-        <w:rPr>
-          <w:color w:val="000000" w:themeColor="text1"/>
-        </w:rPr>
-        <w:t>Assistant Professor, Department of ICT</w:t>
-      </w:r>
-    </w:p>
-    <w:p>
-      <w:pPr>
-        <w:spacing w:before="60" w:after="60"/>
-        <w:jc w:val="center"/>
-        <w:rPr>
-          <w:color w:val="000000" w:themeColor="text1"/>
-        </w:rPr>
-      </w:pPr>
-      <w:r>
-        <w:rPr>
-          <w:color w:val="000000" w:themeColor="text1"/>
-        </w:rPr>
-        <w:t>SAL Institute of Technology and Engineering Research</w:t>
-      </w:r>
-    </w:p>
-    <w:p>
-      <w:pPr>
-        <w:spacing w:before="120" w:after="0"/>
-        <w:jc w:val="left"/>
-        <w:rPr>
-          <w:color w:val="000000" w:themeColor="text1"/>
-        </w:rPr>
-      </w:pPr>
-      <w:r>
-        <w:rPr>
-          <w:color w:val="000000" w:themeColor="text1"/>
-        </w:rPr>
-        <w:t xml:space="preserve"> </w:t>
-      </w:r>
-    </w:p>
-    <w:p>
-      <w:pPr>
-        <w:spacing w:before="60" w:after="60"/>
-        <w:jc w:val="center"/>
-        <w:rPr>
-          <w:color w:val="000000" w:themeColor="text1"/>
-        </w:rPr>
-      </w:pPr>
-      <w:r>
-        <w:rPr>
-          <w:b/>
-          <w:bCs/>
-          <w:color w:val="000000" w:themeColor="text1"/>
-        </w:rPr>
-        <w:t>Microsoft Elevate Internship Program</w:t>
-      </w:r>
-    </w:p>
-    <w:p>
-      <w:pPr>
-        <w:spacing w:before="60" w:after="60"/>
-        <w:jc w:val="center"/>
-        <w:rPr>
-          <w:color w:val="000000" w:themeColor="text1"/>
-        </w:rPr>
-      </w:pPr>
-      <w:r>
-        <w:rPr>
-          <w:color w:val="000000" w:themeColor="text1"/>
-        </w:rPr>
-        <w:t xml:space="preserve">(Powered by </w:t>
-      </w:r>
-      <w:proofErr w:type="spellStart"/>
-      <w:r>
-        <w:rPr>
-          <w:color w:val="000000" w:themeColor="text1"/>
-        </w:rPr>
-        <w:t>Edunet</w:t>
-      </w:r>
-      <w:proofErr w:type="spellEnd"/>
-      <w:r>
-        <w:rPr>
-          <w:color w:val="000000" w:themeColor="text1"/>
-        </w:rPr>
-        <w:t xml:space="preserve"> Foundation &amp; FICE Education)</w:t>
-      </w:r>
-    </w:p>
-    <w:p>
-      <w:pPr>
-        <w:spacing w:before="60" w:after="60"/>
-        <w:jc w:val="center"/>
-        <w:rPr>
-          <w:color w:val="000000" w:themeColor="text1"/>
-        </w:rPr>
-      </w:pPr>
-      <w:r>
-        <w:rPr>
-          <w:color w:val="000000" w:themeColor="text1"/>
-        </w:rPr>
-        <w:t xml:space="preserve">January 2026 – April </w:t>
-      </w:r>
-      <w:proofErr w:type="gramStart"/>
-      <w:r>
-        <w:rPr>
-          <w:color w:val="000000" w:themeColor="text1"/>
-        </w:rPr>
-        <w:t>2026  |</w:t>
-      </w:r>
-      <w:proofErr w:type="gramEnd"/>
-      <w:r>
-        <w:rPr>
-          <w:color w:val="000000" w:themeColor="text1"/>
-        </w:rPr>
-        <w:t xml:space="preserve">  12 Weeks</w:t>
-      </w:r>
-    </w:p>
-    <w:p>
-      <w:pPr>
-        <w:spacing w:before="120" w:after="0"/>
-        <w:jc w:val="left"/>
-        <w:rPr>
-          <w:color w:val="000000" w:themeColor="text1"/>
-        </w:rPr>
-      </w:pPr>
-      <w:r>
-        <w:rPr>
-          <w:color w:val="000000" w:themeColor="text1"/>
-        </w:rPr>
-        <w:t xml:space="preserve"> </w:t>
-      </w:r>
-    </w:p>
-    <w:tbl>
-      <w:tblPr>
-        <w:tblStyle w:val="a0"/>
-        <w:tblW w:w="8666" w:type="dxa"/>
-        <w:tblInd w:w="0" w:type="dxa"/>
-        <w:tblBorders>
-          <w:top w:val="single" w:sz="4" w:space="0" w:color="000000"/>
-          <w:left w:val="single" w:sz="4" w:space="0" w:color="000000"/>
-          <w:bottom w:val="single" w:sz="4" w:space="0" w:color="000000"/>
-          <w:right w:val="single" w:sz="4" w:space="0" w:color="000000"/>
-          <w:insideH w:val="single" w:sz="4" w:space="0" w:color="000000"/>
-          <w:insideV w:val="single" w:sz="4" w:space="0" w:color="000000"/>
-        </w:tblBorders>
-        <w:tblLayout w:type="fixed"/>
-        <w:tblLook w:val="0000" w:firstRow="0" w:lastRow="0" w:firstColumn="0" w:lastColumn="0" w:noHBand="0" w:noVBand="0"/>
-      </w:tblPr>
-      <w:tblGrid>
-        <w:gridCol w:w="4333"/>
-        <w:gridCol w:w="4333"/>
-      </w:tblGrid>
-      <w:tr>
-        <w:tc>
-          <w:tcPr>
-            <w:tcW w:w="4333" w:type="dxa"/>
-            <w:tcBorders>
-              <w:top w:val="nil"/>
-              <w:left w:val="nil"/>
-              <w:bottom w:val="nil"/>
-              <w:right w:val="nil"/>
-            </w:tcBorders>
-            <w:vAlign w:val="center"/>
-          </w:tcPr>
-          <w:p>
-            <w:pPr>
-              <w:spacing w:after="0" w:line="240" w:lineRule="auto"/>
-              <w:jc w:val="left"/>
-              <w:rPr>
-                <w:color w:val="000000" w:themeColor="text1"/>
-              </w:rPr>
-            </w:pPr>
-            <w:r>
-              <w:rPr>
-                <w:noProof/>
-                <w:color w:val="000000" w:themeColor="text1"/>
-                <w:position w:val="42"/>
-                <w:sz w:val="20"/>
-              </w:rPr>
-              <w:drawing>
-                <wp:inline distT="0" distB="0" distL="0" distR="0" wp14:anchorId="082C4C43" wp14:editId="267656AC">
-                  <wp:extent cx="1530245" cy="962786"/>
-                  <wp:effectExtent l="0" t="0" r="0" b="0"/>
-                  <wp:docPr id="1330817198" name="Image 1"/>
-                  <wp:cNvGraphicFramePr>
-                    <a:graphicFrameLocks xmlns:a="http://schemas.openxmlformats.org/drawingml/2006/main"/>
-                  </wp:cNvGraphicFramePr>
-                  <a:graphic xmlns:a="http://schemas.openxmlformats.org/drawingml/2006/main">
-                    <a:graphicData uri="http://schemas.openxmlformats.org/drawingml/2006/picture">
-                      <pic:pic xmlns:pic="http://schemas.openxmlformats.org/drawingml/2006/picture">
-                        <pic:nvPicPr>
-                          <pic:cNvPr id="1" name="Image 1"/>
-                          <pic:cNvPicPr/>
-                        </pic:nvPicPr>
-                        <pic:blipFill>
-                          <a:blip r:embed="rId8" cstate="print"/>
-                          <a:stretch>
-                            <a:fillRect/>
-                          </a:stretch>
-                        </pic:blipFill>
-                        <pic:spPr>
-                          <a:xfrm>
-                            <a:off x="0" y="0"/>
-                            <a:ext cx="1530245" cy="962786"/>
-                          </a:xfrm>
-                          <a:prstGeom prst="rect">
-                            <a:avLst/>
-                          </a:prstGeom>
-                        </pic:spPr>
-                      </pic:pic>
-                    </a:graphicData>
-                  </a:graphic>
-                </wp:inline>
-              </w:drawing>
-            </w:r>
-          </w:p>
-        </w:tc>
-        <w:tc>
-          <w:tcPr>
-            <w:tcW w:w="4333" w:type="dxa"/>
-            <w:tcBorders>
-              <w:top w:val="nil"/>
-              <w:left w:val="nil"/>
-              <w:bottom w:val="nil"/>
-              <w:right w:val="nil"/>
-            </w:tcBorders>
-            <w:vAlign w:val="center"/>
-          </w:tcPr>
-          <w:p>
-            <w:pPr>
-              <w:spacing w:after="0" w:line="240" w:lineRule="auto"/>
-              <w:jc w:val="right"/>
-              <w:rPr>
-                <w:color w:val="000000" w:themeColor="text1"/>
-              </w:rPr>
-            </w:pPr>
-            <w:r>
-              <w:rPr>
-                <w:noProof/>
-                <w:color w:val="000000" w:themeColor="text1"/>
-                <w:sz w:val="20"/>
-              </w:rPr>
-              <w:drawing>
-                <wp:inline distT="0" distB="0" distL="0" distR="0" wp14:anchorId="45321A0A" wp14:editId="2E1DD4D7">
-                  <wp:extent cx="1146276" cy="1388268"/>
-                  <wp:effectExtent l="0" t="0" r="0" b="0"/>
-                  <wp:docPr id="2" name="Image 2" descr="images (21).jpeg"/>
-                  <wp:cNvGraphicFramePr>
-                    <a:graphicFrameLocks xmlns:a="http://schemas.openxmlformats.org/drawingml/2006/main"/>
-                  </wp:cNvGraphicFramePr>
-                  <a:graphic xmlns:a="http://schemas.openxmlformats.org/drawingml/2006/main">
-                    <a:graphicData uri="http://schemas.openxmlformats.org/drawingml/2006/picture">
-                      <pic:pic xmlns:pic="http://schemas.openxmlformats.org/drawingml/2006/picture">
-                        <pic:nvPicPr>
-                          <pic:cNvPr id="2" name="Image 2" descr="images (21).jpeg"/>
-                          <pic:cNvPicPr/>
-                        </pic:nvPicPr>
-                        <pic:blipFill>
-                          <a:blip r:embed="rId9" cstate="print"/>
-                          <a:stretch>
-                            <a:fillRect/>
-                          </a:stretch>
-                        </pic:blipFill>
-                        <pic:spPr>
-                          <a:xfrm>
-                            <a:off x="0" y="0"/>
-                            <a:ext cx="1146276" cy="1388268"/>
-                          </a:xfrm>
-                          <a:prstGeom prst="rect">
-                            <a:avLst/>
-                          </a:prstGeom>
-                        </pic:spPr>
-                      </pic:pic>
-                    </a:graphicData>
-                  </a:graphic>
-                </wp:inline>
-              </w:drawing>
-            </w:r>
-          </w:p>
-        </w:tc>
-      </w:tr>
-    </w:tbl>
-    <w:p>
-      <w:pPr>
-        <w:spacing w:before="120" w:after="0"/>
-        <w:jc w:val="left"/>
-        <w:rPr>
-          <w:color w:val="000000" w:themeColor="text1"/>
-        </w:rPr>
-      </w:pPr>
-      <w:r>
-        <w:rPr>
-          <w:color w:val="000000" w:themeColor="text1"/>
-        </w:rPr>
-        <w:t xml:space="preserve"> </w:t>
-      </w:r>
-    </w:p>
-    <w:p>
-      <w:pPr>
-        <w:spacing w:before="60" w:after="60"/>
-        <w:jc w:val="center"/>
-        <w:rPr>
-          <w:color w:val="000000" w:themeColor="text1"/>
-        </w:rPr>
-      </w:pPr>
-      <w:r>
-        <w:rPr>
-          <w:b/>
-          <w:bCs/>
-          <w:color w:val="000000" w:themeColor="text1"/>
-        </w:rPr>
-        <w:t>Department of Information and Communication Technology</w:t>
-      </w:r>
-    </w:p>
-    <w:p>
-      <w:pPr>
-        <w:spacing w:before="60" w:after="60"/>
-        <w:jc w:val="center"/>
-        <w:rPr>
-          <w:color w:val="000000" w:themeColor="text1"/>
-        </w:rPr>
-      </w:pPr>
-      <w:r>
-        <w:rPr>
-          <w:b/>
-          <w:bCs/>
-          <w:color w:val="000000" w:themeColor="text1"/>
-        </w:rPr>
-        <w:t>SAL Institute of Technology and Engineering Research</w:t>
-      </w:r>
-    </w:p>
-    <w:p>
-      <w:pPr>
-        <w:spacing w:before="60" w:after="60"/>
-        <w:jc w:val="center"/>
-        <w:rPr>
-          <w:color w:val="000000" w:themeColor="text1"/>
-        </w:rPr>
-      </w:pPr>
-      <w:r>
-        <w:rPr>
-          <w:color w:val="000000" w:themeColor="text1"/>
-        </w:rPr>
-        <w:t>Affiliated to Gujarat Technological University, Ahmedabad</w:t>
-      </w:r>
-    </w:p>
-    <w:p>
-      <w:pPr>
-        <w:spacing w:before="60" w:after="60"/>
-        <w:jc w:val="center"/>
-        <w:rPr>
-          <w:color w:val="000000" w:themeColor="text1"/>
-        </w:rPr>
-        <w:sectPr>
-          <w:headerReference w:type="default" r:id="rId14"/>
-          <w:footerReference w:type="default" r:id="rId15"/>
-          <w:pgSz w:w="11906" w:h="16838"/>
-          <w:pgMar w:top="1440" w:right="1440" w:bottom="1440" w:left="1800" w:header="720" w:footer="720" w:gutter="0"/>
-          <w:pgNumType w:start="1"/>
-          <w:cols w:space="720"/>
-        </w:sectPr>
-      </w:pPr>
-      <w:r>
-        <w:rPr>
-          <w:b/>
-          <w:bCs/>
-          <w:color w:val="000000" w:themeColor="text1"/>
-        </w:rPr>
-        <w:t>April 2026</w:t>
-      </w:r>
-    </w:p>
-    <w:p>
-      <w:pPr>
         <w:widowControl w:val="0"/>
         <w:pBdr>
           <w:top w:val="nil"/>
@@ -1626,6 +1054,145 @@
     </w:tbl>
     <w:p>
       <w:pPr>
+        <w:spacing w:before="120" w:after="0"/>
+        <w:jc w:val="left"/>
+        <w:rPr>
+          <w:color w:val="000000" w:themeColor="text1"/>
+        </w:rPr>
+      </w:pPr>
+    </w:p>
+    <w:p>
+      <w:pPr>
+        <w:spacing w:before="120" w:after="0"/>
+        <w:jc w:val="left"/>
+        <w:rPr>
+          <w:color w:val="000000" w:themeColor="text1"/>
+        </w:rPr>
+      </w:pPr>
+    </w:p>
+    <w:p>
+      <w:pPr>
+        <w:spacing w:before="120" w:after="0"/>
+        <w:jc w:val="left"/>
+        <w:rPr>
+          <w:color w:val="000000" w:themeColor="text1"/>
+        </w:rPr>
+      </w:pPr>
+    </w:p>
+    <w:p>
+      <w:pPr>
+        <w:spacing w:before="60" w:after="60"/>
+        <w:jc w:val="center"/>
+        <w:rPr>
+          <w:color w:val="000000" w:themeColor="text1"/>
+        </w:rPr>
+      </w:pPr>
+      <w:r>
+        <w:rPr>
+          <w:b/>
+          <w:bCs/>
+          <w:color w:val="000000" w:themeColor="text1"/>
+          <w:sz w:val="28"/>
+          <w:szCs w:val="28"/>
+        </w:rPr>
+        <w:lastRenderedPageBreak/>
+        <w:t>MICROSOFT ELEVATE INTERNSHIP PROGRAM</w:t>
+      </w:r>
+    </w:p>
+    <w:p>
+      <w:pPr>
+        <w:spacing w:before="60" w:after="60"/>
+        <w:jc w:val="center"/>
+        <w:rPr>
+          <w:color w:val="000000" w:themeColor="text1"/>
+        </w:rPr>
+      </w:pPr>
+      <w:r>
+        <w:rPr>
+          <w:color w:val="000000" w:themeColor="text1"/>
+        </w:rPr>
+        <w:t xml:space="preserve">(Powered by </w:t>
+      </w:r>
+      <w:proofErr w:type="spellStart"/>
+      <w:r>
+        <w:rPr>
+          <w:color w:val="000000" w:themeColor="text1"/>
+        </w:rPr>
+        <w:t>Edunet</w:t>
+      </w:r>
+      <w:proofErr w:type="spellEnd"/>
+      <w:r>
+        <w:rPr>
+          <w:color w:val="000000" w:themeColor="text1"/>
+        </w:rPr>
+        <w:t xml:space="preserve"> Foundation &amp; FICE Education)</w:t>
+      </w:r>
+    </w:p>
+    <w:p>
+      <w:pPr>
+        <w:spacing w:before="120" w:after="0"/>
+        <w:jc w:val="left"/>
+        <w:rPr>
+          <w:color w:val="000000" w:themeColor="text1"/>
+        </w:rPr>
+      </w:pPr>
+      <w:r>
+        <w:rPr>
+          <w:color w:val="000000" w:themeColor="text1"/>
+        </w:rPr>
+        <w:t xml:space="preserve"> </w:t>
+      </w:r>
+    </w:p>
+    <w:p>
+      <w:pPr>
+        <w:jc w:val="right"/>
+        <w:rPr>
+          <w:color w:val="000000" w:themeColor="text1"/>
+        </w:rPr>
+      </w:pPr>
+      <w:r>
+        <w:rPr>
+          <w:color w:val="000000" w:themeColor="text1"/>
+        </w:rPr>
+        <w:t>Date: 15/04/2026</w:t>
+      </w:r>
+    </w:p>
+    <w:p>
+      <w:pPr>
+        <w:spacing w:before="120" w:after="0"/>
+        <w:jc w:val="left"/>
+        <w:rPr>
+          <w:color w:val="000000" w:themeColor="text1"/>
+        </w:rPr>
+      </w:pPr>
+      <w:r>
+        <w:rPr>
+          <w:color w:val="000000" w:themeColor="text1"/>
+        </w:rPr>
+        <w:t xml:space="preserve"> </w:t>
+      </w:r>
+    </w:p>
+    <w:p>
+      <w:pPr>
+        <w:spacing w:before="60" w:after="60"/>
+        <w:jc w:val="center"/>
+        <w:rPr>
+          <w:color w:val="000000" w:themeColor="text1"/>
+        </w:rPr>
+      </w:pPr>
+      <w:r>
+        <w:rPr>
+          <w:b/>
+          <w:bCs/>
+          <w:color w:val="000000" w:themeColor="text1"/>
+          <w:sz w:val="28"/>
+          <w:szCs w:val="28"/>
+        </w:rPr>
+        <w:t>TO WHOM IT MAY CONCERN</w:t>
+      </w:r>
+    </w:p>
+    <w:p>
+      <w:pPr>
         <w:spacing w:before="240" w:after="0"/>
         <w:jc w:val="left"/>
         <w:rPr>
@@ -1649,84 +1216,27 @@
         <w:rPr>
           <w:color w:val="000000" w:themeColor="text1"/>
         </w:rPr>
-        <w:t>Date:   _______________</w:t>
-      </w:r>
-    </w:p>
-    <w:p>
-      <w:pPr>
-        <w:rPr>
-          <w:color w:val="000000" w:themeColor="text1"/>
-        </w:rPr>
-        <w:sectPr>
-          <w:headerReference w:type="default" r:id="rId16"/>
-          <w:footerReference w:type="default" r:id="rId17"/>
-          <w:pgSz w:w="11906" w:h="16838"/>
-          <w:pgMar w:top="1440" w:right="1440" w:bottom="1440" w:left="1800" w:header="720" w:footer="720" w:gutter="0"/>
-          <w:pgNumType w:start="2"/>
-          <w:cols w:space="720"/>
-        </w:sectPr>
-      </w:pPr>
-      <w:r>
-        <w:rPr>
-          <w:color w:val="000000" w:themeColor="text1"/>
-        </w:rPr>
-        <w:t>Place: Ahmedabad</w:t>
-      </w:r>
-    </w:p>
-    <w:p>
-      <w:pPr>
-        <w:spacing w:before="120" w:after="0"/>
-        <w:jc w:val="left"/>
-        <w:rPr>
-          <w:color w:val="000000" w:themeColor="text1"/>
-        </w:rPr>
-      </w:pPr>
-      <w:r>
-        <w:rPr>
-          <w:color w:val="000000" w:themeColor="text1"/>
-        </w:rPr>
-        <w:lastRenderedPageBreak/>
-        <w:t xml:space="preserve"> </w:t>
-      </w:r>
-    </w:p>
-    <w:p>
-      <w:pPr>
-        <w:spacing w:before="60" w:after="60"/>
-        <w:jc w:val="center"/>
-        <w:rPr>
-          <w:color w:val="000000" w:themeColor="text1"/>
-        </w:rPr>
-      </w:pPr>
-      <w:r>
-        <w:rPr>
-          <w:b/>
-          <w:bCs/>
-          <w:color w:val="000000" w:themeColor="text1"/>
-          <w:sz w:val="28"/>
-          <w:szCs w:val="28"/>
-        </w:rPr>
-        <w:t>MICROSOFT ELEVATE INTERNSHIP PROGRAM</w:t>
-      </w:r>
-    </w:p>
-    <w:p>
-      <w:pPr>
-        <w:spacing w:before="60" w:after="60"/>
-        <w:jc w:val="center"/>
-        <w:rPr>
-          <w:color w:val="000000" w:themeColor="text1"/>
-        </w:rPr>
-      </w:pPr>
-      <w:r>
-        <w:rPr>
-          <w:color w:val="000000" w:themeColor="text1"/>
-        </w:rPr>
-        <w:t xml:space="preserve">(Powered by </w:t>
+        <w:t>This is to certify that Jainil Gupta, a student of SAL Institute of Technology and Engineering Research, Ahmedabad (</w:t>
       </w:r>
       <w:proofErr w:type="spellStart"/>
       <w:r>
         <w:rPr>
           <w:color w:val="000000" w:themeColor="text1"/>
         </w:rPr>
+        <w:t>Enrollment</w:t>
+      </w:r>
+      <w:proofErr w:type="spellEnd"/>
+      <w:r>
+        <w:rPr>
+          <w:color w:val="000000" w:themeColor="text1"/>
+        </w:rPr>
+        <w:t xml:space="preserve"> No. 220670132018), has successfully completed his internship in the field of Artificial Intelligence, Machine Learning, Deep Learning, Data Analytics, and Microsoft Azure Cloud Computing from January 01, 2026 to April 15, 2026 (Total Duration: 12 Weeks) under the Microsoft Elevate – GTU Internship Program, powered by </w:t>
+      </w:r>
+      <w:proofErr w:type="spellStart"/>
+      <w:r>
+        <w:rPr>
+          <w:color w:val="000000" w:themeColor="text1"/>
+        </w:rPr>
         <w:t>Edunet</w:t>
       </w:r>
       <w:proofErr w:type="spellEnd"/>
@@ -1734,70 +1244,73 @@
         <w:rPr>
           <w:color w:val="000000" w:themeColor="text1"/>
         </w:rPr>
+        <w:t xml:space="preserve"> Foundation and FICE Education.</w:t>
+      </w:r>
+    </w:p>
+    <w:p>
+      <w:pPr>
+        <w:rPr>
+          <w:color w:val="000000" w:themeColor="text1"/>
+        </w:rPr>
+      </w:pPr>
+      <w:r>
+        <w:rPr>
+          <w:color w:val="000000" w:themeColor="text1"/>
+        </w:rPr>
+        <w:t>During the tenure of this internship, the student demonstrated exceptional technical aptitude and consistently delivered quality work across all learning modules. He successfully achieved the Microsoft Azure Fundamentals (AZ-900) certification with a score of 820/1000. His capstone project – AI-Powered Border Surveillance System with Real-Time Anomaly Detection – received high commendation from the Microsoft Elevate evaluation panel for its comprehensive implementation and industry-standard quality.</w:t>
+      </w:r>
+    </w:p>
+    <w:p>
+      <w:pPr>
+        <w:rPr>
+          <w:color w:val="000000" w:themeColor="text1"/>
+        </w:rPr>
+      </w:pPr>
+      <w:r>
+        <w:rPr>
+          <w:color w:val="000000" w:themeColor="text1"/>
+        </w:rPr>
+        <w:t xml:space="preserve">We wish him every success in his future academic and professional endeavours. </w:t>
+      </w:r>
+    </w:p>
+    <w:p>
+      <w:pPr>
+        <w:rPr>
+          <w:color w:val="000000" w:themeColor="text1"/>
+        </w:rPr>
+      </w:pPr>
+      <w:r>
+        <w:rPr>
+          <w:color w:val="000000" w:themeColor="text1"/>
+        </w:rPr>
+        <w:t>For Microsoft Elevate Internship Program</w:t>
+      </w:r>
+    </w:p>
+    <w:p>
+      <w:pPr>
+        <w:rPr>
+          <w:color w:val="000000" w:themeColor="text1"/>
+        </w:rPr>
+      </w:pPr>
+      <w:r>
+        <w:rPr>
+          <w:color w:val="000000" w:themeColor="text1"/>
+        </w:rPr>
+        <w:t xml:space="preserve">(via </w:t>
+      </w:r>
+      <w:proofErr w:type="spellStart"/>
+      <w:r>
+        <w:rPr>
+          <w:color w:val="000000" w:themeColor="text1"/>
+        </w:rPr>
+        <w:t>Edunet</w:t>
+      </w:r>
+      <w:proofErr w:type="spellEnd"/>
+      <w:r>
+        <w:rPr>
+          <w:color w:val="000000" w:themeColor="text1"/>
+        </w:rPr>
         <w:t xml:space="preserve"> Foundation &amp; FICE Education)</w:t>
-      </w:r>
-    </w:p>
-    <w:p>
-      <w:pPr>
-        <w:spacing w:before="120" w:after="0"/>
-        <w:jc w:val="left"/>
-        <w:rPr>
-          <w:color w:val="000000" w:themeColor="text1"/>
-        </w:rPr>
-      </w:pPr>
-      <w:r>
-        <w:rPr>
-          <w:color w:val="000000" w:themeColor="text1"/>
-        </w:rPr>
-        <w:t xml:space="preserve"> </w:t>
-      </w:r>
-    </w:p>
-    <w:p>
-      <w:pPr>
-        <w:jc w:val="right"/>
-        <w:rPr>
-          <w:color w:val="000000" w:themeColor="text1"/>
-        </w:rPr>
-      </w:pPr>
-      <w:r>
-        <w:rPr>
-          <w:color w:val="000000" w:themeColor="text1"/>
-        </w:rPr>
-        <w:t>Date: 15/04/2026</w:t>
-      </w:r>
-    </w:p>
-    <w:p>
-      <w:pPr>
-        <w:spacing w:before="120" w:after="0"/>
-        <w:jc w:val="left"/>
-        <w:rPr>
-          <w:color w:val="000000" w:themeColor="text1"/>
-        </w:rPr>
-      </w:pPr>
-      <w:r>
-        <w:rPr>
-          <w:color w:val="000000" w:themeColor="text1"/>
-        </w:rPr>
-        <w:t xml:space="preserve"> </w:t>
-      </w:r>
-    </w:p>
-    <w:p>
-      <w:pPr>
-        <w:spacing w:before="60" w:after="60"/>
-        <w:jc w:val="center"/>
-        <w:rPr>
-          <w:color w:val="000000" w:themeColor="text1"/>
-        </w:rPr>
-      </w:pPr>
-      <w:r>
-        <w:rPr>
-          <w:b/>
-          <w:bCs/>
-          <w:color w:val="000000" w:themeColor="text1"/>
-          <w:sz w:val="28"/>
-          <w:szCs w:val="28"/>
-        </w:rPr>
-        <w:t>TO WHOM IT MAY CONCERN</w:t>
       </w:r>
     </w:p>
     <w:p>
@@ -1814,224 +1327,14 @@
         </w:rPr>
         <w:t xml:space="preserve"> </w:t>
       </w:r>
-    </w:p>
-    <w:p>
-      <w:pPr>
-        <w:rPr>
-          <w:color w:val="000000" w:themeColor="text1"/>
-        </w:rPr>
-      </w:pPr>
-      <w:r>
-        <w:rPr>
-          <w:color w:val="000000" w:themeColor="text1"/>
-        </w:rPr>
-        <w:t>This is to certify that Jainil Gupta, a student of SAL Institute of Technology and Engineering Research, Ahmedabad (</w:t>
-      </w:r>
-      <w:proofErr w:type="spellStart"/>
-      <w:r>
-        <w:rPr>
-          <w:color w:val="000000" w:themeColor="text1"/>
-        </w:rPr>
-        <w:t>Enrollment</w:t>
-      </w:r>
-      <w:proofErr w:type="spellEnd"/>
-      <w:r>
-        <w:rPr>
-          <w:color w:val="000000" w:themeColor="text1"/>
-        </w:rPr>
-        <w:t xml:space="preserve"> No. 220670132018), has successfully completed his internship in the field of Artificial Intelligence, Machine Learning, Deep Learning, Data Analytics, and Microsoft Azure Cloud Computing from January 01, 2026 to April 15, 2026 (Total Duration: 12 Weeks) under the Microsoft Elevate – GTU Internship Program, powered by </w:t>
-      </w:r>
-      <w:proofErr w:type="spellStart"/>
-      <w:r>
-        <w:rPr>
-          <w:color w:val="000000" w:themeColor="text1"/>
-        </w:rPr>
-        <w:t>Edunet</w:t>
-      </w:r>
-      <w:proofErr w:type="spellEnd"/>
-      <w:r>
-        <w:rPr>
-          <w:color w:val="000000" w:themeColor="text1"/>
-        </w:rPr>
-        <w:t xml:space="preserve"> Foundation and FICE Education.</w:t>
-      </w:r>
-    </w:p>
-    <w:p>
-      <w:pPr>
-        <w:spacing w:before="120" w:after="0"/>
-        <w:jc w:val="left"/>
-        <w:rPr>
-          <w:color w:val="000000" w:themeColor="text1"/>
-        </w:rPr>
-      </w:pPr>
-      <w:r>
-        <w:rPr>
-          <w:color w:val="000000" w:themeColor="text1"/>
-        </w:rPr>
-        <w:t xml:space="preserve"> </w:t>
-      </w:r>
-    </w:p>
-    <w:p>
-      <w:pPr>
-        <w:rPr>
-          <w:color w:val="000000" w:themeColor="text1"/>
-        </w:rPr>
-      </w:pPr>
-      <w:r>
-        <w:rPr>
-          <w:color w:val="000000" w:themeColor="text1"/>
-        </w:rPr>
-        <w:t xml:space="preserve">His internship activities include hands-on learning and practical implementation across Data Analytics and Exploratory Data Analysis, Microsoft Power BI and DAX (Data Analysis Expressions), Supervised and Unsupervised Machine Learning using Scikit-learn, Deep Learning with TensorFlow and </w:t>
-      </w:r>
-      <w:proofErr w:type="spellStart"/>
-      <w:r>
-        <w:rPr>
-          <w:color w:val="000000" w:themeColor="text1"/>
-        </w:rPr>
-        <w:t>Keras</w:t>
-      </w:r>
-      <w:proofErr w:type="spellEnd"/>
-      <w:r>
-        <w:rPr>
-          <w:color w:val="000000" w:themeColor="text1"/>
-        </w:rPr>
-        <w:t xml:space="preserve"> (ANN, CNN, Transfer Learning), Generative AI and GitHub Copilot, Microsoft Azure services (Blob Storage, Cosmos DB, Azure DevOps, CI/CD Pipelines), and development of a full-stack AI-powered Border Surveillance System as the final capstone project.</w:t>
-      </w:r>
-    </w:p>
-    <w:p>
-      <w:pPr>
-        <w:spacing w:before="120" w:after="0"/>
-        <w:jc w:val="left"/>
-        <w:rPr>
-          <w:color w:val="000000" w:themeColor="text1"/>
-        </w:rPr>
-      </w:pPr>
-      <w:r>
-        <w:rPr>
-          <w:color w:val="000000" w:themeColor="text1"/>
-        </w:rPr>
-        <w:t xml:space="preserve"> </w:t>
-      </w:r>
-    </w:p>
-    <w:p>
-      <w:pPr>
-        <w:rPr>
-          <w:color w:val="000000" w:themeColor="text1"/>
-        </w:rPr>
-      </w:pPr>
-      <w:r>
-        <w:rPr>
-          <w:color w:val="000000" w:themeColor="text1"/>
-        </w:rPr>
-        <w:t>During the tenure of this internship, the student demonstrated exceptional technical aptitude and consistently delivered quality work across all learning modules. He successfully achieved the Microsoft Azure Fundamentals (AZ-900) certification with a score of 820/1000. His capstone project – AI-Powered Border Surveillance System with Real-Time Anomaly Detection – received high commendation from the Microsoft Elevate evaluation panel for its comprehensive implementation and industry-standard quality.</w:t>
-      </w:r>
-    </w:p>
-    <w:p>
-      <w:pPr>
-        <w:spacing w:before="120" w:after="0"/>
-        <w:jc w:val="left"/>
-        <w:rPr>
-          <w:color w:val="000000" w:themeColor="text1"/>
-        </w:rPr>
-      </w:pPr>
-      <w:r>
-        <w:rPr>
-          <w:color w:val="000000" w:themeColor="text1"/>
-        </w:rPr>
-        <w:t xml:space="preserve"> </w:t>
-      </w:r>
-    </w:p>
-    <w:p>
-      <w:pPr>
-        <w:rPr>
-          <w:color w:val="000000" w:themeColor="text1"/>
-        </w:rPr>
-      </w:pPr>
-      <w:r>
-        <w:rPr>
-          <w:color w:val="000000" w:themeColor="text1"/>
-        </w:rPr>
-        <w:lastRenderedPageBreak/>
-        <w:t>We wish him every success in his future academic and professional endeavours.</w:t>
-      </w:r>
-    </w:p>
-    <w:p>
-      <w:pPr>
-        <w:spacing w:before="360" w:after="0"/>
-        <w:jc w:val="left"/>
-        <w:rPr>
-          <w:color w:val="000000" w:themeColor="text1"/>
-        </w:rPr>
-      </w:pPr>
-      <w:r>
-        <w:rPr>
-          <w:color w:val="000000" w:themeColor="text1"/>
-        </w:rPr>
-        <w:t xml:space="preserve"> </w:t>
-      </w:r>
-    </w:p>
-    <w:p>
-      <w:pPr>
-        <w:rPr>
-          <w:color w:val="000000" w:themeColor="text1"/>
-        </w:rPr>
-      </w:pPr>
-      <w:r>
-        <w:rPr>
-          <w:color w:val="000000" w:themeColor="text1"/>
-        </w:rPr>
-        <w:t>For Microsoft Elevate Internship Program</w:t>
-      </w:r>
-    </w:p>
-    <w:p>
-      <w:pPr>
-        <w:rPr>
-          <w:color w:val="000000" w:themeColor="text1"/>
-        </w:rPr>
-      </w:pPr>
-      <w:r>
-        <w:rPr>
-          <w:color w:val="000000" w:themeColor="text1"/>
-        </w:rPr>
-        <w:t xml:space="preserve">(via </w:t>
-      </w:r>
-      <w:proofErr w:type="spellStart"/>
-      <w:r>
-        <w:rPr>
-          <w:color w:val="000000" w:themeColor="text1"/>
-        </w:rPr>
-        <w:t>Edunet</w:t>
-      </w:r>
-      <w:proofErr w:type="spellEnd"/>
-      <w:r>
-        <w:rPr>
-          <w:color w:val="000000" w:themeColor="text1"/>
-        </w:rPr>
-        <w:t xml:space="preserve"> Foundation &amp; FICE Education)</w:t>
-      </w:r>
-    </w:p>
-    <w:p>
-      <w:pPr>
-        <w:spacing w:before="240" w:after="0"/>
-        <w:jc w:val="left"/>
-        <w:rPr>
-          <w:color w:val="000000" w:themeColor="text1"/>
-        </w:rPr>
-      </w:pPr>
-      <w:r>
-        <w:rPr>
-          <w:color w:val="000000" w:themeColor="text1"/>
-        </w:rPr>
-        <w:t xml:space="preserve"> </w:t>
-      </w:r>
       <w:r>
         <w:rPr>
           <w:noProof/>
           <w:color w:val="000000" w:themeColor="text1"/>
         </w:rPr>
         <w:drawing>
-          <wp:inline distT="0" distB="0" distL="0" distR="0" wp14:anchorId="3494E5E9" wp14:editId="0F7D4B24">
-            <wp:extent cx="1995054" cy="1421985"/>
+          <wp:inline distT="0" distB="0" distL="0" distR="0" wp14:anchorId="3494E5E9" wp14:editId="7916652F">
+            <wp:extent cx="1012472" cy="647700"/>
             <wp:effectExtent l="0" t="0" r="0" b="0"/>
             <wp:docPr id="1579247879" name="Picture 1"/>
             <wp:cNvGraphicFramePr>
@@ -2045,7 +1348,7 @@
                     <pic:cNvPicPr/>
                   </pic:nvPicPr>
                   <pic:blipFill>
-                    <a:blip r:embed="rId18" cstate="print">
+                    <a:blip r:embed="rId14" cstate="print">
                       <a:extLst>
                         <a:ext uri="{28A0092B-C50C-407E-A947-70E740481C1C}">
                           <a14:useLocalDpi xmlns:a14="http://schemas.microsoft.com/office/drawing/2010/main" val="0"/>
@@ -2059,7 +1362,7 @@
                   <pic:spPr>
                     <a:xfrm>
                       <a:off x="0" y="0"/>
-                      <a:ext cx="2024617" cy="1443056"/>
+                      <a:ext cx="1088299" cy="696208"/>
                     </a:xfrm>
                     <a:prstGeom prst="rect">
                       <a:avLst/>
@@ -2082,7 +1385,7 @@
         <w:rPr>
           <w:color w:val="000000" w:themeColor="text1"/>
         </w:rPr>
-        <w:t>_______________________________</w:t>
+        <w:t>__________________________</w:t>
       </w:r>
     </w:p>
     <w:p>
@@ -2117,8 +1420,8 @@
           <w:color w:val="000000" w:themeColor="text1"/>
         </w:rPr>
         <w:sectPr>
-          <w:headerReference w:type="default" r:id="rId19"/>
-          <w:footerReference w:type="default" r:id="rId20"/>
+          <w:headerReference w:type="default" r:id="rId15"/>
+          <w:footerReference w:type="default" r:id="rId16"/>
           <w:pgSz w:w="11906" w:h="16838"/>
           <w:pgMar w:top="1440" w:right="1440" w:bottom="1440" w:left="1800" w:header="720" w:footer="720" w:gutter="0"/>
           <w:pgNumType w:start="3"/>
@@ -2436,12 +1739,7 @@
         <w:tblW w:w="8664" w:type="dxa"/>
         <w:tblInd w:w="0" w:type="dxa"/>
         <w:tblBorders>
-          <w:top w:val="single" w:sz="4" w:space="0" w:color="000000"/>
-          <w:left w:val="single" w:sz="4" w:space="0" w:color="000000"/>
-          <w:bottom w:val="single" w:sz="4" w:space="0" w:color="000000"/>
-          <w:right w:val="single" w:sz="4" w:space="0" w:color="000000"/>
-          <w:insideH w:val="single" w:sz="4" w:space="0" w:color="000000"/>
-          <w:insideV w:val="single" w:sz="4" w:space="0" w:color="000000"/>
+          <w:insideH w:val="single" w:sz="4" w:space="0" w:color="auto"/>
         </w:tblBorders>
         <w:tblLayout w:type="fixed"/>
         <w:tblLook w:val="0000" w:firstRow="0" w:lastRow="0" w:firstColumn="0" w:lastColumn="0" w:noHBand="0" w:noVBand="0"/>
@@ -2458,12 +1756,6 @@
         <w:tc>
           <w:tcPr>
             <w:tcW w:w="3899" w:type="dxa"/>
-            <w:tcBorders>
-              <w:top w:val="single" w:sz="4" w:space="0" w:color="1F4E79"/>
-              <w:left w:val="single" w:sz="4" w:space="0" w:color="1F4E79"/>
-              <w:bottom w:val="single" w:sz="4" w:space="0" w:color="1F4E79"/>
-              <w:right w:val="single" w:sz="4" w:space="0" w:color="1F4E79"/>
-            </w:tcBorders>
             <w:tcMar>
               <w:top w:w="80" w:type="dxa"/>
               <w:left w:w="120" w:type="dxa"/>
@@ -2494,12 +1786,6 @@
         <w:tc>
           <w:tcPr>
             <w:tcW w:w="2339" w:type="dxa"/>
-            <w:tcBorders>
-              <w:top w:val="single" w:sz="4" w:space="0" w:color="1F4E79"/>
-              <w:left w:val="single" w:sz="4" w:space="0" w:color="1F4E79"/>
-              <w:bottom w:val="single" w:sz="4" w:space="0" w:color="1F4E79"/>
-              <w:right w:val="single" w:sz="4" w:space="0" w:color="1F4E79"/>
-            </w:tcBorders>
             <w:tcMar>
               <w:top w:w="80" w:type="dxa"/>
               <w:left w:w="120" w:type="dxa"/>
@@ -2542,12 +1828,6 @@
         <w:tc>
           <w:tcPr>
             <w:tcW w:w="2426" w:type="dxa"/>
-            <w:tcBorders>
-              <w:top w:val="single" w:sz="4" w:space="0" w:color="1F4E79"/>
-              <w:left w:val="single" w:sz="4" w:space="0" w:color="1F4E79"/>
-              <w:bottom w:val="single" w:sz="4" w:space="0" w:color="1F4E79"/>
-              <w:right w:val="single" w:sz="4" w:space="0" w:color="1F4E79"/>
-            </w:tcBorders>
             <w:tcMar>
               <w:top w:w="80" w:type="dxa"/>
               <w:left w:w="120" w:type="dxa"/>
@@ -2580,12 +1860,6 @@
         <w:tc>
           <w:tcPr>
             <w:tcW w:w="3899" w:type="dxa"/>
-            <w:tcBorders>
-              <w:top w:val="single" w:sz="4" w:space="0" w:color="C0C8D8"/>
-              <w:left w:val="single" w:sz="4" w:space="0" w:color="C0C8D8"/>
-              <w:bottom w:val="single" w:sz="4" w:space="0" w:color="C0C8D8"/>
-              <w:right w:val="single" w:sz="4" w:space="0" w:color="C0C8D8"/>
-            </w:tcBorders>
             <w:tcMar>
               <w:top w:w="80" w:type="dxa"/>
               <w:left w:w="120" w:type="dxa"/>
@@ -2614,12 +1888,6 @@
         <w:tc>
           <w:tcPr>
             <w:tcW w:w="2339" w:type="dxa"/>
-            <w:tcBorders>
-              <w:top w:val="single" w:sz="4" w:space="0" w:color="C0C8D8"/>
-              <w:left w:val="single" w:sz="4" w:space="0" w:color="C0C8D8"/>
-              <w:bottom w:val="single" w:sz="4" w:space="0" w:color="C0C8D8"/>
-              <w:right w:val="single" w:sz="4" w:space="0" w:color="C0C8D8"/>
-            </w:tcBorders>
             <w:tcMar>
               <w:top w:w="80" w:type="dxa"/>
               <w:left w:w="120" w:type="dxa"/>
@@ -2648,35 +1916,21 @@
         <w:tc>
           <w:tcPr>
             <w:tcW w:w="2426" w:type="dxa"/>
-            <w:tcBorders>
-              <w:top w:val="single" w:sz="4" w:space="0" w:color="C0C8D8"/>
-              <w:left w:val="single" w:sz="4" w:space="0" w:color="C0C8D8"/>
-              <w:bottom w:val="single" w:sz="4" w:space="0" w:color="C0C8D8"/>
-              <w:right w:val="single" w:sz="4" w:space="0" w:color="C0C8D8"/>
-            </w:tcBorders>
-            <w:tcMar>
-              <w:top w:w="80" w:type="dxa"/>
-              <w:left w:w="120" w:type="dxa"/>
-              <w:bottom w:w="80" w:type="dxa"/>
-              <w:right w:w="120" w:type="dxa"/>
-            </w:tcMar>
-          </w:tcPr>
-          <w:p>
-            <w:pPr>
-              <w:spacing w:after="0" w:line="330" w:lineRule="auto"/>
-              <w:jc w:val="left"/>
-              <w:rPr>
-                <w:color w:val="000000" w:themeColor="text1"/>
-              </w:rPr>
-            </w:pPr>
-            <w:r>
-              <w:rPr>
-                <w:color w:val="000000" w:themeColor="text1"/>
-                <w:sz w:val="20"/>
-                <w:szCs w:val="20"/>
-              </w:rPr>
-              <w:t>_______________</w:t>
-            </w:r>
+            <w:tcMar>
+              <w:top w:w="80" w:type="dxa"/>
+              <w:left w:w="120" w:type="dxa"/>
+              <w:bottom w:w="80" w:type="dxa"/>
+              <w:right w:w="120" w:type="dxa"/>
+            </w:tcMar>
+          </w:tcPr>
+          <w:p>
+            <w:pPr>
+              <w:spacing w:after="0" w:line="330" w:lineRule="auto"/>
+              <w:jc w:val="left"/>
+              <w:rPr>
+                <w:color w:val="000000" w:themeColor="text1"/>
+              </w:rPr>
+            </w:pPr>
           </w:p>
         </w:tc>
       </w:tr>
@@ -2721,8 +1975,8 @@
           <w:color w:val="000000" w:themeColor="text1"/>
         </w:rPr>
         <w:sectPr>
-          <w:headerReference w:type="default" r:id="rId21"/>
-          <w:footerReference w:type="default" r:id="rId22"/>
+          <w:headerReference w:type="default" r:id="rId17"/>
+          <w:footerReference w:type="default" r:id="rId18"/>
           <w:pgSz w:w="11906" w:h="16838"/>
           <w:pgMar w:top="1440" w:right="1440" w:bottom="1440" w:left="1800" w:header="720" w:footer="720" w:gutter="0"/>
           <w:pgNumType w:start="4"/>
@@ -3016,8 +2270,8 @@
           <w:color w:val="000000" w:themeColor="text1"/>
         </w:rPr>
         <w:sectPr>
-          <w:headerReference w:type="default" r:id="rId23"/>
-          <w:footerReference w:type="default" r:id="rId24"/>
+          <w:headerReference w:type="default" r:id="rId19"/>
+          <w:footerReference w:type="default" r:id="rId20"/>
           <w:pgSz w:w="11906" w:h="16838"/>
           <w:pgMar w:top="1440" w:right="1440" w:bottom="1440" w:left="1800" w:header="720" w:footer="720" w:gutter="0"/>
           <w:pgNumType w:fmt="lowerRoman" w:start="1"/>
@@ -4709,8 +3963,8 @@
           <w:color w:val="000000" w:themeColor="text1"/>
         </w:rPr>
         <w:sectPr>
-          <w:headerReference w:type="default" r:id="rId25"/>
-          <w:footerReference w:type="default" r:id="rId26"/>
+          <w:headerReference w:type="default" r:id="rId21"/>
+          <w:footerReference w:type="default" r:id="rId22"/>
           <w:pgSz w:w="11906" w:h="16838"/>
           <w:pgMar w:top="1440" w:right="1440" w:bottom="1440" w:left="1800" w:header="720" w:footer="720" w:gutter="0"/>
           <w:pgNumType w:fmt="lowerRoman" w:start="2"/>
@@ -6202,8 +5456,8 @@
           <w:color w:val="000000" w:themeColor="text1"/>
         </w:rPr>
         <w:sectPr>
-          <w:headerReference w:type="default" r:id="rId27"/>
-          <w:footerReference w:type="default" r:id="rId28"/>
+          <w:headerReference w:type="default" r:id="rId23"/>
+          <w:footerReference w:type="default" r:id="rId24"/>
           <w:pgSz w:w="11906" w:h="16838"/>
           <w:pgMar w:top="1440" w:right="1440" w:bottom="1440" w:left="1800" w:header="720" w:footer="720" w:gutter="0"/>
           <w:pgNumType w:fmt="lowerRoman" w:start="4"/>
@@ -8062,8 +7316,8 @@
           <w:color w:val="000000" w:themeColor="text1"/>
         </w:rPr>
         <w:sectPr>
-          <w:headerReference w:type="default" r:id="rId29"/>
-          <w:footerReference w:type="default" r:id="rId30"/>
+          <w:headerReference w:type="default" r:id="rId25"/>
+          <w:footerReference w:type="default" r:id="rId26"/>
           <w:pgSz w:w="11906" w:h="16838"/>
           <w:pgMar w:top="1440" w:right="1440" w:bottom="1440" w:left="1800" w:header="720" w:footer="720" w:gutter="0"/>
           <w:pgNumType w:fmt="lowerRoman" w:start="5"/>
@@ -10396,8 +9650,8 @@
       </w:r>
     </w:p>
     <w:sectPr>
-      <w:headerReference w:type="default" r:id="rId31"/>
-      <w:footerReference w:type="default" r:id="rId32"/>
+      <w:headerReference w:type="default" r:id="rId27"/>
+      <w:footerReference w:type="default" r:id="rId28"/>
       <w:pgSz w:w="11906" w:h="16838"/>
       <w:pgMar w:top="1440" w:right="1440" w:bottom="1440" w:left="1800" w:header="720" w:footer="720" w:gutter="0"/>
       <w:pgNumType w:fmt="lowerRoman" w:start="6"/>
@@ -10457,169 +9711,6 @@
 </file>
 
 <file path=word/footer10.xml><?xml version="1.0" encoding="utf-8"?>
-<w:ftr xmlns:wpc="http://schemas.microsoft.com/office/word/2010/wordprocessingCanvas" xmlns:cx="http://schemas.microsoft.com/office/drawing/2014/chartex" xmlns:cx1="http://schemas.microsoft.com/office/drawing/2015/9/8/chartex" xmlns:cx2="http://schemas.microsoft.com/office/drawing/2015/10/21/chartex" xmlns:cx3="http://schemas.microsoft.com/office/drawing/2016/5/9/chartex" xmlns:cx4="http://schemas.microsoft.com/office/drawing/2016/5/10/chartex" xmlns:cx5="http://schemas.microsoft.com/office/drawing/2016/5/11/chartex" xmlns:cx6="http://schemas.microsoft.com/office/drawing/2016/5/12/chartex" xmlns:cx7="http://schemas.microsoft.com/office/drawing/2016/5/13/chartex" xmlns:cx8="http://schemas.microsoft.com/office/drawing/2016/5/14/chartex" xmlns:mc="http://schemas.openxmlformats.org/markup-compatibility/2006" xmlns:aink="http://schemas.microsoft.com/office/drawing/2016/ink" xmlns:am3d="http://schemas.microsoft.com/office/drawing/2017/model3d" xmlns:o="urn:schemas-microsoft-com:office:office" xmlns:oel="http://schemas.microsoft.com/office/2019/extlst" xmlns:r="http://schemas.openxmlformats.org/officeDocument/2006/relationships" xmlns:m="http://schemas.openxmlformats.org/officeDocument/2006/math" xmlns:v="urn:schemas-microsoft-com:vml" xmlns:wp14="http://schemas.microsoft.com/office/word/2010/wordprocessingDrawing" xmlns:wp="http://schemas.openxmlformats.org/drawingml/2006/wordprocessingDrawing" xmlns:w10="urn:schemas-microsoft-com:office:word" xmlns:w="http://schemas.openxmlformats.org/wordprocessingml/2006/main" xmlns:w14="http://schemas.microsoft.com/office/word/2010/wordml" xmlns:w15="http://schemas.microsoft.com/office/word/2012/wordml" xmlns:w16cex="http://schemas.microsoft.com/office/word/2018/wordml/cex" xmlns:w16cid="http://schemas.microsoft.com/office/word/2016/wordml/cid" xmlns:w16="http://schemas.microsoft.com/office/word/2018/wordml" xmlns:w16du="http://schemas.microsoft.com/office/word/2023/wordml/word16du" xmlns:w16sdtdh="http://schemas.microsoft.com/office/word/2020/wordml/sdtdatahash" xmlns:w16sdtfl="http://schemas.microsoft.com/office/word/2024/wordml/sdtformatlock" xmlns:w16se="http://schemas.microsoft.com/office/word/2015/wordml/symex" xmlns:wpg="http://schemas.microsoft.com/office/word/2010/wordprocessingGroup" xmlns:wpi="http://schemas.microsoft.com/office/word/2010/wordprocessingInk" xmlns:wne="http://schemas.microsoft.com/office/word/2006/wordml" xmlns:wps="http://schemas.microsoft.com/office/word/2010/wordprocessingShape" mc:Ignorable="w14 w15 w16se w16cid w16 w16cex w16sdtdh w16sdtfl w16du wp14">
-  <w:p>
-    <w:pPr>
-      <w:pBdr>
-        <w:top w:val="single" w:sz="4" w:space="0" w:color="2E75B6"/>
-      </w:pBdr>
-      <w:tabs>
-        <w:tab w:val="center" w:pos="4333"/>
-        <w:tab w:val="right" w:pos="8666"/>
-      </w:tabs>
-      <w:spacing w:before="80" w:after="0" w:line="300" w:lineRule="auto"/>
-    </w:pPr>
-    <w:r>
-      <w:rPr>
-        <w:color w:val="666666"/>
-        <w:sz w:val="18"/>
-        <w:szCs w:val="18"/>
-      </w:rPr>
-      <w:t>Gujarat Technological University</w:t>
-    </w:r>
-    <w:r>
-      <w:rPr>
-        <w:color w:val="666666"/>
-        <w:sz w:val="18"/>
-        <w:szCs w:val="18"/>
-      </w:rPr>
-      <w:ptab w:relativeTo="margin" w:alignment="center" w:leader="none"/>
-    </w:r>
-    <w:r>
-      <w:rPr>
-        <w:color w:val="666666"/>
-        <w:sz w:val="18"/>
-        <w:szCs w:val="18"/>
-      </w:rPr>
-      <w:t>iv</w:t>
-    </w:r>
-    <w:r>
-      <w:rPr>
-        <w:color w:val="666666"/>
-        <w:sz w:val="18"/>
-        <w:szCs w:val="18"/>
-      </w:rPr>
-      <w:ptab w:relativeTo="margin" w:alignment="right" w:leader="none"/>
-    </w:r>
-    <w:r>
-      <w:rPr>
-        <w:color w:val="666666"/>
-        <w:sz w:val="18"/>
-        <w:szCs w:val="18"/>
-      </w:rPr>
-      <w:t>Sal Institute of Technology and Engineering Research</w:t>
-    </w:r>
-  </w:p>
-</w:ftr>
-</file>
-
-<file path=word/footer11.xml><?xml version="1.0" encoding="utf-8"?>
-<w:ftr xmlns:wpc="http://schemas.microsoft.com/office/word/2010/wordprocessingCanvas" xmlns:cx="http://schemas.microsoft.com/office/drawing/2014/chartex" xmlns:cx1="http://schemas.microsoft.com/office/drawing/2015/9/8/chartex" xmlns:cx2="http://schemas.microsoft.com/office/drawing/2015/10/21/chartex" xmlns:cx3="http://schemas.microsoft.com/office/drawing/2016/5/9/chartex" xmlns:cx4="http://schemas.microsoft.com/office/drawing/2016/5/10/chartex" xmlns:cx5="http://schemas.microsoft.com/office/drawing/2016/5/11/chartex" xmlns:cx6="http://schemas.microsoft.com/office/drawing/2016/5/12/chartex" xmlns:cx7="http://schemas.microsoft.com/office/drawing/2016/5/13/chartex" xmlns:cx8="http://schemas.microsoft.com/office/drawing/2016/5/14/chartex" xmlns:mc="http://schemas.openxmlformats.org/markup-compatibility/2006" xmlns:aink="http://schemas.microsoft.com/office/drawing/2016/ink" xmlns:am3d="http://schemas.microsoft.com/office/drawing/2017/model3d" xmlns:o="urn:schemas-microsoft-com:office:office" xmlns:oel="http://schemas.microsoft.com/office/2019/extlst" xmlns:r="http://schemas.openxmlformats.org/officeDocument/2006/relationships" xmlns:m="http://schemas.openxmlformats.org/officeDocument/2006/math" xmlns:v="urn:schemas-microsoft-com:vml" xmlns:wp14="http://schemas.microsoft.com/office/word/2010/wordprocessingDrawing" xmlns:wp="http://schemas.openxmlformats.org/drawingml/2006/wordprocessingDrawing" xmlns:w10="urn:schemas-microsoft-com:office:word" xmlns:w="http://schemas.openxmlformats.org/wordprocessingml/2006/main" xmlns:w14="http://schemas.microsoft.com/office/word/2010/wordml" xmlns:w15="http://schemas.microsoft.com/office/word/2012/wordml" xmlns:w16cex="http://schemas.microsoft.com/office/word/2018/wordml/cex" xmlns:w16cid="http://schemas.microsoft.com/office/word/2016/wordml/cid" xmlns:w16="http://schemas.microsoft.com/office/word/2018/wordml" xmlns:w16du="http://schemas.microsoft.com/office/word/2023/wordml/word16du" xmlns:w16sdtdh="http://schemas.microsoft.com/office/word/2020/wordml/sdtdatahash" xmlns:w16sdtfl="http://schemas.microsoft.com/office/word/2024/wordml/sdtformatlock" xmlns:w16se="http://schemas.microsoft.com/office/word/2015/wordml/symex" xmlns:wpg="http://schemas.microsoft.com/office/word/2010/wordprocessingGroup" xmlns:wpi="http://schemas.microsoft.com/office/word/2010/wordprocessingInk" xmlns:wne="http://schemas.microsoft.com/office/word/2006/wordml" xmlns:wps="http://schemas.microsoft.com/office/word/2010/wordprocessingShape" mc:Ignorable="w14 w15 w16se w16cid w16 w16cex w16sdtdh w16sdtfl w16du wp14">
-  <w:p>
-    <w:pPr>
-      <w:pStyle w:val="Footer"/>
-      <w:jc w:val="center"/>
-      <w:rPr>
-        <w:caps/>
-        <w:noProof/>
-        <w:color w:val="4F81BD" w:themeColor="accent1"/>
-        <w:sz w:val="18"/>
-        <w:szCs w:val="18"/>
-      </w:rPr>
-    </w:pPr>
-    <w:r>
-      <w:rPr>
-        <w:caps/>
-        <w:color w:val="4F81BD" w:themeColor="accent1"/>
-        <w:sz w:val="18"/>
-        <w:szCs w:val="18"/>
-      </w:rPr>
-      <w:fldChar w:fldCharType="begin"/>
-    </w:r>
-    <w:r>
-      <w:rPr>
-        <w:caps/>
-        <w:color w:val="4F81BD" w:themeColor="accent1"/>
-        <w:sz w:val="18"/>
-        <w:szCs w:val="18"/>
-      </w:rPr>
-      <w:instrText xml:space="preserve"> PAGE   \* MERGEFORMAT </w:instrText>
-    </w:r>
-    <w:r>
-      <w:rPr>
-        <w:caps/>
-        <w:color w:val="4F81BD" w:themeColor="accent1"/>
-        <w:sz w:val="18"/>
-        <w:szCs w:val="18"/>
-      </w:rPr>
-      <w:fldChar w:fldCharType="separate"/>
-    </w:r>
-    <w:r>
-      <w:rPr>
-        <w:caps/>
-        <w:noProof/>
-        <w:color w:val="4F81BD" w:themeColor="accent1"/>
-        <w:sz w:val="18"/>
-        <w:szCs w:val="18"/>
-      </w:rPr>
-      <w:t>2</w:t>
-    </w:r>
-    <w:r>
-      <w:rPr>
-        <w:caps/>
-        <w:noProof/>
-        <w:color w:val="4F81BD" w:themeColor="accent1"/>
-        <w:sz w:val="18"/>
-        <w:szCs w:val="18"/>
-      </w:rPr>
-      <w:fldChar w:fldCharType="end"/>
-    </w:r>
-  </w:p>
-  <w:p>
-    <w:pPr>
-      <w:pBdr>
-        <w:top w:val="single" w:sz="4" w:space="0" w:color="2E75B6"/>
-      </w:pBdr>
-      <w:tabs>
-        <w:tab w:val="center" w:pos="4333"/>
-        <w:tab w:val="right" w:pos="8666"/>
-      </w:tabs>
-      <w:spacing w:before="80" w:after="0" w:line="300" w:lineRule="auto"/>
-      <w:rPr>
-        <w:sz w:val="18"/>
-        <w:szCs w:val="18"/>
-        <w:lang w:val="en-US"/>
-      </w:rPr>
-    </w:pPr>
-    <w:r>
-      <w:rPr>
-        <w:sz w:val="18"/>
-        <w:szCs w:val="18"/>
-        <w:lang w:val="en-US"/>
-      </w:rPr>
-      <w:t xml:space="preserve">Gujarat Technological University </w:t>
-    </w:r>
-    <w:r>
-      <w:rPr>
-        <w:sz w:val="18"/>
-        <w:szCs w:val="18"/>
-        <w:lang w:val="en-US"/>
-      </w:rPr>
-      <w:t xml:space="preserve">                                                        </w:t>
-    </w:r>
-    <w:r>
-      <w:rPr>
-        <w:sz w:val="18"/>
-        <w:szCs w:val="18"/>
-        <w:lang w:val="en-US"/>
-      </w:rPr>
-      <w:t>Sal Institute of Technology and Engineering Research</w:t>
-    </w:r>
-  </w:p>
-</w:ftr>
-</file>
-
-<file path=word/footer12.xml><?xml version="1.0" encoding="utf-8"?>
 <w:ftr xmlns:wpc="http://schemas.microsoft.com/office/word/2010/wordprocessingCanvas" xmlns:cx="http://schemas.microsoft.com/office/drawing/2014/chartex" xmlns:cx1="http://schemas.microsoft.com/office/drawing/2015/9/8/chartex" xmlns:cx2="http://schemas.microsoft.com/office/drawing/2015/10/21/chartex" xmlns:cx3="http://schemas.microsoft.com/office/drawing/2016/5/9/chartex" xmlns:cx4="http://schemas.microsoft.com/office/drawing/2016/5/10/chartex" xmlns:cx5="http://schemas.microsoft.com/office/drawing/2016/5/11/chartex" xmlns:cx6="http://schemas.microsoft.com/office/drawing/2016/5/12/chartex" xmlns:cx7="http://schemas.microsoft.com/office/drawing/2016/5/13/chartex" xmlns:cx8="http://schemas.microsoft.com/office/drawing/2016/5/14/chartex" xmlns:mc="http://schemas.openxmlformats.org/markup-compatibility/2006" xmlns:aink="http://schemas.microsoft.com/office/drawing/2016/ink" xmlns:am3d="http://schemas.microsoft.com/office/drawing/2017/model3d" xmlns:o="urn:schemas-microsoft-com:office:office" xmlns:oel="http://schemas.microsoft.com/office/2019/extlst" xmlns:r="http://schemas.openxmlformats.org/officeDocument/2006/relationships" xmlns:m="http://schemas.openxmlformats.org/officeDocument/2006/math" xmlns:v="urn:schemas-microsoft-com:vml" xmlns:wp14="http://schemas.microsoft.com/office/word/2010/wordprocessingDrawing" xmlns:wp="http://schemas.openxmlformats.org/drawingml/2006/wordprocessingDrawing" xmlns:w10="urn:schemas-microsoft-com:office:word" xmlns:w="http://schemas.openxmlformats.org/wordprocessingml/2006/main" xmlns:w14="http://schemas.microsoft.com/office/word/2010/wordml" xmlns:w15="http://schemas.microsoft.com/office/word/2012/wordml" xmlns:w16cex="http://schemas.microsoft.com/office/word/2018/wordml/cex" xmlns:w16cid="http://schemas.microsoft.com/office/word/2016/wordml/cid" xmlns:w16="http://schemas.microsoft.com/office/word/2018/wordml" xmlns:w16du="http://schemas.microsoft.com/office/word/2023/wordml/word16du" xmlns:w16sdtdh="http://schemas.microsoft.com/office/word/2020/wordml/sdtdatahash" xmlns:w16sdtfl="http://schemas.microsoft.com/office/word/2024/wordml/sdtformatlock" xmlns:w16se="http://schemas.microsoft.com/office/word/2015/wordml/symex" xmlns:wpg="http://schemas.microsoft.com/office/word/2010/wordprocessingGroup" xmlns:wpi="http://schemas.microsoft.com/office/word/2010/wordprocessingInk" xmlns:wne="http://schemas.microsoft.com/office/word/2006/wordml" xmlns:wps="http://schemas.microsoft.com/office/word/2010/wordprocessingShape" mc:Ignorable="w14 w15 w16se w16cid w16 w16cex w16sdtdh w16sdtfl w16du wp14">
   <w:p>
     <w:pPr>
@@ -10891,21 +9982,64 @@
 <w:ftr xmlns:wpc="http://schemas.microsoft.com/office/word/2010/wordprocessingCanvas" xmlns:cx="http://schemas.microsoft.com/office/drawing/2014/chartex" xmlns:cx1="http://schemas.microsoft.com/office/drawing/2015/9/8/chartex" xmlns:cx2="http://schemas.microsoft.com/office/drawing/2015/10/21/chartex" xmlns:cx3="http://schemas.microsoft.com/office/drawing/2016/5/9/chartex" xmlns:cx4="http://schemas.microsoft.com/office/drawing/2016/5/10/chartex" xmlns:cx5="http://schemas.microsoft.com/office/drawing/2016/5/11/chartex" xmlns:cx6="http://schemas.microsoft.com/office/drawing/2016/5/12/chartex" xmlns:cx7="http://schemas.microsoft.com/office/drawing/2016/5/13/chartex" xmlns:cx8="http://schemas.microsoft.com/office/drawing/2016/5/14/chartex" xmlns:mc="http://schemas.openxmlformats.org/markup-compatibility/2006" xmlns:aink="http://schemas.microsoft.com/office/drawing/2016/ink" xmlns:am3d="http://schemas.microsoft.com/office/drawing/2017/model3d" xmlns:o="urn:schemas-microsoft-com:office:office" xmlns:oel="http://schemas.microsoft.com/office/2019/extlst" xmlns:r="http://schemas.openxmlformats.org/officeDocument/2006/relationships" xmlns:m="http://schemas.openxmlformats.org/officeDocument/2006/math" xmlns:v="urn:schemas-microsoft-com:vml" xmlns:wp14="http://schemas.microsoft.com/office/word/2010/wordprocessingDrawing" xmlns:wp="http://schemas.openxmlformats.org/drawingml/2006/wordprocessingDrawing" xmlns:w10="urn:schemas-microsoft-com:office:word" xmlns:w="http://schemas.openxmlformats.org/wordprocessingml/2006/main" xmlns:w14="http://schemas.microsoft.com/office/word/2010/wordml" xmlns:w15="http://schemas.microsoft.com/office/word/2012/wordml" xmlns:w16cex="http://schemas.microsoft.com/office/word/2018/wordml/cex" xmlns:w16cid="http://schemas.microsoft.com/office/word/2016/wordml/cid" xmlns:w16="http://schemas.microsoft.com/office/word/2018/wordml" xmlns:w16du="http://schemas.microsoft.com/office/word/2023/wordml/word16du" xmlns:w16sdtdh="http://schemas.microsoft.com/office/word/2020/wordml/sdtdatahash" xmlns:w16sdtfl="http://schemas.microsoft.com/office/word/2024/wordml/sdtformatlock" xmlns:w16se="http://schemas.microsoft.com/office/word/2015/wordml/symex" xmlns:wpg="http://schemas.microsoft.com/office/word/2010/wordprocessingGroup" xmlns:wpi="http://schemas.microsoft.com/office/word/2010/wordprocessingInk" xmlns:wne="http://schemas.microsoft.com/office/word/2006/wordml" xmlns:wps="http://schemas.microsoft.com/office/word/2010/wordprocessingShape" mc:Ignorable="w14 w15 w16se w16cid w16 w16cex w16sdtdh w16sdtfl w16du wp14">
   <w:p>
     <w:pPr>
-      <w:pBdr>
-        <w:top w:val="single" w:sz="4" w:space="0" w:color="2E75B6"/>
-      </w:pBdr>
-      <w:tabs>
-        <w:tab w:val="center" w:pos="4333"/>
-        <w:tab w:val="right" w:pos="8666"/>
-      </w:tabs>
-      <w:spacing w:before="80" w:after="0" w:line="300" w:lineRule="auto"/>
+      <w:pStyle w:val="Footer"/>
+      <w:jc w:val="center"/>
+      <w:rPr>
+        <w:caps/>
+        <w:noProof/>
+        <w:color w:val="4F81BD" w:themeColor="accent1"/>
+        <w:sz w:val="18"/>
+        <w:szCs w:val="18"/>
+      </w:rPr>
     </w:pPr>
+    <w:r>
+      <w:rPr>
+        <w:caps/>
+        <w:color w:val="4F81BD" w:themeColor="accent1"/>
+        <w:sz w:val="18"/>
+        <w:szCs w:val="18"/>
+      </w:rPr>
+      <w:fldChar w:fldCharType="begin"/>
+    </w:r>
+    <w:r>
+      <w:rPr>
+        <w:caps/>
+        <w:color w:val="4F81BD" w:themeColor="accent1"/>
+        <w:sz w:val="18"/>
+        <w:szCs w:val="18"/>
+      </w:rPr>
+      <w:instrText xml:space="preserve"> PAGE   \* MERGEFORMAT </w:instrText>
+    </w:r>
+    <w:r>
+      <w:rPr>
+        <w:caps/>
+        <w:color w:val="4F81BD" w:themeColor="accent1"/>
+        <w:sz w:val="18"/>
+        <w:szCs w:val="18"/>
+      </w:rPr>
+      <w:fldChar w:fldCharType="separate"/>
+    </w:r>
+    <w:r>
+      <w:rPr>
+        <w:caps/>
+        <w:noProof/>
+        <w:color w:val="4F81BD" w:themeColor="accent1"/>
+        <w:sz w:val="18"/>
+        <w:szCs w:val="18"/>
+      </w:rPr>
+      <w:t>2</w:t>
+    </w:r>
+    <w:r>
+      <w:rPr>
+        <w:caps/>
+        <w:noProof/>
+        <w:color w:val="4F81BD" w:themeColor="accent1"/>
+        <w:sz w:val="18"/>
+        <w:szCs w:val="18"/>
+      </w:rPr>
+      <w:fldChar w:fldCharType="end"/>
+    </w:r>
   </w:p>
-</w:ftr>
-</file>
-
-<file path=word/footer7.xml><?xml version="1.0" encoding="utf-8"?>
-<w:ftr xmlns:wpc="http://schemas.microsoft.com/office/word/2010/wordprocessingCanvas" xmlns:cx="http://schemas.microsoft.com/office/drawing/2014/chartex" xmlns:cx1="http://schemas.microsoft.com/office/drawing/2015/9/8/chartex" xmlns:cx2="http://schemas.microsoft.com/office/drawing/2015/10/21/chartex" xmlns:cx3="http://schemas.microsoft.com/office/drawing/2016/5/9/chartex" xmlns:cx4="http://schemas.microsoft.com/office/drawing/2016/5/10/chartex" xmlns:cx5="http://schemas.microsoft.com/office/drawing/2016/5/11/chartex" xmlns:cx6="http://schemas.microsoft.com/office/drawing/2016/5/12/chartex" xmlns:cx7="http://schemas.microsoft.com/office/drawing/2016/5/13/chartex" xmlns:cx8="http://schemas.microsoft.com/office/drawing/2016/5/14/chartex" xmlns:mc="http://schemas.openxmlformats.org/markup-compatibility/2006" xmlns:aink="http://schemas.microsoft.com/office/drawing/2016/ink" xmlns:am3d="http://schemas.microsoft.com/office/drawing/2017/model3d" xmlns:o="urn:schemas-microsoft-com:office:office" xmlns:oel="http://schemas.microsoft.com/office/2019/extlst" xmlns:r="http://schemas.openxmlformats.org/officeDocument/2006/relationships" xmlns:m="http://schemas.openxmlformats.org/officeDocument/2006/math" xmlns:v="urn:schemas-microsoft-com:vml" xmlns:wp14="http://schemas.microsoft.com/office/word/2010/wordprocessingDrawing" xmlns:wp="http://schemas.openxmlformats.org/drawingml/2006/wordprocessingDrawing" xmlns:w10="urn:schemas-microsoft-com:office:word" xmlns:w="http://schemas.openxmlformats.org/wordprocessingml/2006/main" xmlns:w14="http://schemas.microsoft.com/office/word/2010/wordml" xmlns:w15="http://schemas.microsoft.com/office/word/2012/wordml" xmlns:w16cex="http://schemas.microsoft.com/office/word/2018/wordml/cex" xmlns:w16cid="http://schemas.microsoft.com/office/word/2016/wordml/cid" xmlns:w16="http://schemas.microsoft.com/office/word/2018/wordml" xmlns:w16du="http://schemas.microsoft.com/office/word/2023/wordml/word16du" xmlns:w16sdtdh="http://schemas.microsoft.com/office/word/2020/wordml/sdtdatahash" xmlns:w16sdtfl="http://schemas.microsoft.com/office/word/2024/wordml/sdtformatlock" xmlns:w16se="http://schemas.microsoft.com/office/word/2015/wordml/symex" xmlns:wpg="http://schemas.microsoft.com/office/word/2010/wordprocessingGroup" xmlns:wpi="http://schemas.microsoft.com/office/word/2010/wordprocessingInk" xmlns:wne="http://schemas.microsoft.com/office/word/2006/wordml" xmlns:wps="http://schemas.microsoft.com/office/word/2010/wordprocessingShape" mc:Ignorable="w14 w15 w16se w16cid w16 w16cex w16sdtdh w16sdtfl w16du wp14">
   <w:p>
     <w:pPr>
       <w:pBdr>
@@ -10916,20 +10050,41 @@
         <w:tab w:val="right" w:pos="8666"/>
       </w:tabs>
       <w:spacing w:before="80" w:after="0" w:line="300" w:lineRule="auto"/>
+      <w:rPr>
+        <w:sz w:val="18"/>
+        <w:szCs w:val="18"/>
+        <w:lang w:val="en-US"/>
+      </w:rPr>
     </w:pPr>
     <w:r>
       <w:rPr>
-        <w:color w:val="666666"/>
         <w:sz w:val="18"/>
         <w:szCs w:val="18"/>
+        <w:lang w:val="en-US"/>
       </w:rPr>
-      <w:t>Gujarat Technological University                                                         SAL Institute of Technology &amp; Engineering Research</w:t>
+      <w:t xml:space="preserve">Gujarat Technological University </w:t>
+    </w:r>
+    <w:r>
+      <w:rPr>
+        <w:sz w:val="18"/>
+        <w:szCs w:val="18"/>
+        <w:lang w:val="en-US"/>
+      </w:rPr>
+      <w:t xml:space="preserve">                                                        </w:t>
+    </w:r>
+    <w:r>
+      <w:rPr>
+        <w:sz w:val="18"/>
+        <w:szCs w:val="18"/>
+        <w:lang w:val="en-US"/>
+      </w:rPr>
+      <w:t>Sal Institute of Technology and Engineering Research</w:t>
     </w:r>
   </w:p>
 </w:ftr>
 </file>
 
-<file path=word/footer8.xml><?xml version="1.0" encoding="utf-8"?>
+<file path=word/footer7.xml><?xml version="1.0" encoding="utf-8"?>
 <w:ftr xmlns:wpc="http://schemas.microsoft.com/office/word/2010/wordprocessingCanvas" xmlns:cx="http://schemas.microsoft.com/office/drawing/2014/chartex" xmlns:cx1="http://schemas.microsoft.com/office/drawing/2015/9/8/chartex" xmlns:cx2="http://schemas.microsoft.com/office/drawing/2015/10/21/chartex" xmlns:cx3="http://schemas.microsoft.com/office/drawing/2016/5/9/chartex" xmlns:cx4="http://schemas.microsoft.com/office/drawing/2016/5/10/chartex" xmlns:cx5="http://schemas.microsoft.com/office/drawing/2016/5/11/chartex" xmlns:cx6="http://schemas.microsoft.com/office/drawing/2016/5/12/chartex" xmlns:cx7="http://schemas.microsoft.com/office/drawing/2016/5/13/chartex" xmlns:cx8="http://schemas.microsoft.com/office/drawing/2016/5/14/chartex" xmlns:mc="http://schemas.openxmlformats.org/markup-compatibility/2006" xmlns:aink="http://schemas.microsoft.com/office/drawing/2016/ink" xmlns:am3d="http://schemas.microsoft.com/office/drawing/2017/model3d" xmlns:o="urn:schemas-microsoft-com:office:office" xmlns:oel="http://schemas.microsoft.com/office/2019/extlst" xmlns:r="http://schemas.openxmlformats.org/officeDocument/2006/relationships" xmlns:m="http://schemas.openxmlformats.org/officeDocument/2006/math" xmlns:v="urn:schemas-microsoft-com:vml" xmlns:wp14="http://schemas.microsoft.com/office/word/2010/wordprocessingDrawing" xmlns:wp="http://schemas.openxmlformats.org/drawingml/2006/wordprocessingDrawing" xmlns:w10="urn:schemas-microsoft-com:office:word" xmlns:w="http://schemas.openxmlformats.org/wordprocessingml/2006/main" xmlns:w14="http://schemas.microsoft.com/office/word/2010/wordml" xmlns:w15="http://schemas.microsoft.com/office/word/2012/wordml" xmlns:w16cex="http://schemas.microsoft.com/office/word/2018/wordml/cex" xmlns:w16cid="http://schemas.microsoft.com/office/word/2016/wordml/cid" xmlns:w16="http://schemas.microsoft.com/office/word/2018/wordml" xmlns:w16du="http://schemas.microsoft.com/office/word/2023/wordml/word16du" xmlns:w16sdtdh="http://schemas.microsoft.com/office/word/2020/wordml/sdtdatahash" xmlns:w16sdtfl="http://schemas.microsoft.com/office/word/2024/wordml/sdtformatlock" xmlns:w16se="http://schemas.microsoft.com/office/word/2015/wordml/symex" xmlns:wpg="http://schemas.microsoft.com/office/word/2010/wordprocessingGroup" xmlns:wpi="http://schemas.microsoft.com/office/word/2010/wordprocessingInk" xmlns:wne="http://schemas.microsoft.com/office/word/2006/wordml" xmlns:wps="http://schemas.microsoft.com/office/word/2010/wordprocessingShape" mc:Ignorable="w14 w15 w16se w16cid w16 w16cex w16sdtdh w16sdtfl w16du wp14">
   <w:p>
     <w:pPr>
@@ -11028,6 +10183,63 @@
         <w:sz w:val="18"/>
         <w:szCs w:val="18"/>
         <w:lang w:val="en-US"/>
+      </w:rPr>
+      <w:t>Sal Institute of Technology and Engineering Research</w:t>
+    </w:r>
+  </w:p>
+</w:ftr>
+</file>
+
+<file path=word/footer8.xml><?xml version="1.0" encoding="utf-8"?>
+<w:ftr xmlns:wpc="http://schemas.microsoft.com/office/word/2010/wordprocessingCanvas" xmlns:cx="http://schemas.microsoft.com/office/drawing/2014/chartex" xmlns:cx1="http://schemas.microsoft.com/office/drawing/2015/9/8/chartex" xmlns:cx2="http://schemas.microsoft.com/office/drawing/2015/10/21/chartex" xmlns:cx3="http://schemas.microsoft.com/office/drawing/2016/5/9/chartex" xmlns:cx4="http://schemas.microsoft.com/office/drawing/2016/5/10/chartex" xmlns:cx5="http://schemas.microsoft.com/office/drawing/2016/5/11/chartex" xmlns:cx6="http://schemas.microsoft.com/office/drawing/2016/5/12/chartex" xmlns:cx7="http://schemas.microsoft.com/office/drawing/2016/5/13/chartex" xmlns:cx8="http://schemas.microsoft.com/office/drawing/2016/5/14/chartex" xmlns:mc="http://schemas.openxmlformats.org/markup-compatibility/2006" xmlns:aink="http://schemas.microsoft.com/office/drawing/2016/ink" xmlns:am3d="http://schemas.microsoft.com/office/drawing/2017/model3d" xmlns:o="urn:schemas-microsoft-com:office:office" xmlns:oel="http://schemas.microsoft.com/office/2019/extlst" xmlns:r="http://schemas.openxmlformats.org/officeDocument/2006/relationships" xmlns:m="http://schemas.openxmlformats.org/officeDocument/2006/math" xmlns:v="urn:schemas-microsoft-com:vml" xmlns:wp14="http://schemas.microsoft.com/office/word/2010/wordprocessingDrawing" xmlns:wp="http://schemas.openxmlformats.org/drawingml/2006/wordprocessingDrawing" xmlns:w10="urn:schemas-microsoft-com:office:word" xmlns:w="http://schemas.openxmlformats.org/wordprocessingml/2006/main" xmlns:w14="http://schemas.microsoft.com/office/word/2010/wordml" xmlns:w15="http://schemas.microsoft.com/office/word/2012/wordml" xmlns:w16cex="http://schemas.microsoft.com/office/word/2018/wordml/cex" xmlns:w16cid="http://schemas.microsoft.com/office/word/2016/wordml/cid" xmlns:w16="http://schemas.microsoft.com/office/word/2018/wordml" xmlns:w16du="http://schemas.microsoft.com/office/word/2023/wordml/word16du" xmlns:w16sdtdh="http://schemas.microsoft.com/office/word/2020/wordml/sdtdatahash" xmlns:w16sdtfl="http://schemas.microsoft.com/office/word/2024/wordml/sdtformatlock" xmlns:w16se="http://schemas.microsoft.com/office/word/2015/wordml/symex" xmlns:wpg="http://schemas.microsoft.com/office/word/2010/wordprocessingGroup" xmlns:wpi="http://schemas.microsoft.com/office/word/2010/wordprocessingInk" xmlns:wne="http://schemas.microsoft.com/office/word/2006/wordml" xmlns:wps="http://schemas.microsoft.com/office/word/2010/wordprocessingShape" mc:Ignorable="w14 w15 w16se w16cid w16 w16cex w16sdtdh w16sdtfl w16du wp14">
+  <w:p>
+    <w:pPr>
+      <w:pBdr>
+        <w:top w:val="single" w:sz="4" w:space="0" w:color="2E75B6"/>
+      </w:pBdr>
+      <w:tabs>
+        <w:tab w:val="center" w:pos="4333"/>
+        <w:tab w:val="right" w:pos="8666"/>
+      </w:tabs>
+      <w:spacing w:before="80" w:after="0" w:line="300" w:lineRule="auto"/>
+    </w:pPr>
+    <w:r>
+      <w:rPr>
+        <w:color w:val="666666"/>
+        <w:sz w:val="18"/>
+        <w:szCs w:val="18"/>
+      </w:rPr>
+      <w:t>Gujarat Technological University</w:t>
+    </w:r>
+    <w:r>
+      <w:rPr>
+        <w:color w:val="666666"/>
+        <w:sz w:val="18"/>
+        <w:szCs w:val="18"/>
+      </w:rPr>
+      <w:ptab w:relativeTo="margin" w:alignment="center" w:leader="none"/>
+    </w:r>
+    <w:r>
+      <w:rPr>
+        <w:color w:val="666666"/>
+        <w:sz w:val="18"/>
+        <w:szCs w:val="18"/>
+      </w:rPr>
+      <w:t>iv</w:t>
+    </w:r>
+    <w:r>
+      <w:rPr>
+        <w:color w:val="666666"/>
+        <w:sz w:val="18"/>
+        <w:szCs w:val="18"/>
+      </w:rPr>
+      <w:ptab w:relativeTo="margin" w:alignment="right" w:leader="none"/>
+    </w:r>
+    <w:r>
+      <w:rPr>
+        <w:color w:val="666666"/>
+        <w:sz w:val="18"/>
+        <w:szCs w:val="18"/>
       </w:rPr>
       <w:t>Sal Institute of Technology and Engineering Research</w:t>
     </w:r>
@@ -11177,22 +10389,6 @@
 </w:hdr>
 </file>
 
-<file path=word/header10.xml><?xml version="1.0" encoding="utf-8"?>
-<w:hdr xmlns:wpc="http://schemas.microsoft.com/office/word/2010/wordprocessingCanvas" xmlns:cx="http://schemas.microsoft.com/office/drawing/2014/chartex" xmlns:cx1="http://schemas.microsoft.com/office/drawing/2015/9/8/chartex" xmlns:cx2="http://schemas.microsoft.com/office/drawing/2015/10/21/chartex" xmlns:cx3="http://schemas.microsoft.com/office/drawing/2016/5/9/chartex" xmlns:cx4="http://schemas.microsoft.com/office/drawing/2016/5/10/chartex" xmlns:cx5="http://schemas.microsoft.com/office/drawing/2016/5/11/chartex" xmlns:cx6="http://schemas.microsoft.com/office/drawing/2016/5/12/chartex" xmlns:cx7="http://schemas.microsoft.com/office/drawing/2016/5/13/chartex" xmlns:cx8="http://schemas.microsoft.com/office/drawing/2016/5/14/chartex" xmlns:mc="http://schemas.openxmlformats.org/markup-compatibility/2006" xmlns:aink="http://schemas.microsoft.com/office/drawing/2016/ink" xmlns:am3d="http://schemas.microsoft.com/office/drawing/2017/model3d" xmlns:o="urn:schemas-microsoft-com:office:office" xmlns:oel="http://schemas.microsoft.com/office/2019/extlst" xmlns:r="http://schemas.openxmlformats.org/officeDocument/2006/relationships" xmlns:m="http://schemas.openxmlformats.org/officeDocument/2006/math" xmlns:v="urn:schemas-microsoft-com:vml" xmlns:wp14="http://schemas.microsoft.com/office/word/2010/wordprocessingDrawing" xmlns:wp="http://schemas.openxmlformats.org/drawingml/2006/wordprocessingDrawing" xmlns:w10="urn:schemas-microsoft-com:office:word" xmlns:w="http://schemas.openxmlformats.org/wordprocessingml/2006/main" xmlns:w14="http://schemas.microsoft.com/office/word/2010/wordml" xmlns:w15="http://schemas.microsoft.com/office/word/2012/wordml" xmlns:w16cex="http://schemas.microsoft.com/office/word/2018/wordml/cex" xmlns:w16cid="http://schemas.microsoft.com/office/word/2016/wordml/cid" xmlns:w16="http://schemas.microsoft.com/office/word/2018/wordml" xmlns:w16du="http://schemas.microsoft.com/office/word/2023/wordml/word16du" xmlns:w16sdtdh="http://schemas.microsoft.com/office/word/2020/wordml/sdtdatahash" xmlns:w16sdtfl="http://schemas.microsoft.com/office/word/2024/wordml/sdtformatlock" xmlns:w16se="http://schemas.microsoft.com/office/word/2015/wordml/symex" xmlns:wpg="http://schemas.microsoft.com/office/word/2010/wordprocessingGroup" xmlns:wpi="http://schemas.microsoft.com/office/word/2010/wordprocessingInk" xmlns:wne="http://schemas.microsoft.com/office/word/2006/wordml" xmlns:wps="http://schemas.microsoft.com/office/word/2010/wordprocessingShape" mc:Ignorable="w14 w15 w16se w16cid w16 w16cex w16sdtdh w16sdtfl w16du wp14">
-  <w:p>
-    <w:pPr>
-      <w:pBdr>
-        <w:bottom w:val="single" w:sz="4" w:space="0" w:color="2E75B6"/>
-      </w:pBdr>
-      <w:tabs>
-        <w:tab w:val="right" w:pos="8666"/>
-      </w:tabs>
-      <w:spacing w:after="80" w:line="300" w:lineRule="auto"/>
-    </w:pPr>
-  </w:p>
-</w:hdr>
-</file>
-
 <file path=word/header2.xml><?xml version="1.0" encoding="utf-8"?>
 <w:hdr xmlns:wpc="http://schemas.microsoft.com/office/word/2010/wordprocessingCanvas" xmlns:cx="http://schemas.microsoft.com/office/drawing/2014/chartex" xmlns:cx1="http://schemas.microsoft.com/office/drawing/2015/9/8/chartex" xmlns:cx2="http://schemas.microsoft.com/office/drawing/2015/10/21/chartex" xmlns:cx3="http://schemas.microsoft.com/office/drawing/2016/5/9/chartex" xmlns:cx4="http://schemas.microsoft.com/office/drawing/2016/5/10/chartex" xmlns:cx5="http://schemas.microsoft.com/office/drawing/2016/5/11/chartex" xmlns:cx6="http://schemas.microsoft.com/office/drawing/2016/5/12/chartex" xmlns:cx7="http://schemas.microsoft.com/office/drawing/2016/5/13/chartex" xmlns:cx8="http://schemas.microsoft.com/office/drawing/2016/5/14/chartex" xmlns:mc="http://schemas.openxmlformats.org/markup-compatibility/2006" xmlns:aink="http://schemas.microsoft.com/office/drawing/2016/ink" xmlns:am3d="http://schemas.microsoft.com/office/drawing/2017/model3d" xmlns:o="urn:schemas-microsoft-com:office:office" xmlns:oel="http://schemas.microsoft.com/office/2019/extlst" xmlns:r="http://schemas.openxmlformats.org/officeDocument/2006/relationships" xmlns:m="http://schemas.openxmlformats.org/officeDocument/2006/math" xmlns:v="urn:schemas-microsoft-com:vml" xmlns:wp14="http://schemas.microsoft.com/office/word/2010/wordprocessingDrawing" xmlns:wp="http://schemas.openxmlformats.org/drawingml/2006/wordprocessingDrawing" xmlns:w10="urn:schemas-microsoft-com:office:word" xmlns:w="http://schemas.openxmlformats.org/wordprocessingml/2006/main" xmlns:w14="http://schemas.microsoft.com/office/word/2010/wordml" xmlns:w15="http://schemas.microsoft.com/office/word/2012/wordml" xmlns:w16cex="http://schemas.microsoft.com/office/word/2018/wordml/cex" xmlns:w16cid="http://schemas.microsoft.com/office/word/2016/wordml/cid" xmlns:w16="http://schemas.microsoft.com/office/word/2018/wordml" xmlns:w16du="http://schemas.microsoft.com/office/word/2023/wordml/word16du" xmlns:w16sdtdh="http://schemas.microsoft.com/office/word/2020/wordml/sdtdatahash" xmlns:w16sdtfl="http://schemas.microsoft.com/office/word/2024/wordml/sdtformatlock" xmlns:w16se="http://schemas.microsoft.com/office/word/2015/wordml/symex" xmlns:wpg="http://schemas.microsoft.com/office/word/2010/wordprocessingGroup" xmlns:wpi="http://schemas.microsoft.com/office/word/2010/wordprocessingInk" xmlns:wne="http://schemas.microsoft.com/office/word/2006/wordml" xmlns:wps="http://schemas.microsoft.com/office/word/2010/wordprocessingShape" mc:Ignorable="w14 w15 w16se w16cid w16 w16cex w16sdtdh w16sdtfl w16du wp14">
   <w:p>
@@ -11239,12 +10435,6 @@
       <w:spacing w:after="0"/>
       <w:jc w:val="left"/>
     </w:pPr>
-    <w:r>
-      <w:rPr>
-        <w:color w:val="000000"/>
-      </w:rPr>
-      <w:t xml:space="preserve"> </w:t>
-    </w:r>
   </w:p>
 </w:hdr>
 </file>
@@ -11256,6 +10446,12 @@
       <w:spacing w:after="0"/>
       <w:jc w:val="left"/>
     </w:pPr>
+    <w:r>
+      <w:rPr>
+        <w:color w:val="000000"/>
+      </w:rPr>
+      <w:t xml:space="preserve"> </w:t>
+    </w:r>
   </w:p>
 </w:hdr>
 </file>
@@ -11275,25 +10471,13 @@
 <w:hdr xmlns:wpc="http://schemas.microsoft.com/office/word/2010/wordprocessingCanvas" xmlns:cx="http://schemas.microsoft.com/office/drawing/2014/chartex" xmlns:cx1="http://schemas.microsoft.com/office/drawing/2015/9/8/chartex" xmlns:cx2="http://schemas.microsoft.com/office/drawing/2015/10/21/chartex" xmlns:cx3="http://schemas.microsoft.com/office/drawing/2016/5/9/chartex" xmlns:cx4="http://schemas.microsoft.com/office/drawing/2016/5/10/chartex" xmlns:cx5="http://schemas.microsoft.com/office/drawing/2016/5/11/chartex" xmlns:cx6="http://schemas.microsoft.com/office/drawing/2016/5/12/chartex" xmlns:cx7="http://schemas.microsoft.com/office/drawing/2016/5/13/chartex" xmlns:cx8="http://schemas.microsoft.com/office/drawing/2016/5/14/chartex" xmlns:mc="http://schemas.openxmlformats.org/markup-compatibility/2006" xmlns:aink="http://schemas.microsoft.com/office/drawing/2016/ink" xmlns:am3d="http://schemas.microsoft.com/office/drawing/2017/model3d" xmlns:o="urn:schemas-microsoft-com:office:office" xmlns:oel="http://schemas.microsoft.com/office/2019/extlst" xmlns:r="http://schemas.openxmlformats.org/officeDocument/2006/relationships" xmlns:m="http://schemas.openxmlformats.org/officeDocument/2006/math" xmlns:v="urn:schemas-microsoft-com:vml" xmlns:wp14="http://schemas.microsoft.com/office/word/2010/wordprocessingDrawing" xmlns:wp="http://schemas.openxmlformats.org/drawingml/2006/wordprocessingDrawing" xmlns:w10="urn:schemas-microsoft-com:office:word" xmlns:w="http://schemas.openxmlformats.org/wordprocessingml/2006/main" xmlns:w14="http://schemas.microsoft.com/office/word/2010/wordml" xmlns:w15="http://schemas.microsoft.com/office/word/2012/wordml" xmlns:w16cex="http://schemas.microsoft.com/office/word/2018/wordml/cex" xmlns:w16cid="http://schemas.microsoft.com/office/word/2016/wordml/cid" xmlns:w16="http://schemas.microsoft.com/office/word/2018/wordml" xmlns:w16du="http://schemas.microsoft.com/office/word/2023/wordml/word16du" xmlns:w16sdtdh="http://schemas.microsoft.com/office/word/2020/wordml/sdtdatahash" xmlns:w16sdtfl="http://schemas.microsoft.com/office/word/2024/wordml/sdtformatlock" xmlns:w16se="http://schemas.microsoft.com/office/word/2015/wordml/symex" xmlns:wpg="http://schemas.microsoft.com/office/word/2010/wordprocessingGroup" xmlns:wpi="http://schemas.microsoft.com/office/word/2010/wordprocessingInk" xmlns:wne="http://schemas.microsoft.com/office/word/2006/wordml" xmlns:wps="http://schemas.microsoft.com/office/word/2010/wordprocessingShape" mc:Ignorable="w14 w15 w16se w16cid w16 w16cex w16sdtdh w16sdtfl w16du wp14">
   <w:p>
     <w:pPr>
-      <w:spacing w:after="0"/>
-      <w:jc w:val="left"/>
-    </w:pPr>
-    <w:r>
-      <w:rPr>
-        <w:color w:val="000000"/>
-      </w:rPr>
-      <w:t xml:space="preserve"> </w:t>
-    </w:r>
-  </w:p>
-</w:hdr>
-</file>
-
-<file path=word/header9.xml><?xml version="1.0" encoding="utf-8"?>
-<w:hdr xmlns:wpc="http://schemas.microsoft.com/office/word/2010/wordprocessingCanvas" xmlns:cx="http://schemas.microsoft.com/office/drawing/2014/chartex" xmlns:cx1="http://schemas.microsoft.com/office/drawing/2015/9/8/chartex" xmlns:cx2="http://schemas.microsoft.com/office/drawing/2015/10/21/chartex" xmlns:cx3="http://schemas.microsoft.com/office/drawing/2016/5/9/chartex" xmlns:cx4="http://schemas.microsoft.com/office/drawing/2016/5/10/chartex" xmlns:cx5="http://schemas.microsoft.com/office/drawing/2016/5/11/chartex" xmlns:cx6="http://schemas.microsoft.com/office/drawing/2016/5/12/chartex" xmlns:cx7="http://schemas.microsoft.com/office/drawing/2016/5/13/chartex" xmlns:cx8="http://schemas.microsoft.com/office/drawing/2016/5/14/chartex" xmlns:mc="http://schemas.openxmlformats.org/markup-compatibility/2006" xmlns:aink="http://schemas.microsoft.com/office/drawing/2016/ink" xmlns:am3d="http://schemas.microsoft.com/office/drawing/2017/model3d" xmlns:o="urn:schemas-microsoft-com:office:office" xmlns:oel="http://schemas.microsoft.com/office/2019/extlst" xmlns:r="http://schemas.openxmlformats.org/officeDocument/2006/relationships" xmlns:m="http://schemas.openxmlformats.org/officeDocument/2006/math" xmlns:v="urn:schemas-microsoft-com:vml" xmlns:wp14="http://schemas.microsoft.com/office/word/2010/wordprocessingDrawing" xmlns:wp="http://schemas.openxmlformats.org/drawingml/2006/wordprocessingDrawing" xmlns:w10="urn:schemas-microsoft-com:office:word" xmlns:w="http://schemas.openxmlformats.org/wordprocessingml/2006/main" xmlns:w14="http://schemas.microsoft.com/office/word/2010/wordml" xmlns:w15="http://schemas.microsoft.com/office/word/2012/wordml" xmlns:w16cex="http://schemas.microsoft.com/office/word/2018/wordml/cex" xmlns:w16cid="http://schemas.microsoft.com/office/word/2016/wordml/cid" xmlns:w16="http://schemas.microsoft.com/office/word/2018/wordml" xmlns:w16du="http://schemas.microsoft.com/office/word/2023/wordml/word16du" xmlns:w16sdtdh="http://schemas.microsoft.com/office/word/2020/wordml/sdtdatahash" xmlns:w16sdtfl="http://schemas.microsoft.com/office/word/2024/wordml/sdtformatlock" xmlns:w16se="http://schemas.microsoft.com/office/word/2015/wordml/symex" xmlns:wpg="http://schemas.microsoft.com/office/word/2010/wordprocessingGroup" xmlns:wpi="http://schemas.microsoft.com/office/word/2010/wordprocessingInk" xmlns:wne="http://schemas.microsoft.com/office/word/2006/wordml" xmlns:wps="http://schemas.microsoft.com/office/word/2010/wordprocessingShape" mc:Ignorable="w14 w15 w16se w16cid w16 w16cex w16sdtdh w16sdtfl w16du wp14">
-  <w:p>
-    <w:pPr>
-      <w:spacing w:after="0"/>
-      <w:jc w:val="left"/>
+      <w:pBdr>
+        <w:bottom w:val="single" w:sz="4" w:space="0" w:color="2E75B6"/>
+      </w:pBdr>
+      <w:tabs>
+        <w:tab w:val="right" w:pos="8666"/>
+      </w:tabs>
+      <w:spacing w:after="80" w:line="300" w:lineRule="auto"/>
     </w:pPr>
   </w:p>
 </w:hdr>

--- a/Internship-Project-Report-2026/internship-project-report-1.docx
+++ b/Internship-Project-Report-2026/internship-project-report-1.docx
@@ -81,11 +81,19 @@
         <w:spacing w:before="60" w:after="60"/>
         <w:jc w:val="center"/>
         <w:rPr>
-          <w:color w:val="000000" w:themeColor="text1"/>
-        </w:rPr>
-      </w:pPr>
-      <w:r>
-        <w:rPr>
+          <w:b/>
+          <w:bCs/>
+          <w:i/>
+          <w:iCs/>
+          <w:color w:val="000000" w:themeColor="text1"/>
+        </w:rPr>
+      </w:pPr>
+      <w:r>
+        <w:rPr>
+          <w:b/>
+          <w:bCs/>
+          <w:i/>
+          <w:iCs/>
           <w:color w:val="000000" w:themeColor="text1"/>
         </w:rPr>
         <w:t>Submitted by</w:t>
@@ -96,13 +104,28 @@
         <w:spacing w:before="60" w:after="60"/>
         <w:jc w:val="center"/>
         <w:rPr>
-          <w:color w:val="000000" w:themeColor="text1"/>
-        </w:rPr>
-      </w:pPr>
-      <w:r>
-        <w:rPr>
           <w:b/>
           <w:bCs/>
+          <w:i/>
+          <w:iCs/>
+          <w:color w:val="000000" w:themeColor="text1"/>
+        </w:rPr>
+      </w:pPr>
+    </w:p>
+    <w:p>
+      <w:pPr>
+        <w:spacing w:before="60" w:after="60"/>
+        <w:jc w:val="center"/>
+        <w:rPr>
+          <w:b/>
+          <w:bCs/>
+          <w:color w:val="000000" w:themeColor="text1"/>
+        </w:rPr>
+      </w:pPr>
+      <w:r>
+        <w:rPr>
+          <w:b/>
+          <w:bCs/>
           <w:color w:val="000000" w:themeColor="text1"/>
           <w:sz w:val="32"/>
           <w:szCs w:val="32"/>
@@ -115,22 +138,18 @@
         <w:spacing w:before="60" w:after="60"/>
         <w:jc w:val="center"/>
         <w:rPr>
-          <w:color w:val="000000" w:themeColor="text1"/>
-        </w:rPr>
-      </w:pPr>
-      <w:proofErr w:type="spellStart"/>
-      <w:r>
-        <w:rPr>
-          <w:color w:val="000000" w:themeColor="text1"/>
-        </w:rPr>
-        <w:t>Enrollment</w:t>
-      </w:r>
-      <w:proofErr w:type="spellEnd"/>
-      <w:r>
-        <w:rPr>
-          <w:color w:val="000000" w:themeColor="text1"/>
-        </w:rPr>
-        <w:t xml:space="preserve"> Number: 220670132018</w:t>
+          <w:b/>
+          <w:bCs/>
+          <w:color w:val="000000" w:themeColor="text1"/>
+        </w:rPr>
+      </w:pPr>
+      <w:r>
+        <w:rPr>
+          <w:b/>
+          <w:bCs/>
+          <w:color w:val="000000" w:themeColor="text1"/>
+        </w:rPr>
+        <w:t>220670132018</w:t>
       </w:r>
     </w:p>
     <w:p>
@@ -153,11 +172,15 @@
         <w:spacing w:before="60" w:after="60"/>
         <w:jc w:val="center"/>
         <w:rPr>
-          <w:color w:val="000000" w:themeColor="text1"/>
-        </w:rPr>
-      </w:pPr>
-      <w:r>
-        <w:rPr>
+          <w:b/>
+          <w:bCs/>
+          <w:color w:val="000000" w:themeColor="text1"/>
+        </w:rPr>
+      </w:pPr>
+      <w:r>
+        <w:rPr>
+          <w:b/>
+          <w:bCs/>
           <w:color w:val="000000" w:themeColor="text1"/>
         </w:rPr>
         <w:t xml:space="preserve">In partial </w:t>
@@ -165,6 +188,8 @@
       <w:proofErr w:type="spellStart"/>
       <w:r>
         <w:rPr>
+          <w:b/>
+          <w:bCs/>
           <w:color w:val="000000" w:themeColor="text1"/>
         </w:rPr>
         <w:t>fulfillment</w:t>
@@ -172,6 +197,8 @@
       <w:proofErr w:type="spellEnd"/>
       <w:r>
         <w:rPr>
+          <w:b/>
+          <w:bCs/>
           <w:color w:val="000000" w:themeColor="text1"/>
         </w:rPr>
         <w:t xml:space="preserve"> for the award of the degree of</w:t>
@@ -182,14 +209,16 @@
         <w:spacing w:before="60" w:after="60"/>
         <w:jc w:val="center"/>
         <w:rPr>
-          <w:color w:val="000000" w:themeColor="text1"/>
-        </w:rPr>
-      </w:pPr>
-      <w:r>
-        <w:rPr>
           <w:b/>
           <w:bCs/>
           <w:color w:val="000000" w:themeColor="text1"/>
+        </w:rPr>
+      </w:pPr>
+      <w:r>
+        <w:rPr>
+          <w:b/>
+          <w:bCs/>
+          <w:color w:val="000000" w:themeColor="text1"/>
           <w:sz w:val="28"/>
           <w:szCs w:val="28"/>
         </w:rPr>
@@ -216,18 +245,86 @@
         <w:spacing w:before="60" w:after="60"/>
         <w:jc w:val="center"/>
         <w:rPr>
-          <w:color w:val="000000" w:themeColor="text1"/>
-        </w:rPr>
-      </w:pPr>
-      <w:r>
-        <w:rPr>
           <w:b/>
           <w:bCs/>
           <w:color w:val="000000" w:themeColor="text1"/>
           <w:sz w:val="28"/>
           <w:szCs w:val="28"/>
         </w:rPr>
+      </w:pPr>
+      <w:r>
+        <w:rPr>
+          <w:b/>
+          <w:bCs/>
+          <w:color w:val="000000" w:themeColor="text1"/>
+          <w:sz w:val="28"/>
+          <w:szCs w:val="28"/>
+        </w:rPr>
         <w:t>Information and Communication Technology</w:t>
+      </w:r>
+    </w:p>
+    <w:p>
+      <w:pPr>
+        <w:spacing w:before="60" w:after="60"/>
+        <w:jc w:val="center"/>
+        <w:rPr>
+          <w:color w:val="000000" w:themeColor="text1"/>
+        </w:rPr>
+      </w:pPr>
+      <w:r>
+        <w:rPr>
+          <w:b/>
+          <w:bCs/>
+          <w:color w:val="000000" w:themeColor="text1"/>
+          <w:sz w:val="28"/>
+          <w:szCs w:val="28"/>
+        </w:rPr>
+        <w:t>SAL Institute of Technology and Engineering Research</w:t>
+      </w:r>
+    </w:p>
+    <w:p>
+      <w:pPr>
+        <w:spacing w:before="60" w:after="60"/>
+        <w:jc w:val="center"/>
+        <w:rPr>
+          <w:b/>
+          <w:bCs/>
+          <w:color w:val="000000" w:themeColor="text1"/>
+          <w:sz w:val="28"/>
+          <w:szCs w:val="28"/>
+        </w:rPr>
+      </w:pPr>
+      <w:r>
+        <w:rPr>
+          <w:b/>
+          <w:bCs/>
+          <w:color w:val="000000" w:themeColor="text1"/>
+          <w:sz w:val="28"/>
+          <w:szCs w:val="28"/>
+        </w:rPr>
+        <w:t>Opp. Science City, Sola-</w:t>
+      </w:r>
+      <w:proofErr w:type="spellStart"/>
+      <w:r>
+        <w:rPr>
+          <w:b/>
+          <w:bCs/>
+          <w:color w:val="000000" w:themeColor="text1"/>
+          <w:sz w:val="28"/>
+          <w:szCs w:val="28"/>
+        </w:rPr>
+        <w:t>Bhadaj</w:t>
+      </w:r>
+      <w:proofErr w:type="spellEnd"/>
+      <w:r>
+        <w:rPr>
+          <w:b/>
+          <w:bCs/>
+          <w:color w:val="000000" w:themeColor="text1"/>
+          <w:sz w:val="28"/>
+          <w:szCs w:val="28"/>
+        </w:rPr>
+        <w:t xml:space="preserve"> Road, Ahmedabad – 380060</w:t>
       </w:r>
     </w:p>
     <w:p>
@@ -397,18 +494,12 @@
     </w:tbl>
     <w:p>
       <w:pPr>
-        <w:spacing w:before="120" w:after="0"/>
+        <w:spacing w:before="60" w:after="0"/>
         <w:jc w:val="left"/>
         <w:rPr>
           <w:color w:val="000000" w:themeColor="text1"/>
         </w:rPr>
       </w:pPr>
-      <w:r>
-        <w:rPr>
-          <w:color w:val="000000" w:themeColor="text1"/>
-        </w:rPr>
-        <w:t xml:space="preserve"> </w:t>
-      </w:r>
     </w:p>
     <w:p>
       <w:pPr>
@@ -426,7 +517,22 @@
           <w:sz w:val="28"/>
           <w:szCs w:val="28"/>
         </w:rPr>
-        <w:t>SAL Institute of Technology and Engineering Research</w:t>
+        <w:t>Gujarat Technological University, Ahmedabad</w:t>
+      </w:r>
+    </w:p>
+    <w:p>
+      <w:pPr>
+        <w:spacing w:before="60" w:after="0"/>
+        <w:jc w:val="left"/>
+        <w:rPr>
+          <w:color w:val="000000" w:themeColor="text1"/>
+        </w:rPr>
+      </w:pPr>
+      <w:r>
+        <w:rPr>
+          <w:color w:val="000000" w:themeColor="text1"/>
+        </w:rPr>
+        <w:t xml:space="preserve"> </w:t>
       </w:r>
     </w:p>
     <w:p>
@@ -436,88 +542,10 @@
         <w:rPr>
           <w:color w:val="000000" w:themeColor="text1"/>
         </w:rPr>
-      </w:pPr>
-      <w:r>
-        <w:rPr>
-          <w:color w:val="000000" w:themeColor="text1"/>
-        </w:rPr>
-        <w:t>Opp. Science City, Sola-</w:t>
-      </w:r>
-      <w:proofErr w:type="spellStart"/>
-      <w:r>
-        <w:rPr>
-          <w:color w:val="000000" w:themeColor="text1"/>
-        </w:rPr>
-        <w:t>Bhadaj</w:t>
-      </w:r>
-      <w:proofErr w:type="spellEnd"/>
-      <w:r>
-        <w:rPr>
-          <w:color w:val="000000" w:themeColor="text1"/>
-        </w:rPr>
-        <w:t xml:space="preserve"> Road, Ahmedabad – 380060</w:t>
-      </w:r>
-    </w:p>
-    <w:p>
-      <w:pPr>
-        <w:spacing w:before="60" w:after="0"/>
-        <w:jc w:val="left"/>
-        <w:rPr>
-          <w:color w:val="000000" w:themeColor="text1"/>
-        </w:rPr>
-      </w:pPr>
-      <w:r>
-        <w:rPr>
-          <w:color w:val="000000" w:themeColor="text1"/>
-        </w:rPr>
-        <w:t xml:space="preserve"> </w:t>
-      </w:r>
-    </w:p>
-    <w:p>
-      <w:pPr>
-        <w:spacing w:before="60" w:after="60"/>
-        <w:jc w:val="center"/>
-        <w:rPr>
-          <w:color w:val="000000" w:themeColor="text1"/>
-        </w:rPr>
-      </w:pPr>
-      <w:r>
-        <w:rPr>
-          <w:b/>
-          <w:bCs/>
-          <w:color w:val="000000" w:themeColor="text1"/>
-          <w:sz w:val="28"/>
-          <w:szCs w:val="28"/>
-        </w:rPr>
-        <w:t>Gujarat Technological University, Ahmedabad</w:t>
-      </w:r>
-    </w:p>
-    <w:p>
-      <w:pPr>
-        <w:spacing w:before="60" w:after="0"/>
-        <w:jc w:val="left"/>
-        <w:rPr>
-          <w:color w:val="000000" w:themeColor="text1"/>
-        </w:rPr>
-      </w:pPr>
-      <w:r>
-        <w:rPr>
-          <w:color w:val="000000" w:themeColor="text1"/>
-        </w:rPr>
-        <w:t xml:space="preserve"> </w:t>
-      </w:r>
-    </w:p>
-    <w:p>
-      <w:pPr>
-        <w:spacing w:before="60" w:after="60"/>
-        <w:jc w:val="center"/>
-        <w:rPr>
-          <w:color w:val="000000" w:themeColor="text1"/>
-        </w:rPr>
         <w:sectPr>
           <w:headerReference w:type="default" r:id="rId10"/>
-          <w:footerReference w:type="even" r:id="rId11"/>
-          <w:footerReference w:type="default" r:id="rId12"/>
+          <w:footerReference w:type="default" r:id="rId11"/>
+          <w:headerReference w:type="first" r:id="rId12"/>
           <w:footerReference w:type="first" r:id="rId13"/>
           <w:pgSz w:w="11906" w:h="16838"/>
           <w:pgMar w:top="1440" w:right="1440" w:bottom="1440" w:left="1800" w:header="708" w:footer="708" w:gutter="0"/>
@@ -732,7 +760,7 @@
           <w:sz w:val="28"/>
           <w:szCs w:val="28"/>
         </w:rPr>
-        <w:t>SAL INSTITUTE OF TECHNOLOGY AND ENGINEERING RESEARCH</w:t>
+        <w:t>SAL Institute of Technology and Engineering Research</w:t>
       </w:r>
     </w:p>
     <w:p>
@@ -740,12 +768,16 @@
         <w:spacing w:before="60" w:after="60"/>
         <w:jc w:val="center"/>
         <w:rPr>
+          <w:b/>
+          <w:bCs/>
           <w:color w:val="000000" w:themeColor="text1"/>
         </w:rPr>
       </w:pPr>
       <w:proofErr w:type="spellStart"/>
       <w:r>
         <w:rPr>
+          <w:b/>
+          <w:bCs/>
           <w:color w:val="000000" w:themeColor="text1"/>
         </w:rPr>
         <w:t>Bhadaj</w:t>
@@ -753,6 +785,8 @@
       <w:proofErr w:type="spellEnd"/>
       <w:r>
         <w:rPr>
+          <w:b/>
+          <w:bCs/>
           <w:color w:val="000000" w:themeColor="text1"/>
         </w:rPr>
         <w:t xml:space="preserve"> Circle, Ahmedabad, Gujarat (Affiliated with GTU)</w:t>
@@ -906,12 +940,6 @@
                 <w:color w:val="000000" w:themeColor="text1"/>
               </w:rPr>
             </w:pPr>
-            <w:r>
-              <w:rPr>
-                <w:color w:val="000000" w:themeColor="text1"/>
-              </w:rPr>
-              <w:t>_______________________</w:t>
-            </w:r>
           </w:p>
         </w:tc>
         <w:tc>
@@ -932,12 +960,6 @@
                 <w:color w:val="000000" w:themeColor="text1"/>
               </w:rPr>
             </w:pPr>
-            <w:r>
-              <w:rPr>
-                <w:color w:val="000000" w:themeColor="text1"/>
-              </w:rPr>
-              <w:t>_______________________</w:t>
-            </w:r>
           </w:p>
         </w:tc>
       </w:tr>
@@ -982,11 +1004,26 @@
           <w:p>
             <w:pPr>
               <w:spacing w:after="40"/>
-              <w:jc w:val="right"/>
-              <w:rPr>
-                <w:color w:val="000000" w:themeColor="text1"/>
-              </w:rPr>
-            </w:pPr>
+              <w:rPr>
+                <w:color w:val="000000" w:themeColor="text1"/>
+              </w:rPr>
+            </w:pPr>
+            <w:r>
+              <w:rPr>
+                <w:b/>
+                <w:bCs/>
+                <w:color w:val="000000" w:themeColor="text1"/>
+              </w:rPr>
+              <w:t xml:space="preserve">     </w:t>
+            </w:r>
+            <w:r>
+              <w:rPr>
+                <w:b/>
+                <w:bCs/>
+                <w:color w:val="000000" w:themeColor="text1"/>
+              </w:rPr>
+              <w:t xml:space="preserve">         </w:t>
+            </w:r>
             <w:r>
               <w:rPr>
                 <w:b/>
@@ -1037,16 +1074,71 @@
           <w:p>
             <w:pPr>
               <w:spacing w:after="0"/>
-              <w:jc w:val="right"/>
-              <w:rPr>
-                <w:color w:val="000000" w:themeColor="text1"/>
-              </w:rPr>
-            </w:pPr>
-            <w:r>
-              <w:rPr>
-                <w:color w:val="000000" w:themeColor="text1"/>
-              </w:rPr>
-              <w:t>Head of CE/CSE/ICT Dept., SALITER</w:t>
+              <w:rPr>
+                <w:color w:val="000000" w:themeColor="text1"/>
+              </w:rPr>
+            </w:pPr>
+            <w:r>
+              <w:rPr>
+                <w:color w:val="000000" w:themeColor="text1"/>
+              </w:rPr>
+              <w:t xml:space="preserve">     </w:t>
+            </w:r>
+            <w:r>
+              <w:rPr>
+                <w:color w:val="000000" w:themeColor="text1"/>
+              </w:rPr>
+              <w:t xml:space="preserve">         </w:t>
+            </w:r>
+            <w:r>
+              <w:rPr>
+                <w:color w:val="000000" w:themeColor="text1"/>
+              </w:rPr>
+              <w:t>Head of CE/CSE/ICT Dep</w:t>
+            </w:r>
+            <w:r>
+              <w:rPr>
+                <w:color w:val="000000" w:themeColor="text1"/>
+              </w:rPr>
+              <w:t>ar</w:t>
+            </w:r>
+            <w:r>
+              <w:rPr>
+                <w:color w:val="000000" w:themeColor="text1"/>
+              </w:rPr>
+              <w:t>t</w:t>
+            </w:r>
+            <w:r>
+              <w:rPr>
+                <w:color w:val="000000" w:themeColor="text1"/>
+              </w:rPr>
+              <w:t>ment</w:t>
+            </w:r>
+          </w:p>
+          <w:p>
+            <w:pPr>
+              <w:spacing w:after="0"/>
+              <w:rPr>
+                <w:color w:val="000000" w:themeColor="text1"/>
+              </w:rPr>
+            </w:pPr>
+            <w:r>
+              <w:rPr>
+                <w:color w:val="000000" w:themeColor="text1"/>
+              </w:rPr>
+              <w:t xml:space="preserve">     </w:t>
+            </w:r>
+            <w:r>
+              <w:rPr>
+                <w:color w:val="000000" w:themeColor="text1"/>
+              </w:rPr>
+              <w:t xml:space="preserve">         </w:t>
+            </w:r>
+            <w:r>
+              <w:rPr>
+                <w:color w:val="000000" w:themeColor="text1"/>
+              </w:rPr>
+              <w:t>SALITER</w:t>
             </w:r>
           </w:p>
         </w:tc>
@@ -1063,280 +1155,77 @@
     </w:p>
     <w:p>
       <w:pPr>
-        <w:spacing w:before="120" w:after="0"/>
-        <w:jc w:val="left"/>
-        <w:rPr>
-          <w:color w:val="000000" w:themeColor="text1"/>
-        </w:rPr>
-      </w:pPr>
-    </w:p>
-    <w:p>
-      <w:pPr>
-        <w:spacing w:before="120" w:after="0"/>
-        <w:jc w:val="left"/>
-        <w:rPr>
-          <w:color w:val="000000" w:themeColor="text1"/>
-        </w:rPr>
-      </w:pPr>
-    </w:p>
-    <w:p>
-      <w:pPr>
-        <w:spacing w:before="60" w:after="60"/>
+        <w:rPr>
+          <w:color w:val="000000" w:themeColor="text1"/>
+        </w:rPr>
+      </w:pPr>
+    </w:p>
+    <w:p>
+      <w:pPr>
+        <w:spacing w:after="480" w:line="480" w:lineRule="auto"/>
+        <w:rPr>
+          <w:color w:val="000000" w:themeColor="text1"/>
+        </w:rPr>
+      </w:pPr>
+    </w:p>
+    <w:p>
+      <w:pPr>
+        <w:spacing w:after="480" w:line="480" w:lineRule="auto"/>
         <w:jc w:val="center"/>
-        <w:rPr>
-          <w:color w:val="000000" w:themeColor="text1"/>
-        </w:rPr>
-      </w:pPr>
-      <w:r>
         <w:rPr>
           <w:b/>
           <w:bCs/>
-          <w:color w:val="000000" w:themeColor="text1"/>
-          <w:sz w:val="28"/>
-          <w:szCs w:val="28"/>
-        </w:rPr>
-        <w:lastRenderedPageBreak/>
-        <w:t>MICROSOFT ELEVATE INTERNSHIP PROGRAM</w:t>
-      </w:r>
-    </w:p>
-    <w:p>
-      <w:pPr>
-        <w:spacing w:before="60" w:after="60"/>
-        <w:jc w:val="center"/>
-        <w:rPr>
-          <w:color w:val="000000" w:themeColor="text1"/>
-        </w:rPr>
-      </w:pPr>
-      <w:r>
-        <w:rPr>
-          <w:color w:val="000000" w:themeColor="text1"/>
-        </w:rPr>
-        <w:t xml:space="preserve">(Powered by </w:t>
-      </w:r>
-      <w:proofErr w:type="spellStart"/>
-      <w:r>
-        <w:rPr>
-          <w:color w:val="000000" w:themeColor="text1"/>
-        </w:rPr>
-        <w:t>Edunet</w:t>
-      </w:r>
-      <w:proofErr w:type="spellEnd"/>
-      <w:r>
-        <w:rPr>
-          <w:color w:val="000000" w:themeColor="text1"/>
-        </w:rPr>
-        <w:t xml:space="preserve"> Foundation &amp; FICE Education)</w:t>
-      </w:r>
-    </w:p>
-    <w:p>
-      <w:pPr>
-        <w:spacing w:before="120" w:after="0"/>
-        <w:jc w:val="left"/>
-        <w:rPr>
-          <w:color w:val="000000" w:themeColor="text1"/>
-        </w:rPr>
-      </w:pPr>
-      <w:r>
-        <w:rPr>
-          <w:color w:val="000000" w:themeColor="text1"/>
-        </w:rPr>
-        <w:t xml:space="preserve"> </w:t>
-      </w:r>
-    </w:p>
-    <w:p>
-      <w:pPr>
-        <w:jc w:val="right"/>
-        <w:rPr>
-          <w:color w:val="000000" w:themeColor="text1"/>
-        </w:rPr>
-      </w:pPr>
-      <w:r>
-        <w:rPr>
-          <w:color w:val="000000" w:themeColor="text1"/>
-        </w:rPr>
-        <w:t>Date: 15/04/2026</w:t>
-      </w:r>
-    </w:p>
-    <w:p>
-      <w:pPr>
-        <w:spacing w:before="120" w:after="0"/>
-        <w:jc w:val="left"/>
-        <w:rPr>
-          <w:color w:val="000000" w:themeColor="text1"/>
-        </w:rPr>
-      </w:pPr>
-      <w:r>
-        <w:rPr>
-          <w:color w:val="000000" w:themeColor="text1"/>
-        </w:rPr>
-        <w:t xml:space="preserve"> </w:t>
-      </w:r>
-    </w:p>
-    <w:p>
-      <w:pPr>
-        <w:spacing w:before="60" w:after="60"/>
-        <w:jc w:val="center"/>
-        <w:rPr>
-          <w:color w:val="000000" w:themeColor="text1"/>
+          <w:smallCaps/>
+          <w:color w:val="000000" w:themeColor="text1"/>
+          <w:sz w:val="36"/>
+          <w:szCs w:val="36"/>
         </w:rPr>
       </w:pPr>
       <w:r>
         <w:rPr>
           <w:b/>
           <w:bCs/>
-          <w:color w:val="000000" w:themeColor="text1"/>
-          <w:sz w:val="28"/>
-          <w:szCs w:val="28"/>
-        </w:rPr>
-        <w:t>TO WHOM IT MAY CONCERN</w:t>
-      </w:r>
-    </w:p>
-    <w:p>
-      <w:pPr>
-        <w:spacing w:before="240" w:after="0"/>
-        <w:jc w:val="left"/>
-        <w:rPr>
-          <w:color w:val="000000" w:themeColor="text1"/>
-        </w:rPr>
-      </w:pPr>
-      <w:r>
-        <w:rPr>
-          <w:color w:val="000000" w:themeColor="text1"/>
-        </w:rPr>
-        <w:t xml:space="preserve"> </w:t>
-      </w:r>
-    </w:p>
-    <w:p>
-      <w:pPr>
-        <w:rPr>
-          <w:color w:val="000000" w:themeColor="text1"/>
-        </w:rPr>
-      </w:pPr>
-      <w:r>
-        <w:rPr>
-          <w:color w:val="000000" w:themeColor="text1"/>
-        </w:rPr>
-        <w:t>This is to certify that Jainil Gupta, a student of SAL Institute of Technology and Engineering Research, Ahmedabad (</w:t>
-      </w:r>
-      <w:proofErr w:type="spellStart"/>
-      <w:r>
-        <w:rPr>
-          <w:color w:val="000000" w:themeColor="text1"/>
-        </w:rPr>
-        <w:t>Enrollment</w:t>
-      </w:r>
-      <w:proofErr w:type="spellEnd"/>
-      <w:r>
-        <w:rPr>
-          <w:color w:val="000000" w:themeColor="text1"/>
-        </w:rPr>
-        <w:t xml:space="preserve"> No. 220670132018), has successfully completed his internship in the field of Artificial Intelligence, Machine Learning, Deep Learning, Data Analytics, and Microsoft Azure Cloud Computing from January 01, 2026 to April 15, 2026 (Total Duration: 12 Weeks) under the Microsoft Elevate – GTU Internship Program, powered by </w:t>
-      </w:r>
-      <w:proofErr w:type="spellStart"/>
-      <w:r>
-        <w:rPr>
-          <w:color w:val="000000" w:themeColor="text1"/>
-        </w:rPr>
-        <w:t>Edunet</w:t>
-      </w:r>
-      <w:proofErr w:type="spellEnd"/>
-      <w:r>
-        <w:rPr>
-          <w:color w:val="000000" w:themeColor="text1"/>
-        </w:rPr>
-        <w:t xml:space="preserve"> Foundation and FICE Education.</w:t>
-      </w:r>
-    </w:p>
-    <w:p>
-      <w:pPr>
-        <w:rPr>
-          <w:color w:val="000000" w:themeColor="text1"/>
-        </w:rPr>
-      </w:pPr>
-      <w:r>
-        <w:rPr>
-          <w:color w:val="000000" w:themeColor="text1"/>
-        </w:rPr>
-        <w:t>During the tenure of this internship, the student demonstrated exceptional technical aptitude and consistently delivered quality work across all learning modules. He successfully achieved the Microsoft Azure Fundamentals (AZ-900) certification with a score of 820/1000. His capstone project – AI-Powered Border Surveillance System with Real-Time Anomaly Detection – received high commendation from the Microsoft Elevate evaluation panel for its comprehensive implementation and industry-standard quality.</w:t>
-      </w:r>
-    </w:p>
-    <w:p>
-      <w:pPr>
-        <w:rPr>
-          <w:color w:val="000000" w:themeColor="text1"/>
-        </w:rPr>
-      </w:pPr>
-      <w:r>
-        <w:rPr>
-          <w:color w:val="000000" w:themeColor="text1"/>
-        </w:rPr>
-        <w:t xml:space="preserve">We wish him every success in his future academic and professional endeavours. </w:t>
-      </w:r>
-    </w:p>
-    <w:p>
-      <w:pPr>
-        <w:rPr>
-          <w:color w:val="000000" w:themeColor="text1"/>
-        </w:rPr>
-      </w:pPr>
-      <w:r>
-        <w:rPr>
-          <w:color w:val="000000" w:themeColor="text1"/>
-        </w:rPr>
-        <w:t>For Microsoft Elevate Internship Program</w:t>
-      </w:r>
-    </w:p>
-    <w:p>
-      <w:pPr>
-        <w:rPr>
-          <w:color w:val="000000" w:themeColor="text1"/>
-        </w:rPr>
-      </w:pPr>
-      <w:r>
-        <w:rPr>
-          <w:color w:val="000000" w:themeColor="text1"/>
-        </w:rPr>
-        <w:t xml:space="preserve">(via </w:t>
-      </w:r>
-      <w:proofErr w:type="spellStart"/>
-      <w:r>
-        <w:rPr>
-          <w:color w:val="000000" w:themeColor="text1"/>
-        </w:rPr>
-        <w:t>Edunet</w:t>
-      </w:r>
-      <w:proofErr w:type="spellEnd"/>
-      <w:r>
-        <w:rPr>
-          <w:color w:val="000000" w:themeColor="text1"/>
-        </w:rPr>
-        <w:t xml:space="preserve"> Foundation &amp; FICE Education)</w:t>
-      </w:r>
-    </w:p>
-    <w:p>
-      <w:pPr>
-        <w:spacing w:before="240" w:after="0"/>
-        <w:jc w:val="left"/>
-        <w:rPr>
-          <w:color w:val="000000" w:themeColor="text1"/>
-        </w:rPr>
-      </w:pPr>
-      <w:r>
-        <w:rPr>
-          <w:color w:val="000000" w:themeColor="text1"/>
-        </w:rPr>
-        <w:t xml:space="preserve"> </w:t>
-      </w:r>
+          <w:smallCaps/>
+          <w:color w:val="000000" w:themeColor="text1"/>
+          <w:sz w:val="36"/>
+          <w:szCs w:val="36"/>
+        </w:rPr>
+        <w:lastRenderedPageBreak/>
+        <w:t>CERTIFICATE</w:t>
+      </w:r>
+    </w:p>
+    <w:p>
+      <w:pPr>
+        <w:spacing w:after="480" w:line="480" w:lineRule="auto"/>
+        <w:jc w:val="center"/>
+        <w:rPr>
+          <w:b/>
+          <w:bCs/>
+          <w:smallCaps/>
+          <w:color w:val="000000" w:themeColor="text1"/>
+          <w:sz w:val="36"/>
+          <w:szCs w:val="36"/>
+        </w:rPr>
+      </w:pPr>
+    </w:p>
+    <w:p>
+      <w:pPr>
+        <w:spacing w:after="480" w:line="480" w:lineRule="auto"/>
+        <w:jc w:val="center"/>
+        <w:rPr>
+          <w:color w:val="000000" w:themeColor="text1"/>
+        </w:rPr>
+      </w:pPr>
       <w:r>
         <w:rPr>
           <w:noProof/>
           <w:color w:val="000000" w:themeColor="text1"/>
         </w:rPr>
         <w:drawing>
-          <wp:inline distT="0" distB="0" distL="0" distR="0" wp14:anchorId="3494E5E9" wp14:editId="7916652F">
-            <wp:extent cx="1012472" cy="647700"/>
-            <wp:effectExtent l="0" t="0" r="0" b="0"/>
-            <wp:docPr id="1579247879" name="Picture 1"/>
+          <wp:inline distT="0" distB="0" distL="0" distR="0" wp14:anchorId="6093BAF7" wp14:editId="471E0F70">
+            <wp:extent cx="5502910" cy="3931920"/>
+            <wp:effectExtent l="0" t="0" r="2540" b="0"/>
+            <wp:docPr id="1416368944" name="Picture 1"/>
             <wp:cNvGraphicFramePr>
               <a:graphicFrameLocks xmlns:a="http://schemas.openxmlformats.org/drawingml/2006/main" noChangeAspect="1"/>
             </wp:cNvGraphicFramePr>
@@ -1344,7 +1233,7 @@
               <a:graphicData uri="http://schemas.openxmlformats.org/drawingml/2006/picture">
                 <pic:pic xmlns:pic="http://schemas.openxmlformats.org/drawingml/2006/picture">
                   <pic:nvPicPr>
-                    <pic:cNvPr id="1579247879" name="Picture 1579247879"/>
+                    <pic:cNvPr id="1416368944" name="Picture 1416368944"/>
                     <pic:cNvPicPr/>
                   </pic:nvPicPr>
                   <pic:blipFill>
@@ -1362,7 +1251,7 @@
                   <pic:spPr>
                     <a:xfrm>
                       <a:off x="0" y="0"/>
-                      <a:ext cx="1088299" cy="696208"/>
+                      <a:ext cx="5502910" cy="3931920"/>
                     </a:xfrm>
                     <a:prstGeom prst="rect">
                       <a:avLst/>
@@ -1377,6 +1266,401 @@
     </w:p>
     <w:p>
       <w:pPr>
+        <w:spacing w:after="480" w:line="480" w:lineRule="auto"/>
+        <w:jc w:val="center"/>
+        <w:rPr>
+          <w:color w:val="000000" w:themeColor="text1"/>
+        </w:rPr>
+      </w:pPr>
+    </w:p>
+    <w:p>
+      <w:pPr>
+        <w:rPr>
+          <w:color w:val="000000" w:themeColor="text1"/>
+        </w:rPr>
+      </w:pPr>
+      <w:r>
+        <w:rPr>
+          <w:color w:val="000000" w:themeColor="text1"/>
+        </w:rPr>
+        <w:br w:type="page"/>
+      </w:r>
+    </w:p>
+    <w:p>
+      <w:pPr>
+        <w:spacing w:before="60" w:after="60"/>
+        <w:jc w:val="center"/>
+        <w:rPr>
+          <w:color w:val="000000" w:themeColor="text1"/>
+        </w:rPr>
+      </w:pPr>
+      <w:r>
+        <w:rPr>
+          <w:b/>
+          <w:bCs/>
+          <w:color w:val="000000" w:themeColor="text1"/>
+          <w:sz w:val="28"/>
+          <w:szCs w:val="28"/>
+        </w:rPr>
+        <w:lastRenderedPageBreak/>
+        <w:t>MICROSOFT ELEVATE INTERNSHIP PROGRAM</w:t>
+      </w:r>
+    </w:p>
+    <w:p>
+      <w:pPr>
+        <w:spacing w:before="60" w:after="60"/>
+        <w:jc w:val="center"/>
+        <w:rPr>
+          <w:color w:val="000000" w:themeColor="text1"/>
+        </w:rPr>
+      </w:pPr>
+      <w:r>
+        <w:rPr>
+          <w:color w:val="000000" w:themeColor="text1"/>
+        </w:rPr>
+        <w:t xml:space="preserve">(Powered by </w:t>
+      </w:r>
+      <w:proofErr w:type="spellStart"/>
+      <w:r>
+        <w:rPr>
+          <w:color w:val="000000" w:themeColor="text1"/>
+        </w:rPr>
+        <w:t>Edunet</w:t>
+      </w:r>
+      <w:proofErr w:type="spellEnd"/>
+      <w:r>
+        <w:rPr>
+          <w:color w:val="000000" w:themeColor="text1"/>
+        </w:rPr>
+        <w:t xml:space="preserve"> Foundation &amp; FICE Education)</w:t>
+      </w:r>
+    </w:p>
+    <w:p>
+      <w:pPr>
+        <w:spacing w:before="120" w:after="0"/>
+        <w:jc w:val="left"/>
+        <w:rPr>
+          <w:color w:val="000000" w:themeColor="text1"/>
+        </w:rPr>
+      </w:pPr>
+      <w:r>
+        <w:rPr>
+          <w:color w:val="000000" w:themeColor="text1"/>
+        </w:rPr>
+        <w:t xml:space="preserve"> </w:t>
+      </w:r>
+    </w:p>
+    <w:p>
+      <w:pPr>
+        <w:jc w:val="right"/>
+        <w:rPr>
+          <w:color w:val="000000" w:themeColor="text1"/>
+        </w:rPr>
+      </w:pPr>
+      <w:r>
+        <w:rPr>
+          <w:color w:val="000000" w:themeColor="text1"/>
+        </w:rPr>
+        <w:t>Date: 1</w:t>
+      </w:r>
+      <w:r>
+        <w:rPr>
+          <w:color w:val="000000" w:themeColor="text1"/>
+        </w:rPr>
+        <w:t>0</w:t>
+      </w:r>
+      <w:r>
+        <w:rPr>
+          <w:color w:val="000000" w:themeColor="text1"/>
+        </w:rPr>
+        <w:t>/04/2026</w:t>
+      </w:r>
+    </w:p>
+    <w:p>
+      <w:pPr>
+        <w:spacing w:before="120" w:after="0"/>
+        <w:jc w:val="left"/>
+        <w:rPr>
+          <w:color w:val="000000" w:themeColor="text1"/>
+        </w:rPr>
+      </w:pPr>
+      <w:r>
+        <w:rPr>
+          <w:color w:val="000000" w:themeColor="text1"/>
+        </w:rPr>
+        <w:t xml:space="preserve"> </w:t>
+      </w:r>
+    </w:p>
+    <w:p>
+      <w:pPr>
+        <w:spacing w:before="60" w:after="60"/>
+        <w:jc w:val="center"/>
+        <w:rPr>
+          <w:color w:val="000000" w:themeColor="text1"/>
+        </w:rPr>
+      </w:pPr>
+      <w:r>
+        <w:rPr>
+          <w:b/>
+          <w:bCs/>
+          <w:color w:val="000000" w:themeColor="text1"/>
+          <w:sz w:val="28"/>
+          <w:szCs w:val="28"/>
+        </w:rPr>
+        <w:t>TO WHOM IT MAY CONCERN</w:t>
+      </w:r>
+    </w:p>
+    <w:p>
+      <w:pPr>
+        <w:spacing w:before="240" w:after="0"/>
+        <w:jc w:val="left"/>
+        <w:rPr>
+          <w:color w:val="000000" w:themeColor="text1"/>
+        </w:rPr>
+      </w:pPr>
+      <w:r>
+        <w:rPr>
+          <w:color w:val="000000" w:themeColor="text1"/>
+        </w:rPr>
+        <w:t xml:space="preserve"> </w:t>
+      </w:r>
+    </w:p>
+    <w:p>
+      <w:pPr>
+        <w:rPr>
+          <w:color w:val="000000" w:themeColor="text1"/>
+        </w:rPr>
+      </w:pPr>
+      <w:r>
+        <w:rPr>
+          <w:color w:val="000000" w:themeColor="text1"/>
+        </w:rPr>
+        <w:t>This is to certify that Jainil Gupta, a student of SAL Institute of Technology and Engineering Research, Ahmedabad (</w:t>
+      </w:r>
+      <w:proofErr w:type="spellStart"/>
+      <w:r>
+        <w:rPr>
+          <w:color w:val="000000" w:themeColor="text1"/>
+        </w:rPr>
+        <w:t>Enrollment</w:t>
+      </w:r>
+      <w:proofErr w:type="spellEnd"/>
+      <w:r>
+        <w:rPr>
+          <w:color w:val="000000" w:themeColor="text1"/>
+        </w:rPr>
+        <w:t xml:space="preserve"> No. 220670132018), has successfully completed his internship in the field of Artificial Intelligence</w:t>
+      </w:r>
+      <w:r>
+        <w:rPr>
+          <w:color w:val="000000" w:themeColor="text1"/>
+        </w:rPr>
+        <w:t xml:space="preserve"> </w:t>
+      </w:r>
+      <w:r>
+        <w:rPr>
+          <w:color w:val="000000" w:themeColor="text1"/>
+        </w:rPr>
+        <w:t>and Microsoft Azure Cloud Computing from January 01, 2026 to April 1</w:t>
+      </w:r>
+      <w:r>
+        <w:rPr>
+          <w:color w:val="000000" w:themeColor="text1"/>
+        </w:rPr>
+        <w:t>0</w:t>
+      </w:r>
+      <w:r>
+        <w:rPr>
+          <w:color w:val="000000" w:themeColor="text1"/>
+        </w:rPr>
+        <w:t>, 2026 (Total Duration: 12 Weeks) under the Microsoft Elevate – GTU Internship Program</w:t>
+      </w:r>
+      <w:r>
+        <w:rPr>
+          <w:color w:val="000000" w:themeColor="text1"/>
+        </w:rPr>
+        <w:t>.</w:t>
+      </w:r>
+    </w:p>
+    <w:p>
+      <w:pPr>
+        <w:rPr>
+          <w:color w:val="000000" w:themeColor="text1"/>
+        </w:rPr>
+      </w:pPr>
+      <w:r>
+        <w:rPr>
+          <w:color w:val="000000" w:themeColor="text1"/>
+        </w:rPr>
+        <w:t>His internship activities include hands-on learning and practical implementation across Data Analytics and Exploratory Data Analysis</w:t>
+      </w:r>
+      <w:r>
+        <w:rPr>
+          <w:color w:val="000000" w:themeColor="text1"/>
+        </w:rPr>
+        <w:t xml:space="preserve"> </w:t>
+      </w:r>
+      <w:r>
+        <w:rPr>
+          <w:color w:val="000000" w:themeColor="text1"/>
+        </w:rPr>
+        <w:t>and DAX (Data Analysis Expressions), Microsoft Azure services (Blob Storage, Cosmos DB</w:t>
+      </w:r>
+      <w:r>
+        <w:rPr>
+          <w:color w:val="000000" w:themeColor="text1"/>
+        </w:rPr>
+        <w:t xml:space="preserve"> </w:t>
+      </w:r>
+      <w:r>
+        <w:rPr>
+          <w:color w:val="000000" w:themeColor="text1"/>
+        </w:rPr>
+        <w:t>and development of a full-stack AI-powered Border Surveillance System as the final capstone project.</w:t>
+      </w:r>
+    </w:p>
+    <w:p>
+      <w:pPr>
+        <w:rPr>
+          <w:color w:val="000000" w:themeColor="text1"/>
+        </w:rPr>
+      </w:pPr>
+      <w:r>
+        <w:rPr>
+          <w:color w:val="000000" w:themeColor="text1"/>
+        </w:rPr>
+        <w:t>During the tenure of this internship, the student</w:t>
+      </w:r>
+      <w:r>
+        <w:rPr>
+          <w:color w:val="000000" w:themeColor="text1"/>
+        </w:rPr>
+        <w:t xml:space="preserve"> </w:t>
+      </w:r>
+      <w:r>
+        <w:rPr>
+          <w:color w:val="000000" w:themeColor="text1"/>
+        </w:rPr>
+        <w:t>consistently delivered quality work across all learning modules. His capstone project – AI-Powered Border Surveillance System with Real-Time Anomaly Detection – received high commendation from the Microsoft Elevate evaluation panel for its comprehensive implementation and industry-standard quality.</w:t>
+      </w:r>
+    </w:p>
+    <w:p>
+      <w:pPr>
+        <w:rPr>
+          <w:color w:val="000000" w:themeColor="text1"/>
+        </w:rPr>
+      </w:pPr>
+      <w:r>
+        <w:rPr>
+          <w:color w:val="000000" w:themeColor="text1"/>
+        </w:rPr>
+        <w:t xml:space="preserve">We wish him every success in his future academic and professional endeavours. </w:t>
+      </w:r>
+    </w:p>
+    <w:p>
+      <w:pPr>
+        <w:rPr>
+          <w:color w:val="000000" w:themeColor="text1"/>
+        </w:rPr>
+      </w:pPr>
+      <w:r>
+        <w:rPr>
+          <w:color w:val="000000" w:themeColor="text1"/>
+        </w:rPr>
+        <w:t>For Microsoft Elevate Internship Program</w:t>
+      </w:r>
+    </w:p>
+    <w:p>
+      <w:pPr>
+        <w:rPr>
+          <w:color w:val="000000" w:themeColor="text1"/>
+        </w:rPr>
+      </w:pPr>
+      <w:r>
+        <w:rPr>
+          <w:color w:val="000000" w:themeColor="text1"/>
+        </w:rPr>
+        <w:t xml:space="preserve">(via </w:t>
+      </w:r>
+      <w:proofErr w:type="spellStart"/>
+      <w:r>
+        <w:rPr>
+          <w:color w:val="000000" w:themeColor="text1"/>
+        </w:rPr>
+        <w:t>Edunet</w:t>
+      </w:r>
+      <w:proofErr w:type="spellEnd"/>
+      <w:r>
+        <w:rPr>
+          <w:color w:val="000000" w:themeColor="text1"/>
+        </w:rPr>
+        <w:t xml:space="preserve"> Foundation &amp; FICE Education)</w:t>
+      </w:r>
+    </w:p>
+    <w:p>
+      <w:pPr>
+        <w:spacing w:before="240" w:after="0"/>
+        <w:jc w:val="left"/>
+        <w:rPr>
+          <w:color w:val="000000" w:themeColor="text1"/>
+        </w:rPr>
+      </w:pPr>
+      <w:r>
+        <w:rPr>
+          <w:color w:val="000000" w:themeColor="text1"/>
+        </w:rPr>
+        <w:t xml:space="preserve"> </w:t>
+      </w:r>
+      <w:r>
+        <w:rPr>
+          <w:noProof/>
+          <w:color w:val="000000" w:themeColor="text1"/>
+        </w:rPr>
+        <w:drawing>
+          <wp:inline distT="0" distB="0" distL="0" distR="0" wp14:anchorId="3494E5E9" wp14:editId="50DA8DC8">
+            <wp:extent cx="1096867" cy="670560"/>
+            <wp:effectExtent l="0" t="0" r="0" b="0"/>
+            <wp:docPr id="1579247879" name="Picture 1"/>
+            <wp:cNvGraphicFramePr>
+              <a:graphicFrameLocks xmlns:a="http://schemas.openxmlformats.org/drawingml/2006/main" noChangeAspect="1"/>
+            </wp:cNvGraphicFramePr>
+            <a:graphic xmlns:a="http://schemas.openxmlformats.org/drawingml/2006/main">
+              <a:graphicData uri="http://schemas.openxmlformats.org/drawingml/2006/picture">
+                <pic:pic xmlns:pic="http://schemas.openxmlformats.org/drawingml/2006/picture">
+                  <pic:nvPicPr>
+                    <pic:cNvPr id="1579247879" name="Picture 1579247879"/>
+                    <pic:cNvPicPr/>
+                  </pic:nvPicPr>
+                  <pic:blipFill>
+                    <a:blip r:embed="rId15" cstate="print">
+                      <a:extLst>
+                        <a:ext uri="{28A0092B-C50C-407E-A947-70E740481C1C}">
+                          <a14:useLocalDpi xmlns:a14="http://schemas.microsoft.com/office/drawing/2010/main" val="0"/>
+                        </a:ext>
+                      </a:extLst>
+                    </a:blip>
+                    <a:stretch>
+                      <a:fillRect/>
+                    </a:stretch>
+                  </pic:blipFill>
+                  <pic:spPr>
+                    <a:xfrm>
+                      <a:off x="0" y="0"/>
+                      <a:ext cx="1119075" cy="684137"/>
+                    </a:xfrm>
+                    <a:prstGeom prst="rect">
+                      <a:avLst/>
+                    </a:prstGeom>
+                  </pic:spPr>
+                </pic:pic>
+              </a:graphicData>
+            </a:graphic>
+          </wp:inline>
+        </w:drawing>
+      </w:r>
+    </w:p>
+    <w:p>
+      <w:pPr>
         <w:rPr>
           <w:color w:val="000000" w:themeColor="text1"/>
         </w:rPr>
@@ -1403,25 +1687,20 @@
     </w:p>
     <w:p>
       <w:pPr>
-        <w:rPr>
-          <w:color w:val="000000" w:themeColor="text1"/>
-        </w:rPr>
-      </w:pPr>
-      <w:r>
-        <w:rPr>
-          <w:color w:val="000000" w:themeColor="text1"/>
-        </w:rPr>
-        <w:t>External Guide &amp; Program Coordinator</w:t>
-      </w:r>
-    </w:p>
-    <w:p>
-      <w:pPr>
+        <w:widowControl w:val="0"/>
+        <w:pBdr>
+          <w:top w:val="nil"/>
+          <w:left w:val="nil"/>
+          <w:bottom w:val="nil"/>
+          <w:right w:val="nil"/>
+          <w:between w:val="nil"/>
+        </w:pBdr>
+        <w:spacing w:after="0" w:line="276" w:lineRule="auto"/>
+        <w:jc w:val="left"/>
         <w:rPr>
           <w:color w:val="000000" w:themeColor="text1"/>
         </w:rPr>
         <w:sectPr>
-          <w:headerReference w:type="default" r:id="rId15"/>
-          <w:footerReference w:type="default" r:id="rId16"/>
           <w:pgSz w:w="11906" w:h="16838"/>
           <w:pgMar w:top="1440" w:right="1440" w:bottom="1440" w:left="1800" w:header="720" w:footer="720" w:gutter="0"/>
           <w:pgNumType w:start="3"/>
@@ -1618,7 +1897,7 @@
           <w:sz w:val="28"/>
           <w:szCs w:val="28"/>
         </w:rPr>
-        <w:t>SAL INSTITUTE OF TECHNOLOGY AND ENGINEERING RESEARCH</w:t>
+        <w:t>SAL Institute of Technology and Engineering Research</w:t>
       </w:r>
     </w:p>
     <w:p>
@@ -1626,14 +1905,44 @@
         <w:spacing w:before="60" w:after="60"/>
         <w:jc w:val="center"/>
         <w:rPr>
-          <w:color w:val="000000" w:themeColor="text1"/>
-        </w:rPr>
-      </w:pPr>
-      <w:r>
-        <w:rPr>
-          <w:color w:val="000000" w:themeColor="text1"/>
-        </w:rPr>
-        <w:t>Ahmedabad – 380060</w:t>
+          <w:b/>
+          <w:bCs/>
+          <w:color w:val="000000" w:themeColor="text1"/>
+          <w:sz w:val="28"/>
+          <w:szCs w:val="28"/>
+        </w:rPr>
+      </w:pPr>
+      <w:r>
+        <w:rPr>
+          <w:b/>
+          <w:bCs/>
+          <w:color w:val="000000" w:themeColor="text1"/>
+          <w:sz w:val="28"/>
+          <w:szCs w:val="28"/>
+        </w:rPr>
+        <w:t>Opp. Science City, Sola-</w:t>
+      </w:r>
+      <w:proofErr w:type="spellStart"/>
+      <w:r>
+        <w:rPr>
+          <w:b/>
+          <w:bCs/>
+          <w:color w:val="000000" w:themeColor="text1"/>
+          <w:sz w:val="28"/>
+          <w:szCs w:val="28"/>
+        </w:rPr>
+        <w:t>Bhadaj</w:t>
+      </w:r>
+      <w:proofErr w:type="spellEnd"/>
+      <w:r>
+        <w:rPr>
+          <w:b/>
+          <w:bCs/>
+          <w:color w:val="000000" w:themeColor="text1"/>
+          <w:sz w:val="28"/>
+          <w:szCs w:val="28"/>
+        </w:rPr>
+        <w:t xml:space="preserve"> Road, Ahmedabad – 380060</w:t>
       </w:r>
     </w:p>
     <w:p>
@@ -1738,9 +2047,6 @@
         <w:tblStyle w:val="a4"/>
         <w:tblW w:w="8664" w:type="dxa"/>
         <w:tblInd w:w="0" w:type="dxa"/>
-        <w:tblBorders>
-          <w:insideH w:val="single" w:sz="4" w:space="0" w:color="auto"/>
-        </w:tblBorders>
         <w:tblLayout w:type="fixed"/>
         <w:tblLook w:val="0000" w:firstRow="0" w:lastRow="0" w:firstColumn="0" w:lastColumn="0" w:noHBand="0" w:noVBand="0"/>
       </w:tblPr>
@@ -1779,29 +2085,8 @@
                 <w:sz w:val="20"/>
                 <w:szCs w:val="20"/>
               </w:rPr>
-              <w:t>Name of the Student</w:t>
-            </w:r>
-          </w:p>
-        </w:tc>
-        <w:tc>
-          <w:tcPr>
-            <w:tcW w:w="2339" w:type="dxa"/>
-            <w:tcMar>
-              <w:top w:w="80" w:type="dxa"/>
-              <w:left w:w="120" w:type="dxa"/>
-              <w:bottom w:w="80" w:type="dxa"/>
-              <w:right w:w="120" w:type="dxa"/>
-            </w:tcMar>
-          </w:tcPr>
-          <w:p>
-            <w:pPr>
-              <w:spacing w:after="0" w:line="330" w:lineRule="auto"/>
-              <w:jc w:val="left"/>
-              <w:rPr>
-                <w:color w:val="000000" w:themeColor="text1"/>
-              </w:rPr>
-            </w:pPr>
-            <w:proofErr w:type="spellStart"/>
+              <w:t xml:space="preserve">              </w:t>
+            </w:r>
             <w:r>
               <w:rPr>
                 <w:b/>
@@ -1810,9 +2095,48 @@
                 <w:sz w:val="20"/>
                 <w:szCs w:val="20"/>
               </w:rPr>
-              <w:t>Enrollment</w:t>
-            </w:r>
-            <w:proofErr w:type="spellEnd"/>
+              <w:t>Name of the Student</w:t>
+            </w:r>
+          </w:p>
+        </w:tc>
+        <w:tc>
+          <w:tcPr>
+            <w:tcW w:w="2339" w:type="dxa"/>
+            <w:tcMar>
+              <w:top w:w="80" w:type="dxa"/>
+              <w:left w:w="120" w:type="dxa"/>
+              <w:bottom w:w="80" w:type="dxa"/>
+              <w:right w:w="120" w:type="dxa"/>
+            </w:tcMar>
+          </w:tcPr>
+          <w:p>
+            <w:pPr>
+              <w:spacing w:after="0" w:line="330" w:lineRule="auto"/>
+              <w:jc w:val="left"/>
+              <w:rPr>
+                <w:color w:val="000000" w:themeColor="text1"/>
+              </w:rPr>
+            </w:pPr>
+          </w:p>
+        </w:tc>
+        <w:tc>
+          <w:tcPr>
+            <w:tcW w:w="2426" w:type="dxa"/>
+            <w:tcMar>
+              <w:top w:w="80" w:type="dxa"/>
+              <w:left w:w="120" w:type="dxa"/>
+              <w:bottom w:w="80" w:type="dxa"/>
+              <w:right w:w="120" w:type="dxa"/>
+            </w:tcMar>
+          </w:tcPr>
+          <w:p>
+            <w:pPr>
+              <w:spacing w:after="0" w:line="330" w:lineRule="auto"/>
+              <w:jc w:val="left"/>
+              <w:rPr>
+                <w:color w:val="000000" w:themeColor="text1"/>
+              </w:rPr>
+            </w:pPr>
             <w:r>
               <w:rPr>
                 <w:b/>
@@ -1821,36 +2145,6 @@
                 <w:sz w:val="20"/>
                 <w:szCs w:val="20"/>
               </w:rPr>
-              <w:t xml:space="preserve"> Number</w:t>
-            </w:r>
-          </w:p>
-        </w:tc>
-        <w:tc>
-          <w:tcPr>
-            <w:tcW w:w="2426" w:type="dxa"/>
-            <w:tcMar>
-              <w:top w:w="80" w:type="dxa"/>
-              <w:left w:w="120" w:type="dxa"/>
-              <w:bottom w:w="80" w:type="dxa"/>
-              <w:right w:w="120" w:type="dxa"/>
-            </w:tcMar>
-          </w:tcPr>
-          <w:p>
-            <w:pPr>
-              <w:spacing w:after="0" w:line="330" w:lineRule="auto"/>
-              <w:jc w:val="left"/>
-              <w:rPr>
-                <w:color w:val="000000" w:themeColor="text1"/>
-              </w:rPr>
-            </w:pPr>
-            <w:r>
-              <w:rPr>
-                <w:b/>
-                <w:bCs/>
-                <w:color w:val="000000" w:themeColor="text1"/>
-                <w:sz w:val="20"/>
-                <w:szCs w:val="20"/>
-              </w:rPr>
               <w:t>Signature</w:t>
             </w:r>
           </w:p>
@@ -1869,6 +2163,11 @@
           </w:tcPr>
           <w:p>
             <w:pPr>
+              <w:pStyle w:val="ListParagraph"/>
+              <w:numPr>
+                <w:ilvl w:val="0"/>
+                <w:numId w:val="3"/>
+              </w:numPr>
               <w:spacing w:after="0" w:line="330" w:lineRule="auto"/>
               <w:jc w:val="left"/>
               <w:rPr>
@@ -1903,14 +2202,6 @@
                 <w:color w:val="000000" w:themeColor="text1"/>
               </w:rPr>
             </w:pPr>
-            <w:r>
-              <w:rPr>
-                <w:color w:val="000000" w:themeColor="text1"/>
-                <w:sz w:val="20"/>
-                <w:szCs w:val="20"/>
-              </w:rPr>
-              <w:t>220670132018</w:t>
-            </w:r>
           </w:p>
         </w:tc>
         <w:tc>
@@ -1954,19 +2245,7 @@
         <w:rPr>
           <w:color w:val="000000" w:themeColor="text1"/>
         </w:rPr>
-        <w:t>Date:   1</w:t>
-      </w:r>
-      <w:r>
-        <w:rPr>
-          <w:color w:val="000000" w:themeColor="text1"/>
-        </w:rPr>
-        <w:t>8</w:t>
-      </w:r>
-      <w:r>
-        <w:rPr>
-          <w:color w:val="000000" w:themeColor="text1"/>
-        </w:rPr>
-        <w:t xml:space="preserve"> April 2026</w:t>
+        <w:t xml:space="preserve">Date: </w:t>
       </w:r>
     </w:p>
     <w:p>
@@ -1975,7 +2254,8 @@
           <w:color w:val="000000" w:themeColor="text1"/>
         </w:rPr>
         <w:sectPr>
-          <w:headerReference w:type="default" r:id="rId17"/>
+          <w:headerReference w:type="default" r:id="rId16"/>
+          <w:footerReference w:type="even" r:id="rId17"/>
           <w:footerReference w:type="default" r:id="rId18"/>
           <w:pgSz w:w="11906" w:h="16838"/>
           <w:pgMar w:top="1440" w:right="1440" w:bottom="1440" w:left="1800" w:header="720" w:footer="720" w:gutter="0"/>
@@ -2213,77 +2493,36 @@
     </w:p>
     <w:p>
       <w:pPr>
-        <w:jc w:val="right"/>
-        <w:rPr>
-          <w:color w:val="000000" w:themeColor="text1"/>
-        </w:rPr>
-      </w:pPr>
-      <w:r>
+        <w:spacing w:after="480" w:line="480" w:lineRule="auto"/>
+        <w:jc w:val="center"/>
         <w:rPr>
           <w:b/>
           <w:bCs/>
           <w:color w:val="000000" w:themeColor="text1"/>
         </w:rPr>
-        <w:t>Jainil Gupta</w:t>
-      </w:r>
-    </w:p>
-    <w:p>
-      <w:pPr>
-        <w:jc w:val="right"/>
-        <w:rPr>
-          <w:color w:val="000000" w:themeColor="text1"/>
-        </w:rPr>
-      </w:pPr>
-      <w:proofErr w:type="spellStart"/>
-      <w:r>
-        <w:rPr>
-          <w:color w:val="000000" w:themeColor="text1"/>
-        </w:rPr>
-        <w:t>Enrollment</w:t>
-      </w:r>
-      <w:proofErr w:type="spellEnd"/>
-      <w:r>
-        <w:rPr>
-          <w:color w:val="000000" w:themeColor="text1"/>
-        </w:rPr>
-        <w:t xml:space="preserve"> No.: 220670132018</w:t>
-      </w:r>
-    </w:p>
-    <w:p>
-      <w:pPr>
-        <w:jc w:val="right"/>
-        <w:rPr>
-          <w:color w:val="000000" w:themeColor="text1"/>
-        </w:rPr>
-      </w:pPr>
-      <w:r>
-        <w:rPr>
-          <w:color w:val="000000" w:themeColor="text1"/>
-        </w:rPr>
-        <w:t>B.E. ICT, 8th Semester, 2025–26</w:t>
-      </w:r>
-    </w:p>
-    <w:p>
-      <w:pPr>
-        <w:jc w:val="right"/>
-        <w:rPr>
-          <w:color w:val="000000" w:themeColor="text1"/>
-        </w:rPr>
-        <w:sectPr>
-          <w:headerReference w:type="default" r:id="rId19"/>
-          <w:footerReference w:type="default" r:id="rId20"/>
-          <w:pgSz w:w="11906" w:h="16838"/>
-          <w:pgMar w:top="1440" w:right="1440" w:bottom="1440" w:left="1800" w:header="720" w:footer="720" w:gutter="0"/>
-          <w:pgNumType w:fmt="lowerRoman" w:start="1"/>
-          <w:cols w:space="720"/>
-        </w:sectPr>
-      </w:pPr>
-      <w:r>
-        <w:rPr>
-          <w:color w:val="000000" w:themeColor="text1"/>
-        </w:rPr>
-        <w:t>SAL Institute of Technology and Engineering Research</w:t>
-      </w:r>
+      </w:pPr>
+    </w:p>
+    <w:p>
+      <w:pPr>
+        <w:spacing w:after="480" w:line="480" w:lineRule="auto"/>
+        <w:jc w:val="center"/>
+        <w:rPr>
+          <w:b/>
+          <w:bCs/>
+          <w:color w:val="000000" w:themeColor="text1"/>
+        </w:rPr>
+      </w:pPr>
+    </w:p>
+    <w:p>
+      <w:pPr>
+        <w:spacing w:after="480" w:line="480" w:lineRule="auto"/>
+        <w:jc w:val="center"/>
+        <w:rPr>
+          <w:b/>
+          <w:bCs/>
+          <w:color w:val="000000" w:themeColor="text1"/>
+        </w:rPr>
+      </w:pPr>
     </w:p>
     <w:p>
       <w:pPr>
@@ -2493,63 +2732,25 @@
     </w:p>
     <w:p>
       <w:pPr>
+        <w:spacing w:after="480" w:line="480" w:lineRule="auto"/>
         <w:jc w:val="center"/>
-        <w:rPr>
-          <w:color w:val="000000" w:themeColor="text1"/>
-        </w:rPr>
-      </w:pPr>
-      <w:r>
         <w:rPr>
           <w:color w:val="000000" w:themeColor="text1"/>
           <w:sz w:val="20"/>
           <w:szCs w:val="20"/>
         </w:rPr>
-        <w:t>──────────────────────────────────────────────────────────────────────</w:t>
-      </w:r>
-    </w:p>
-    <w:p>
-      <w:pPr>
+      </w:pPr>
+    </w:p>
+    <w:p>
+      <w:pPr>
+        <w:spacing w:after="480" w:line="480" w:lineRule="auto"/>
         <w:jc w:val="center"/>
         <w:rPr>
           <w:color w:val="000000" w:themeColor="text1"/>
-        </w:rPr>
-      </w:pPr>
-      <w:r>
-        <w:rPr>
-          <w:b/>
-          <w:bCs/>
-          <w:i/>
-          <w:iCs/>
-          <w:color w:val="000000" w:themeColor="text1"/>
-        </w:rPr>
-        <w:t>Keywords:</w:t>
-      </w:r>
-      <w:r>
-        <w:rPr>
-          <w:i/>
-          <w:iCs/>
-          <w:color w:val="000000" w:themeColor="text1"/>
-        </w:rPr>
-        <w:t xml:space="preserve"> YOLOv8, Object Detection, Anomaly Detection, Isolation Forest, Border Surveillance, Computer Vision, </w:t>
-      </w:r>
-      <w:proofErr w:type="spellStart"/>
-      <w:r>
-        <w:rPr>
-          <w:i/>
-          <w:iCs/>
-          <w:color w:val="000000" w:themeColor="text1"/>
-        </w:rPr>
-        <w:t>Streamlit</w:t>
-      </w:r>
-      <w:proofErr w:type="spellEnd"/>
-      <w:r>
-        <w:rPr>
-          <w:i/>
-          <w:iCs/>
-          <w:color w:val="000000" w:themeColor="text1"/>
-        </w:rPr>
-        <w:t>, Azure Cloud, Real-Time Monitoring.</w:t>
-      </w:r>
+          <w:sz w:val="20"/>
+          <w:szCs w:val="20"/>
+        </w:rPr>
+      </w:pPr>
     </w:p>
     <w:p>
       <w:pPr>
@@ -2577,14 +2778,6 @@
         <w:tblStyle w:val="a5"/>
         <w:tblW w:w="8100" w:type="dxa"/>
         <w:tblInd w:w="0" w:type="dxa"/>
-        <w:tblBorders>
-          <w:top w:val="single" w:sz="4" w:space="0" w:color="000000"/>
-          <w:left w:val="single" w:sz="4" w:space="0" w:color="000000"/>
-          <w:bottom w:val="single" w:sz="4" w:space="0" w:color="000000"/>
-          <w:right w:val="single" w:sz="4" w:space="0" w:color="000000"/>
-          <w:insideH w:val="single" w:sz="4" w:space="0" w:color="000000"/>
-          <w:insideV w:val="single" w:sz="4" w:space="0" w:color="000000"/>
-        </w:tblBorders>
         <w:tblLayout w:type="fixed"/>
         <w:tblLook w:val="0000" w:firstRow="0" w:lastRow="0" w:firstColumn="0" w:lastColumn="0" w:noHBand="0" w:noVBand="0"/>
       </w:tblPr>
@@ -2600,12 +2793,6 @@
         <w:tc>
           <w:tcPr>
             <w:tcW w:w="1400" w:type="dxa"/>
-            <w:tcBorders>
-              <w:top w:val="single" w:sz="4" w:space="0" w:color="1F4E79"/>
-              <w:left w:val="single" w:sz="4" w:space="0" w:color="1F4E79"/>
-              <w:bottom w:val="single" w:sz="4" w:space="0" w:color="1F4E79"/>
-              <w:right w:val="single" w:sz="4" w:space="0" w:color="1F4E79"/>
-            </w:tcBorders>
             <w:tcMar>
               <w:top w:w="80" w:type="dxa"/>
               <w:left w:w="120" w:type="dxa"/>
@@ -2636,12 +2823,6 @@
         <w:tc>
           <w:tcPr>
             <w:tcW w:w="5800" w:type="dxa"/>
-            <w:tcBorders>
-              <w:top w:val="single" w:sz="4" w:space="0" w:color="1F4E79"/>
-              <w:left w:val="single" w:sz="4" w:space="0" w:color="1F4E79"/>
-              <w:bottom w:val="single" w:sz="4" w:space="0" w:color="1F4E79"/>
-              <w:right w:val="single" w:sz="4" w:space="0" w:color="1F4E79"/>
-            </w:tcBorders>
             <w:tcMar>
               <w:top w:w="80" w:type="dxa"/>
               <w:left w:w="120" w:type="dxa"/>
@@ -2672,12 +2853,6 @@
         <w:tc>
           <w:tcPr>
             <w:tcW w:w="900" w:type="dxa"/>
-            <w:tcBorders>
-              <w:top w:val="single" w:sz="4" w:space="0" w:color="1F4E79"/>
-              <w:left w:val="single" w:sz="4" w:space="0" w:color="1F4E79"/>
-              <w:bottom w:val="single" w:sz="4" w:space="0" w:color="1F4E79"/>
-              <w:right w:val="single" w:sz="4" w:space="0" w:color="1F4E79"/>
-            </w:tcBorders>
             <w:tcMar>
               <w:top w:w="80" w:type="dxa"/>
               <w:left w:w="120" w:type="dxa"/>
@@ -2710,12 +2885,6 @@
         <w:tc>
           <w:tcPr>
             <w:tcW w:w="1400" w:type="dxa"/>
-            <w:tcBorders>
-              <w:top w:val="single" w:sz="4" w:space="0" w:color="C0C8D8"/>
-              <w:left w:val="single" w:sz="4" w:space="0" w:color="C0C8D8"/>
-              <w:bottom w:val="single" w:sz="4" w:space="0" w:color="C0C8D8"/>
-              <w:right w:val="single" w:sz="4" w:space="0" w:color="C0C8D8"/>
-            </w:tcBorders>
             <w:tcMar>
               <w:top w:w="80" w:type="dxa"/>
               <w:left w:w="120" w:type="dxa"/>
@@ -2744,12 +2913,6 @@
         <w:tc>
           <w:tcPr>
             <w:tcW w:w="5800" w:type="dxa"/>
-            <w:tcBorders>
-              <w:top w:val="single" w:sz="4" w:space="0" w:color="C0C8D8"/>
-              <w:left w:val="single" w:sz="4" w:space="0" w:color="C0C8D8"/>
-              <w:bottom w:val="single" w:sz="4" w:space="0" w:color="C0C8D8"/>
-              <w:right w:val="single" w:sz="4" w:space="0" w:color="C0C8D8"/>
-            </w:tcBorders>
             <w:tcMar>
               <w:top w:w="80" w:type="dxa"/>
               <w:left w:w="120" w:type="dxa"/>
@@ -2778,12 +2941,6 @@
         <w:tc>
           <w:tcPr>
             <w:tcW w:w="900" w:type="dxa"/>
-            <w:tcBorders>
-              <w:top w:val="single" w:sz="4" w:space="0" w:color="C0C8D8"/>
-              <w:left w:val="single" w:sz="4" w:space="0" w:color="C0C8D8"/>
-              <w:bottom w:val="single" w:sz="4" w:space="0" w:color="C0C8D8"/>
-              <w:right w:val="single" w:sz="4" w:space="0" w:color="C0C8D8"/>
-            </w:tcBorders>
             <w:tcMar>
               <w:top w:w="80" w:type="dxa"/>
               <w:left w:w="120" w:type="dxa"/>
@@ -2822,12 +2979,6 @@
         <w:tc>
           <w:tcPr>
             <w:tcW w:w="1400" w:type="dxa"/>
-            <w:tcBorders>
-              <w:top w:val="single" w:sz="4" w:space="0" w:color="C0C8D8"/>
-              <w:left w:val="single" w:sz="4" w:space="0" w:color="C0C8D8"/>
-              <w:bottom w:val="single" w:sz="4" w:space="0" w:color="C0C8D8"/>
-              <w:right w:val="single" w:sz="4" w:space="0" w:color="C0C8D8"/>
-            </w:tcBorders>
             <w:tcMar>
               <w:top w:w="80" w:type="dxa"/>
               <w:left w:w="120" w:type="dxa"/>
@@ -2856,12 +3007,6 @@
         <w:tc>
           <w:tcPr>
             <w:tcW w:w="5800" w:type="dxa"/>
-            <w:tcBorders>
-              <w:top w:val="single" w:sz="4" w:space="0" w:color="C0C8D8"/>
-              <w:left w:val="single" w:sz="4" w:space="0" w:color="C0C8D8"/>
-              <w:bottom w:val="single" w:sz="4" w:space="0" w:color="C0C8D8"/>
-              <w:right w:val="single" w:sz="4" w:space="0" w:color="C0C8D8"/>
-            </w:tcBorders>
             <w:tcMar>
               <w:top w:w="80" w:type="dxa"/>
               <w:left w:w="120" w:type="dxa"/>
@@ -2890,12 +3035,6 @@
         <w:tc>
           <w:tcPr>
             <w:tcW w:w="900" w:type="dxa"/>
-            <w:tcBorders>
-              <w:top w:val="single" w:sz="4" w:space="0" w:color="C0C8D8"/>
-              <w:left w:val="single" w:sz="4" w:space="0" w:color="C0C8D8"/>
-              <w:bottom w:val="single" w:sz="4" w:space="0" w:color="C0C8D8"/>
-              <w:right w:val="single" w:sz="4" w:space="0" w:color="C0C8D8"/>
-            </w:tcBorders>
             <w:tcMar>
               <w:top w:w="80" w:type="dxa"/>
               <w:left w:w="120" w:type="dxa"/>
@@ -2934,12 +3073,6 @@
         <w:tc>
           <w:tcPr>
             <w:tcW w:w="1400" w:type="dxa"/>
-            <w:tcBorders>
-              <w:top w:val="single" w:sz="4" w:space="0" w:color="C0C8D8"/>
-              <w:left w:val="single" w:sz="4" w:space="0" w:color="C0C8D8"/>
-              <w:bottom w:val="single" w:sz="4" w:space="0" w:color="C0C8D8"/>
-              <w:right w:val="single" w:sz="4" w:space="0" w:color="C0C8D8"/>
-            </w:tcBorders>
             <w:tcMar>
               <w:top w:w="80" w:type="dxa"/>
               <w:left w:w="120" w:type="dxa"/>
@@ -2968,12 +3101,6 @@
         <w:tc>
           <w:tcPr>
             <w:tcW w:w="5800" w:type="dxa"/>
-            <w:tcBorders>
-              <w:top w:val="single" w:sz="4" w:space="0" w:color="C0C8D8"/>
-              <w:left w:val="single" w:sz="4" w:space="0" w:color="C0C8D8"/>
-              <w:bottom w:val="single" w:sz="4" w:space="0" w:color="C0C8D8"/>
-              <w:right w:val="single" w:sz="4" w:space="0" w:color="C0C8D8"/>
-            </w:tcBorders>
             <w:tcMar>
               <w:top w:w="80" w:type="dxa"/>
               <w:left w:w="120" w:type="dxa"/>
@@ -3002,12 +3129,6 @@
         <w:tc>
           <w:tcPr>
             <w:tcW w:w="900" w:type="dxa"/>
-            <w:tcBorders>
-              <w:top w:val="single" w:sz="4" w:space="0" w:color="C0C8D8"/>
-              <w:left w:val="single" w:sz="4" w:space="0" w:color="C0C8D8"/>
-              <w:bottom w:val="single" w:sz="4" w:space="0" w:color="C0C8D8"/>
-              <w:right w:val="single" w:sz="4" w:space="0" w:color="C0C8D8"/>
-            </w:tcBorders>
             <w:tcMar>
               <w:top w:w="80" w:type="dxa"/>
               <w:left w:w="120" w:type="dxa"/>
@@ -3046,12 +3167,6 @@
         <w:tc>
           <w:tcPr>
             <w:tcW w:w="1400" w:type="dxa"/>
-            <w:tcBorders>
-              <w:top w:val="single" w:sz="4" w:space="0" w:color="C0C8D8"/>
-              <w:left w:val="single" w:sz="4" w:space="0" w:color="C0C8D8"/>
-              <w:bottom w:val="single" w:sz="4" w:space="0" w:color="C0C8D8"/>
-              <w:right w:val="single" w:sz="4" w:space="0" w:color="C0C8D8"/>
-            </w:tcBorders>
             <w:tcMar>
               <w:top w:w="80" w:type="dxa"/>
               <w:left w:w="120" w:type="dxa"/>
@@ -3088,12 +3203,6 @@
         <w:tc>
           <w:tcPr>
             <w:tcW w:w="5800" w:type="dxa"/>
-            <w:tcBorders>
-              <w:top w:val="single" w:sz="4" w:space="0" w:color="C0C8D8"/>
-              <w:left w:val="single" w:sz="4" w:space="0" w:color="C0C8D8"/>
-              <w:bottom w:val="single" w:sz="4" w:space="0" w:color="C0C8D8"/>
-              <w:right w:val="single" w:sz="4" w:space="0" w:color="C0C8D8"/>
-            </w:tcBorders>
             <w:tcMar>
               <w:top w:w="80" w:type="dxa"/>
               <w:left w:w="120" w:type="dxa"/>
@@ -3122,12 +3231,6 @@
         <w:tc>
           <w:tcPr>
             <w:tcW w:w="900" w:type="dxa"/>
-            <w:tcBorders>
-              <w:top w:val="single" w:sz="4" w:space="0" w:color="C0C8D8"/>
-              <w:left w:val="single" w:sz="4" w:space="0" w:color="C0C8D8"/>
-              <w:bottom w:val="single" w:sz="4" w:space="0" w:color="C0C8D8"/>
-              <w:right w:val="single" w:sz="4" w:space="0" w:color="C0C8D8"/>
-            </w:tcBorders>
             <w:tcMar>
               <w:top w:w="80" w:type="dxa"/>
               <w:left w:w="120" w:type="dxa"/>
@@ -3158,12 +3261,6 @@
         <w:tc>
           <w:tcPr>
             <w:tcW w:w="1400" w:type="dxa"/>
-            <w:tcBorders>
-              <w:top w:val="single" w:sz="4" w:space="0" w:color="C0C8D8"/>
-              <w:left w:val="single" w:sz="4" w:space="0" w:color="C0C8D8"/>
-              <w:bottom w:val="single" w:sz="4" w:space="0" w:color="C0C8D8"/>
-              <w:right w:val="single" w:sz="4" w:space="0" w:color="C0C8D8"/>
-            </w:tcBorders>
             <w:tcMar>
               <w:top w:w="80" w:type="dxa"/>
               <w:left w:w="120" w:type="dxa"/>
@@ -3200,12 +3297,6 @@
         <w:tc>
           <w:tcPr>
             <w:tcW w:w="5800" w:type="dxa"/>
-            <w:tcBorders>
-              <w:top w:val="single" w:sz="4" w:space="0" w:color="C0C8D8"/>
-              <w:left w:val="single" w:sz="4" w:space="0" w:color="C0C8D8"/>
-              <w:bottom w:val="single" w:sz="4" w:space="0" w:color="C0C8D8"/>
-              <w:right w:val="single" w:sz="4" w:space="0" w:color="C0C8D8"/>
-            </w:tcBorders>
             <w:tcMar>
               <w:top w:w="80" w:type="dxa"/>
               <w:left w:w="120" w:type="dxa"/>
@@ -3234,12 +3325,6 @@
         <w:tc>
           <w:tcPr>
             <w:tcW w:w="900" w:type="dxa"/>
-            <w:tcBorders>
-              <w:top w:val="single" w:sz="4" w:space="0" w:color="C0C8D8"/>
-              <w:left w:val="single" w:sz="4" w:space="0" w:color="C0C8D8"/>
-              <w:bottom w:val="single" w:sz="4" w:space="0" w:color="C0C8D8"/>
-              <w:right w:val="single" w:sz="4" w:space="0" w:color="C0C8D8"/>
-            </w:tcBorders>
             <w:tcMar>
               <w:top w:w="80" w:type="dxa"/>
               <w:left w:w="120" w:type="dxa"/>
@@ -3270,12 +3355,6 @@
         <w:tc>
           <w:tcPr>
             <w:tcW w:w="1400" w:type="dxa"/>
-            <w:tcBorders>
-              <w:top w:val="single" w:sz="4" w:space="0" w:color="C0C8D8"/>
-              <w:left w:val="single" w:sz="4" w:space="0" w:color="C0C8D8"/>
-              <w:bottom w:val="single" w:sz="4" w:space="0" w:color="C0C8D8"/>
-              <w:right w:val="single" w:sz="4" w:space="0" w:color="C0C8D8"/>
-            </w:tcBorders>
             <w:tcMar>
               <w:top w:w="80" w:type="dxa"/>
               <w:left w:w="120" w:type="dxa"/>
@@ -3312,12 +3391,6 @@
         <w:tc>
           <w:tcPr>
             <w:tcW w:w="5800" w:type="dxa"/>
-            <w:tcBorders>
-              <w:top w:val="single" w:sz="4" w:space="0" w:color="C0C8D8"/>
-              <w:left w:val="single" w:sz="4" w:space="0" w:color="C0C8D8"/>
-              <w:bottom w:val="single" w:sz="4" w:space="0" w:color="C0C8D8"/>
-              <w:right w:val="single" w:sz="4" w:space="0" w:color="C0C8D8"/>
-            </w:tcBorders>
             <w:tcMar>
               <w:top w:w="80" w:type="dxa"/>
               <w:left w:w="120" w:type="dxa"/>
@@ -3346,12 +3419,6 @@
         <w:tc>
           <w:tcPr>
             <w:tcW w:w="900" w:type="dxa"/>
-            <w:tcBorders>
-              <w:top w:val="single" w:sz="4" w:space="0" w:color="C0C8D8"/>
-              <w:left w:val="single" w:sz="4" w:space="0" w:color="C0C8D8"/>
-              <w:bottom w:val="single" w:sz="4" w:space="0" w:color="C0C8D8"/>
-              <w:right w:val="single" w:sz="4" w:space="0" w:color="C0C8D8"/>
-            </w:tcBorders>
             <w:tcMar>
               <w:top w:w="80" w:type="dxa"/>
               <w:left w:w="120" w:type="dxa"/>
@@ -3382,12 +3449,6 @@
         <w:tc>
           <w:tcPr>
             <w:tcW w:w="1400" w:type="dxa"/>
-            <w:tcBorders>
-              <w:top w:val="single" w:sz="4" w:space="0" w:color="C0C8D8"/>
-              <w:left w:val="single" w:sz="4" w:space="0" w:color="C0C8D8"/>
-              <w:bottom w:val="single" w:sz="4" w:space="0" w:color="C0C8D8"/>
-              <w:right w:val="single" w:sz="4" w:space="0" w:color="C0C8D8"/>
-            </w:tcBorders>
             <w:tcMar>
               <w:top w:w="80" w:type="dxa"/>
               <w:left w:w="120" w:type="dxa"/>
@@ -3416,12 +3477,6 @@
         <w:tc>
           <w:tcPr>
             <w:tcW w:w="5800" w:type="dxa"/>
-            <w:tcBorders>
-              <w:top w:val="single" w:sz="4" w:space="0" w:color="C0C8D8"/>
-              <w:left w:val="single" w:sz="4" w:space="0" w:color="C0C8D8"/>
-              <w:bottom w:val="single" w:sz="4" w:space="0" w:color="C0C8D8"/>
-              <w:right w:val="single" w:sz="4" w:space="0" w:color="C0C8D8"/>
-            </w:tcBorders>
             <w:tcMar>
               <w:top w:w="80" w:type="dxa"/>
               <w:left w:w="120" w:type="dxa"/>
@@ -3450,12 +3505,6 @@
         <w:tc>
           <w:tcPr>
             <w:tcW w:w="900" w:type="dxa"/>
-            <w:tcBorders>
-              <w:top w:val="single" w:sz="4" w:space="0" w:color="C0C8D8"/>
-              <w:left w:val="single" w:sz="4" w:space="0" w:color="C0C8D8"/>
-              <w:bottom w:val="single" w:sz="4" w:space="0" w:color="C0C8D8"/>
-              <w:right w:val="single" w:sz="4" w:space="0" w:color="C0C8D8"/>
-            </w:tcBorders>
             <w:tcMar>
               <w:top w:w="80" w:type="dxa"/>
               <w:left w:w="120" w:type="dxa"/>
@@ -3494,12 +3543,6 @@
         <w:tc>
           <w:tcPr>
             <w:tcW w:w="1400" w:type="dxa"/>
-            <w:tcBorders>
-              <w:top w:val="single" w:sz="4" w:space="0" w:color="C0C8D8"/>
-              <w:left w:val="single" w:sz="4" w:space="0" w:color="C0C8D8"/>
-              <w:bottom w:val="single" w:sz="4" w:space="0" w:color="C0C8D8"/>
-              <w:right w:val="single" w:sz="4" w:space="0" w:color="C0C8D8"/>
-            </w:tcBorders>
             <w:tcMar>
               <w:top w:w="80" w:type="dxa"/>
               <w:left w:w="120" w:type="dxa"/>
@@ -3536,12 +3579,6 @@
         <w:tc>
           <w:tcPr>
             <w:tcW w:w="5800" w:type="dxa"/>
-            <w:tcBorders>
-              <w:top w:val="single" w:sz="4" w:space="0" w:color="C0C8D8"/>
-              <w:left w:val="single" w:sz="4" w:space="0" w:color="C0C8D8"/>
-              <w:bottom w:val="single" w:sz="4" w:space="0" w:color="C0C8D8"/>
-              <w:right w:val="single" w:sz="4" w:space="0" w:color="C0C8D8"/>
-            </w:tcBorders>
             <w:tcMar>
               <w:top w:w="80" w:type="dxa"/>
               <w:left w:w="120" w:type="dxa"/>
@@ -3588,12 +3625,6 @@
         <w:tc>
           <w:tcPr>
             <w:tcW w:w="900" w:type="dxa"/>
-            <w:tcBorders>
-              <w:top w:val="single" w:sz="4" w:space="0" w:color="C0C8D8"/>
-              <w:left w:val="single" w:sz="4" w:space="0" w:color="C0C8D8"/>
-              <w:bottom w:val="single" w:sz="4" w:space="0" w:color="C0C8D8"/>
-              <w:right w:val="single" w:sz="4" w:space="0" w:color="C0C8D8"/>
-            </w:tcBorders>
             <w:tcMar>
               <w:top w:w="80" w:type="dxa"/>
               <w:left w:w="120" w:type="dxa"/>
@@ -3624,12 +3655,6 @@
         <w:tc>
           <w:tcPr>
             <w:tcW w:w="1400" w:type="dxa"/>
-            <w:tcBorders>
-              <w:top w:val="single" w:sz="4" w:space="0" w:color="C0C8D8"/>
-              <w:left w:val="single" w:sz="4" w:space="0" w:color="C0C8D8"/>
-              <w:bottom w:val="single" w:sz="4" w:space="0" w:color="C0C8D8"/>
-              <w:right w:val="single" w:sz="4" w:space="0" w:color="C0C8D8"/>
-            </w:tcBorders>
             <w:tcMar>
               <w:top w:w="80" w:type="dxa"/>
               <w:left w:w="120" w:type="dxa"/>
@@ -3666,12 +3691,6 @@
         <w:tc>
           <w:tcPr>
             <w:tcW w:w="5800" w:type="dxa"/>
-            <w:tcBorders>
-              <w:top w:val="single" w:sz="4" w:space="0" w:color="C0C8D8"/>
-              <w:left w:val="single" w:sz="4" w:space="0" w:color="C0C8D8"/>
-              <w:bottom w:val="single" w:sz="4" w:space="0" w:color="C0C8D8"/>
-              <w:right w:val="single" w:sz="4" w:space="0" w:color="C0C8D8"/>
-            </w:tcBorders>
             <w:tcMar>
               <w:top w:w="80" w:type="dxa"/>
               <w:left w:w="120" w:type="dxa"/>
@@ -3700,12 +3719,6 @@
         <w:tc>
           <w:tcPr>
             <w:tcW w:w="900" w:type="dxa"/>
-            <w:tcBorders>
-              <w:top w:val="single" w:sz="4" w:space="0" w:color="C0C8D8"/>
-              <w:left w:val="single" w:sz="4" w:space="0" w:color="C0C8D8"/>
-              <w:bottom w:val="single" w:sz="4" w:space="0" w:color="C0C8D8"/>
-              <w:right w:val="single" w:sz="4" w:space="0" w:color="C0C8D8"/>
-            </w:tcBorders>
             <w:tcMar>
               <w:top w:w="80" w:type="dxa"/>
               <w:left w:w="120" w:type="dxa"/>
@@ -3736,12 +3749,6 @@
         <w:tc>
           <w:tcPr>
             <w:tcW w:w="1400" w:type="dxa"/>
-            <w:tcBorders>
-              <w:top w:val="single" w:sz="4" w:space="0" w:color="C0C8D8"/>
-              <w:left w:val="single" w:sz="4" w:space="0" w:color="C0C8D8"/>
-              <w:bottom w:val="single" w:sz="4" w:space="0" w:color="C0C8D8"/>
-              <w:right w:val="single" w:sz="4" w:space="0" w:color="C0C8D8"/>
-            </w:tcBorders>
             <w:tcMar>
               <w:top w:w="80" w:type="dxa"/>
               <w:left w:w="120" w:type="dxa"/>
@@ -3778,12 +3785,6 @@
         <w:tc>
           <w:tcPr>
             <w:tcW w:w="5800" w:type="dxa"/>
-            <w:tcBorders>
-              <w:top w:val="single" w:sz="4" w:space="0" w:color="C0C8D8"/>
-              <w:left w:val="single" w:sz="4" w:space="0" w:color="C0C8D8"/>
-              <w:bottom w:val="single" w:sz="4" w:space="0" w:color="C0C8D8"/>
-              <w:right w:val="single" w:sz="4" w:space="0" w:color="C0C8D8"/>
-            </w:tcBorders>
             <w:tcMar>
               <w:top w:w="80" w:type="dxa"/>
               <w:left w:w="120" w:type="dxa"/>
@@ -3812,12 +3813,6 @@
         <w:tc>
           <w:tcPr>
             <w:tcW w:w="900" w:type="dxa"/>
-            <w:tcBorders>
-              <w:top w:val="single" w:sz="4" w:space="0" w:color="C0C8D8"/>
-              <w:left w:val="single" w:sz="4" w:space="0" w:color="C0C8D8"/>
-              <w:bottom w:val="single" w:sz="4" w:space="0" w:color="C0C8D8"/>
-              <w:right w:val="single" w:sz="4" w:space="0" w:color="C0C8D8"/>
-            </w:tcBorders>
             <w:tcMar>
               <w:top w:w="80" w:type="dxa"/>
               <w:left w:w="120" w:type="dxa"/>
@@ -3848,12 +3843,6 @@
         <w:tc>
           <w:tcPr>
             <w:tcW w:w="1400" w:type="dxa"/>
-            <w:tcBorders>
-              <w:top w:val="single" w:sz="4" w:space="0" w:color="C0C8D8"/>
-              <w:left w:val="single" w:sz="4" w:space="0" w:color="C0C8D8"/>
-              <w:bottom w:val="single" w:sz="4" w:space="0" w:color="C0C8D8"/>
-              <w:right w:val="single" w:sz="4" w:space="0" w:color="C0C8D8"/>
-            </w:tcBorders>
             <w:tcMar>
               <w:top w:w="80" w:type="dxa"/>
               <w:left w:w="120" w:type="dxa"/>
@@ -3882,12 +3871,6 @@
         <w:tc>
           <w:tcPr>
             <w:tcW w:w="5800" w:type="dxa"/>
-            <w:tcBorders>
-              <w:top w:val="single" w:sz="4" w:space="0" w:color="C0C8D8"/>
-              <w:left w:val="single" w:sz="4" w:space="0" w:color="C0C8D8"/>
-              <w:bottom w:val="single" w:sz="4" w:space="0" w:color="C0C8D8"/>
-              <w:right w:val="single" w:sz="4" w:space="0" w:color="C0C8D8"/>
-            </w:tcBorders>
             <w:tcMar>
               <w:top w:w="80" w:type="dxa"/>
               <w:left w:w="120" w:type="dxa"/>
@@ -3916,12 +3899,6 @@
         <w:tc>
           <w:tcPr>
             <w:tcW w:w="900" w:type="dxa"/>
-            <w:tcBorders>
-              <w:top w:val="single" w:sz="4" w:space="0" w:color="C0C8D8"/>
-              <w:left w:val="single" w:sz="4" w:space="0" w:color="C0C8D8"/>
-              <w:bottom w:val="single" w:sz="4" w:space="0" w:color="C0C8D8"/>
-              <w:right w:val="single" w:sz="4" w:space="0" w:color="C0C8D8"/>
-            </w:tcBorders>
             <w:tcMar>
               <w:top w:w="80" w:type="dxa"/>
               <w:left w:w="120" w:type="dxa"/>
@@ -3963,11 +3940,12 @@
           <w:color w:val="000000" w:themeColor="text1"/>
         </w:rPr>
         <w:sectPr>
-          <w:headerReference w:type="default" r:id="rId21"/>
-          <w:footerReference w:type="default" r:id="rId22"/>
+          <w:headerReference w:type="default" r:id="rId19"/>
+          <w:footerReference w:type="even" r:id="rId20"/>
+          <w:footerReference w:type="default" r:id="rId21"/>
           <w:pgSz w:w="11906" w:h="16838"/>
           <w:pgMar w:top="1440" w:right="1440" w:bottom="1440" w:left="1800" w:header="720" w:footer="720" w:gutter="0"/>
-          <w:pgNumType w:fmt="lowerRoman" w:start="2"/>
+          <w:pgNumType w:fmt="lowerRoman" w:start="1"/>
           <w:cols w:space="720"/>
           <w:titlePg/>
           <w:docGrid w:linePitch="326"/>
@@ -4000,14 +3978,6 @@
         <w:tblStyle w:val="a6"/>
         <w:tblW w:w="8100" w:type="dxa"/>
         <w:tblInd w:w="0" w:type="dxa"/>
-        <w:tblBorders>
-          <w:top w:val="single" w:sz="4" w:space="0" w:color="000000"/>
-          <w:left w:val="single" w:sz="4" w:space="0" w:color="000000"/>
-          <w:bottom w:val="single" w:sz="4" w:space="0" w:color="000000"/>
-          <w:right w:val="single" w:sz="4" w:space="0" w:color="000000"/>
-          <w:insideH w:val="single" w:sz="4" w:space="0" w:color="000000"/>
-          <w:insideV w:val="single" w:sz="4" w:space="0" w:color="000000"/>
-        </w:tblBorders>
         <w:tblLayout w:type="fixed"/>
         <w:tblLook w:val="0000" w:firstRow="0" w:lastRow="0" w:firstColumn="0" w:lastColumn="0" w:noHBand="0" w:noVBand="0"/>
       </w:tblPr>
@@ -4023,12 +3993,6 @@
         <w:tc>
           <w:tcPr>
             <w:tcW w:w="1400" w:type="dxa"/>
-            <w:tcBorders>
-              <w:top w:val="single" w:sz="4" w:space="0" w:color="1F4E79"/>
-              <w:left w:val="single" w:sz="4" w:space="0" w:color="1F4E79"/>
-              <w:bottom w:val="single" w:sz="4" w:space="0" w:color="1F4E79"/>
-              <w:right w:val="single" w:sz="4" w:space="0" w:color="1F4E79"/>
-            </w:tcBorders>
             <w:tcMar>
               <w:top w:w="80" w:type="dxa"/>
               <w:left w:w="120" w:type="dxa"/>
@@ -4059,12 +4023,6 @@
         <w:tc>
           <w:tcPr>
             <w:tcW w:w="5800" w:type="dxa"/>
-            <w:tcBorders>
-              <w:top w:val="single" w:sz="4" w:space="0" w:color="1F4E79"/>
-              <w:left w:val="single" w:sz="4" w:space="0" w:color="1F4E79"/>
-              <w:bottom w:val="single" w:sz="4" w:space="0" w:color="1F4E79"/>
-              <w:right w:val="single" w:sz="4" w:space="0" w:color="1F4E79"/>
-            </w:tcBorders>
             <w:tcMar>
               <w:top w:w="80" w:type="dxa"/>
               <w:left w:w="120" w:type="dxa"/>
@@ -4095,12 +4053,6 @@
         <w:tc>
           <w:tcPr>
             <w:tcW w:w="900" w:type="dxa"/>
-            <w:tcBorders>
-              <w:top w:val="single" w:sz="4" w:space="0" w:color="1F4E79"/>
-              <w:left w:val="single" w:sz="4" w:space="0" w:color="1F4E79"/>
-              <w:bottom w:val="single" w:sz="4" w:space="0" w:color="1F4E79"/>
-              <w:right w:val="single" w:sz="4" w:space="0" w:color="1F4E79"/>
-            </w:tcBorders>
             <w:tcMar>
               <w:top w:w="80" w:type="dxa"/>
               <w:left w:w="120" w:type="dxa"/>
@@ -4133,12 +4085,6 @@
         <w:tc>
           <w:tcPr>
             <w:tcW w:w="1400" w:type="dxa"/>
-            <w:tcBorders>
-              <w:top w:val="single" w:sz="4" w:space="0" w:color="C0C8D8"/>
-              <w:left w:val="single" w:sz="4" w:space="0" w:color="C0C8D8"/>
-              <w:bottom w:val="single" w:sz="4" w:space="0" w:color="C0C8D8"/>
-              <w:right w:val="single" w:sz="4" w:space="0" w:color="C0C8D8"/>
-            </w:tcBorders>
             <w:tcMar>
               <w:top w:w="80" w:type="dxa"/>
               <w:left w:w="120" w:type="dxa"/>
@@ -4167,12 +4113,6 @@
         <w:tc>
           <w:tcPr>
             <w:tcW w:w="5800" w:type="dxa"/>
-            <w:tcBorders>
-              <w:top w:val="single" w:sz="4" w:space="0" w:color="C0C8D8"/>
-              <w:left w:val="single" w:sz="4" w:space="0" w:color="C0C8D8"/>
-              <w:bottom w:val="single" w:sz="4" w:space="0" w:color="C0C8D8"/>
-              <w:right w:val="single" w:sz="4" w:space="0" w:color="C0C8D8"/>
-            </w:tcBorders>
             <w:tcMar>
               <w:top w:w="80" w:type="dxa"/>
               <w:left w:w="120" w:type="dxa"/>
@@ -4201,12 +4141,6 @@
         <w:tc>
           <w:tcPr>
             <w:tcW w:w="900" w:type="dxa"/>
-            <w:tcBorders>
-              <w:top w:val="single" w:sz="4" w:space="0" w:color="C0C8D8"/>
-              <w:left w:val="single" w:sz="4" w:space="0" w:color="C0C8D8"/>
-              <w:bottom w:val="single" w:sz="4" w:space="0" w:color="C0C8D8"/>
-              <w:right w:val="single" w:sz="4" w:space="0" w:color="C0C8D8"/>
-            </w:tcBorders>
             <w:tcMar>
               <w:top w:w="80" w:type="dxa"/>
               <w:left w:w="120" w:type="dxa"/>
@@ -4237,12 +4171,6 @@
         <w:tc>
           <w:tcPr>
             <w:tcW w:w="1400" w:type="dxa"/>
-            <w:tcBorders>
-              <w:top w:val="single" w:sz="4" w:space="0" w:color="C0C8D8"/>
-              <w:left w:val="single" w:sz="4" w:space="0" w:color="C0C8D8"/>
-              <w:bottom w:val="single" w:sz="4" w:space="0" w:color="C0C8D8"/>
-              <w:right w:val="single" w:sz="4" w:space="0" w:color="C0C8D8"/>
-            </w:tcBorders>
             <w:tcMar>
               <w:top w:w="80" w:type="dxa"/>
               <w:left w:w="120" w:type="dxa"/>
@@ -4271,12 +4199,6 @@
         <w:tc>
           <w:tcPr>
             <w:tcW w:w="5800" w:type="dxa"/>
-            <w:tcBorders>
-              <w:top w:val="single" w:sz="4" w:space="0" w:color="C0C8D8"/>
-              <w:left w:val="single" w:sz="4" w:space="0" w:color="C0C8D8"/>
-              <w:bottom w:val="single" w:sz="4" w:space="0" w:color="C0C8D8"/>
-              <w:right w:val="single" w:sz="4" w:space="0" w:color="C0C8D8"/>
-            </w:tcBorders>
             <w:tcMar>
               <w:top w:w="80" w:type="dxa"/>
               <w:left w:w="120" w:type="dxa"/>
@@ -4305,12 +4227,6 @@
         <w:tc>
           <w:tcPr>
             <w:tcW w:w="900" w:type="dxa"/>
-            <w:tcBorders>
-              <w:top w:val="single" w:sz="4" w:space="0" w:color="C0C8D8"/>
-              <w:left w:val="single" w:sz="4" w:space="0" w:color="C0C8D8"/>
-              <w:bottom w:val="single" w:sz="4" w:space="0" w:color="C0C8D8"/>
-              <w:right w:val="single" w:sz="4" w:space="0" w:color="C0C8D8"/>
-            </w:tcBorders>
             <w:tcMar>
               <w:top w:w="80" w:type="dxa"/>
               <w:left w:w="120" w:type="dxa"/>
@@ -4341,12 +4257,6 @@
         <w:tc>
           <w:tcPr>
             <w:tcW w:w="1400" w:type="dxa"/>
-            <w:tcBorders>
-              <w:top w:val="single" w:sz="4" w:space="0" w:color="C0C8D8"/>
-              <w:left w:val="single" w:sz="4" w:space="0" w:color="C0C8D8"/>
-              <w:bottom w:val="single" w:sz="4" w:space="0" w:color="C0C8D8"/>
-              <w:right w:val="single" w:sz="4" w:space="0" w:color="C0C8D8"/>
-            </w:tcBorders>
             <w:tcMar>
               <w:top w:w="80" w:type="dxa"/>
               <w:left w:w="120" w:type="dxa"/>
@@ -4375,12 +4285,6 @@
         <w:tc>
           <w:tcPr>
             <w:tcW w:w="5800" w:type="dxa"/>
-            <w:tcBorders>
-              <w:top w:val="single" w:sz="4" w:space="0" w:color="C0C8D8"/>
-              <w:left w:val="single" w:sz="4" w:space="0" w:color="C0C8D8"/>
-              <w:bottom w:val="single" w:sz="4" w:space="0" w:color="C0C8D8"/>
-              <w:right w:val="single" w:sz="4" w:space="0" w:color="C0C8D8"/>
-            </w:tcBorders>
             <w:tcMar>
               <w:top w:w="80" w:type="dxa"/>
               <w:left w:w="120" w:type="dxa"/>
@@ -4409,12 +4313,6 @@
         <w:tc>
           <w:tcPr>
             <w:tcW w:w="900" w:type="dxa"/>
-            <w:tcBorders>
-              <w:top w:val="single" w:sz="4" w:space="0" w:color="C0C8D8"/>
-              <w:left w:val="single" w:sz="4" w:space="0" w:color="C0C8D8"/>
-              <w:bottom w:val="single" w:sz="4" w:space="0" w:color="C0C8D8"/>
-              <w:right w:val="single" w:sz="4" w:space="0" w:color="C0C8D8"/>
-            </w:tcBorders>
             <w:tcMar>
               <w:top w:w="80" w:type="dxa"/>
               <w:left w:w="120" w:type="dxa"/>
@@ -4453,12 +4351,6 @@
         <w:tc>
           <w:tcPr>
             <w:tcW w:w="1400" w:type="dxa"/>
-            <w:tcBorders>
-              <w:top w:val="single" w:sz="4" w:space="0" w:color="C0C8D8"/>
-              <w:left w:val="single" w:sz="4" w:space="0" w:color="C0C8D8"/>
-              <w:bottom w:val="single" w:sz="4" w:space="0" w:color="C0C8D8"/>
-              <w:right w:val="single" w:sz="4" w:space="0" w:color="C0C8D8"/>
-            </w:tcBorders>
             <w:tcMar>
               <w:top w:w="80" w:type="dxa"/>
               <w:left w:w="120" w:type="dxa"/>
@@ -4487,12 +4379,6 @@
         <w:tc>
           <w:tcPr>
             <w:tcW w:w="5800" w:type="dxa"/>
-            <w:tcBorders>
-              <w:top w:val="single" w:sz="4" w:space="0" w:color="C0C8D8"/>
-              <w:left w:val="single" w:sz="4" w:space="0" w:color="C0C8D8"/>
-              <w:bottom w:val="single" w:sz="4" w:space="0" w:color="C0C8D8"/>
-              <w:right w:val="single" w:sz="4" w:space="0" w:color="C0C8D8"/>
-            </w:tcBorders>
             <w:tcMar>
               <w:top w:w="80" w:type="dxa"/>
               <w:left w:w="120" w:type="dxa"/>
@@ -4521,12 +4407,6 @@
         <w:tc>
           <w:tcPr>
             <w:tcW w:w="900" w:type="dxa"/>
-            <w:tcBorders>
-              <w:top w:val="single" w:sz="4" w:space="0" w:color="C0C8D8"/>
-              <w:left w:val="single" w:sz="4" w:space="0" w:color="C0C8D8"/>
-              <w:bottom w:val="single" w:sz="4" w:space="0" w:color="C0C8D8"/>
-              <w:right w:val="single" w:sz="4" w:space="0" w:color="C0C8D8"/>
-            </w:tcBorders>
             <w:tcMar>
               <w:top w:w="80" w:type="dxa"/>
               <w:left w:w="120" w:type="dxa"/>
@@ -4565,12 +4445,6 @@
         <w:tc>
           <w:tcPr>
             <w:tcW w:w="1400" w:type="dxa"/>
-            <w:tcBorders>
-              <w:top w:val="single" w:sz="4" w:space="0" w:color="C0C8D8"/>
-              <w:left w:val="single" w:sz="4" w:space="0" w:color="C0C8D8"/>
-              <w:bottom w:val="single" w:sz="4" w:space="0" w:color="C0C8D8"/>
-              <w:right w:val="single" w:sz="4" w:space="0" w:color="C0C8D8"/>
-            </w:tcBorders>
             <w:tcMar>
               <w:top w:w="80" w:type="dxa"/>
               <w:left w:w="120" w:type="dxa"/>
@@ -4599,12 +4473,6 @@
         <w:tc>
           <w:tcPr>
             <w:tcW w:w="5800" w:type="dxa"/>
-            <w:tcBorders>
-              <w:top w:val="single" w:sz="4" w:space="0" w:color="C0C8D8"/>
-              <w:left w:val="single" w:sz="4" w:space="0" w:color="C0C8D8"/>
-              <w:bottom w:val="single" w:sz="4" w:space="0" w:color="C0C8D8"/>
-              <w:right w:val="single" w:sz="4" w:space="0" w:color="C0C8D8"/>
-            </w:tcBorders>
             <w:tcMar>
               <w:top w:w="80" w:type="dxa"/>
               <w:left w:w="120" w:type="dxa"/>
@@ -4633,12 +4501,6 @@
         <w:tc>
           <w:tcPr>
             <w:tcW w:w="900" w:type="dxa"/>
-            <w:tcBorders>
-              <w:top w:val="single" w:sz="4" w:space="0" w:color="C0C8D8"/>
-              <w:left w:val="single" w:sz="4" w:space="0" w:color="C0C8D8"/>
-              <w:bottom w:val="single" w:sz="4" w:space="0" w:color="C0C8D8"/>
-              <w:right w:val="single" w:sz="4" w:space="0" w:color="C0C8D8"/>
-            </w:tcBorders>
             <w:tcMar>
               <w:top w:w="80" w:type="dxa"/>
               <w:left w:w="120" w:type="dxa"/>
@@ -4677,12 +4539,6 @@
         <w:tc>
           <w:tcPr>
             <w:tcW w:w="1400" w:type="dxa"/>
-            <w:tcBorders>
-              <w:top w:val="single" w:sz="4" w:space="0" w:color="C0C8D8"/>
-              <w:left w:val="single" w:sz="4" w:space="0" w:color="C0C8D8"/>
-              <w:bottom w:val="single" w:sz="4" w:space="0" w:color="C0C8D8"/>
-              <w:right w:val="single" w:sz="4" w:space="0" w:color="C0C8D8"/>
-            </w:tcBorders>
             <w:tcMar>
               <w:top w:w="80" w:type="dxa"/>
               <w:left w:w="120" w:type="dxa"/>
@@ -4711,12 +4567,6 @@
         <w:tc>
           <w:tcPr>
             <w:tcW w:w="5800" w:type="dxa"/>
-            <w:tcBorders>
-              <w:top w:val="single" w:sz="4" w:space="0" w:color="C0C8D8"/>
-              <w:left w:val="single" w:sz="4" w:space="0" w:color="C0C8D8"/>
-              <w:bottom w:val="single" w:sz="4" w:space="0" w:color="C0C8D8"/>
-              <w:right w:val="single" w:sz="4" w:space="0" w:color="C0C8D8"/>
-            </w:tcBorders>
             <w:tcMar>
               <w:top w:w="80" w:type="dxa"/>
               <w:left w:w="120" w:type="dxa"/>
@@ -4745,12 +4595,6 @@
         <w:tc>
           <w:tcPr>
             <w:tcW w:w="900" w:type="dxa"/>
-            <w:tcBorders>
-              <w:top w:val="single" w:sz="4" w:space="0" w:color="C0C8D8"/>
-              <w:left w:val="single" w:sz="4" w:space="0" w:color="C0C8D8"/>
-              <w:bottom w:val="single" w:sz="4" w:space="0" w:color="C0C8D8"/>
-              <w:right w:val="single" w:sz="4" w:space="0" w:color="C0C8D8"/>
-            </w:tcBorders>
             <w:tcMar>
               <w:top w:w="80" w:type="dxa"/>
               <w:left w:w="120" w:type="dxa"/>
@@ -4789,12 +4633,6 @@
         <w:tc>
           <w:tcPr>
             <w:tcW w:w="1400" w:type="dxa"/>
-            <w:tcBorders>
-              <w:top w:val="single" w:sz="4" w:space="0" w:color="C0C8D8"/>
-              <w:left w:val="single" w:sz="4" w:space="0" w:color="C0C8D8"/>
-              <w:bottom w:val="single" w:sz="4" w:space="0" w:color="C0C8D8"/>
-              <w:right w:val="single" w:sz="4" w:space="0" w:color="C0C8D8"/>
-            </w:tcBorders>
             <w:tcMar>
               <w:top w:w="80" w:type="dxa"/>
               <w:left w:w="120" w:type="dxa"/>
@@ -4823,12 +4661,6 @@
         <w:tc>
           <w:tcPr>
             <w:tcW w:w="5800" w:type="dxa"/>
-            <w:tcBorders>
-              <w:top w:val="single" w:sz="4" w:space="0" w:color="C0C8D8"/>
-              <w:left w:val="single" w:sz="4" w:space="0" w:color="C0C8D8"/>
-              <w:bottom w:val="single" w:sz="4" w:space="0" w:color="C0C8D8"/>
-              <w:right w:val="single" w:sz="4" w:space="0" w:color="C0C8D8"/>
-            </w:tcBorders>
             <w:tcMar>
               <w:top w:w="80" w:type="dxa"/>
               <w:left w:w="120" w:type="dxa"/>
@@ -4857,12 +4689,6 @@
         <w:tc>
           <w:tcPr>
             <w:tcW w:w="900" w:type="dxa"/>
-            <w:tcBorders>
-              <w:top w:val="single" w:sz="4" w:space="0" w:color="C0C8D8"/>
-              <w:left w:val="single" w:sz="4" w:space="0" w:color="C0C8D8"/>
-              <w:bottom w:val="single" w:sz="4" w:space="0" w:color="C0C8D8"/>
-              <w:right w:val="single" w:sz="4" w:space="0" w:color="C0C8D8"/>
-            </w:tcBorders>
             <w:tcMar>
               <w:top w:w="80" w:type="dxa"/>
               <w:left w:w="120" w:type="dxa"/>
@@ -4901,12 +4727,6 @@
         <w:tc>
           <w:tcPr>
             <w:tcW w:w="1400" w:type="dxa"/>
-            <w:tcBorders>
-              <w:top w:val="single" w:sz="4" w:space="0" w:color="C0C8D8"/>
-              <w:left w:val="single" w:sz="4" w:space="0" w:color="C0C8D8"/>
-              <w:bottom w:val="single" w:sz="4" w:space="0" w:color="C0C8D8"/>
-              <w:right w:val="single" w:sz="4" w:space="0" w:color="C0C8D8"/>
-            </w:tcBorders>
             <w:tcMar>
               <w:top w:w="80" w:type="dxa"/>
               <w:left w:w="120" w:type="dxa"/>
@@ -4935,12 +4755,6 @@
         <w:tc>
           <w:tcPr>
             <w:tcW w:w="5800" w:type="dxa"/>
-            <w:tcBorders>
-              <w:top w:val="single" w:sz="4" w:space="0" w:color="C0C8D8"/>
-              <w:left w:val="single" w:sz="4" w:space="0" w:color="C0C8D8"/>
-              <w:bottom w:val="single" w:sz="4" w:space="0" w:color="C0C8D8"/>
-              <w:right w:val="single" w:sz="4" w:space="0" w:color="C0C8D8"/>
-            </w:tcBorders>
             <w:tcMar>
               <w:top w:w="80" w:type="dxa"/>
               <w:left w:w="120" w:type="dxa"/>
@@ -4969,12 +4783,6 @@
         <w:tc>
           <w:tcPr>
             <w:tcW w:w="900" w:type="dxa"/>
-            <w:tcBorders>
-              <w:top w:val="single" w:sz="4" w:space="0" w:color="C0C8D8"/>
-              <w:left w:val="single" w:sz="4" w:space="0" w:color="C0C8D8"/>
-              <w:bottom w:val="single" w:sz="4" w:space="0" w:color="C0C8D8"/>
-              <w:right w:val="single" w:sz="4" w:space="0" w:color="C0C8D8"/>
-            </w:tcBorders>
             <w:tcMar>
               <w:top w:w="80" w:type="dxa"/>
               <w:left w:w="120" w:type="dxa"/>
@@ -5013,12 +4821,6 @@
         <w:tc>
           <w:tcPr>
             <w:tcW w:w="1400" w:type="dxa"/>
-            <w:tcBorders>
-              <w:top w:val="single" w:sz="4" w:space="0" w:color="C0C8D8"/>
-              <w:left w:val="single" w:sz="4" w:space="0" w:color="C0C8D8"/>
-              <w:bottom w:val="single" w:sz="4" w:space="0" w:color="C0C8D8"/>
-              <w:right w:val="single" w:sz="4" w:space="0" w:color="C0C8D8"/>
-            </w:tcBorders>
             <w:tcMar>
               <w:top w:w="80" w:type="dxa"/>
               <w:left w:w="120" w:type="dxa"/>
@@ -5047,12 +4849,6 @@
         <w:tc>
           <w:tcPr>
             <w:tcW w:w="5800" w:type="dxa"/>
-            <w:tcBorders>
-              <w:top w:val="single" w:sz="4" w:space="0" w:color="C0C8D8"/>
-              <w:left w:val="single" w:sz="4" w:space="0" w:color="C0C8D8"/>
-              <w:bottom w:val="single" w:sz="4" w:space="0" w:color="C0C8D8"/>
-              <w:right w:val="single" w:sz="4" w:space="0" w:color="C0C8D8"/>
-            </w:tcBorders>
             <w:tcMar>
               <w:top w:w="80" w:type="dxa"/>
               <w:left w:w="120" w:type="dxa"/>
@@ -5081,12 +4877,6 @@
         <w:tc>
           <w:tcPr>
             <w:tcW w:w="900" w:type="dxa"/>
-            <w:tcBorders>
-              <w:top w:val="single" w:sz="4" w:space="0" w:color="C0C8D8"/>
-              <w:left w:val="single" w:sz="4" w:space="0" w:color="C0C8D8"/>
-              <w:bottom w:val="single" w:sz="4" w:space="0" w:color="C0C8D8"/>
-              <w:right w:val="single" w:sz="4" w:space="0" w:color="C0C8D8"/>
-            </w:tcBorders>
             <w:tcMar>
               <w:top w:w="80" w:type="dxa"/>
               <w:left w:w="120" w:type="dxa"/>
@@ -5125,12 +4915,6 @@
         <w:tc>
           <w:tcPr>
             <w:tcW w:w="1400" w:type="dxa"/>
-            <w:tcBorders>
-              <w:top w:val="single" w:sz="4" w:space="0" w:color="C0C8D8"/>
-              <w:left w:val="single" w:sz="4" w:space="0" w:color="C0C8D8"/>
-              <w:bottom w:val="single" w:sz="4" w:space="0" w:color="C0C8D8"/>
-              <w:right w:val="single" w:sz="4" w:space="0" w:color="C0C8D8"/>
-            </w:tcBorders>
             <w:tcMar>
               <w:top w:w="80" w:type="dxa"/>
               <w:left w:w="120" w:type="dxa"/>
@@ -5159,12 +4943,6 @@
         <w:tc>
           <w:tcPr>
             <w:tcW w:w="5800" w:type="dxa"/>
-            <w:tcBorders>
-              <w:top w:val="single" w:sz="4" w:space="0" w:color="C0C8D8"/>
-              <w:left w:val="single" w:sz="4" w:space="0" w:color="C0C8D8"/>
-              <w:bottom w:val="single" w:sz="4" w:space="0" w:color="C0C8D8"/>
-              <w:right w:val="single" w:sz="4" w:space="0" w:color="C0C8D8"/>
-            </w:tcBorders>
             <w:tcMar>
               <w:top w:w="80" w:type="dxa"/>
               <w:left w:w="120" w:type="dxa"/>
@@ -5193,12 +4971,6 @@
         <w:tc>
           <w:tcPr>
             <w:tcW w:w="900" w:type="dxa"/>
-            <w:tcBorders>
-              <w:top w:val="single" w:sz="4" w:space="0" w:color="C0C8D8"/>
-              <w:left w:val="single" w:sz="4" w:space="0" w:color="C0C8D8"/>
-              <w:bottom w:val="single" w:sz="4" w:space="0" w:color="C0C8D8"/>
-              <w:right w:val="single" w:sz="4" w:space="0" w:color="C0C8D8"/>
-            </w:tcBorders>
             <w:tcMar>
               <w:top w:w="80" w:type="dxa"/>
               <w:left w:w="120" w:type="dxa"/>
@@ -5229,12 +5001,6 @@
         <w:tc>
           <w:tcPr>
             <w:tcW w:w="1400" w:type="dxa"/>
-            <w:tcBorders>
-              <w:top w:val="single" w:sz="4" w:space="0" w:color="C0C8D8"/>
-              <w:left w:val="single" w:sz="4" w:space="0" w:color="C0C8D8"/>
-              <w:bottom w:val="single" w:sz="4" w:space="0" w:color="C0C8D8"/>
-              <w:right w:val="single" w:sz="4" w:space="0" w:color="C0C8D8"/>
-            </w:tcBorders>
             <w:tcMar>
               <w:top w:w="80" w:type="dxa"/>
               <w:left w:w="120" w:type="dxa"/>
@@ -5263,12 +5029,6 @@
         <w:tc>
           <w:tcPr>
             <w:tcW w:w="5800" w:type="dxa"/>
-            <w:tcBorders>
-              <w:top w:val="single" w:sz="4" w:space="0" w:color="C0C8D8"/>
-              <w:left w:val="single" w:sz="4" w:space="0" w:color="C0C8D8"/>
-              <w:bottom w:val="single" w:sz="4" w:space="0" w:color="C0C8D8"/>
-              <w:right w:val="single" w:sz="4" w:space="0" w:color="C0C8D8"/>
-            </w:tcBorders>
             <w:tcMar>
               <w:top w:w="80" w:type="dxa"/>
               <w:left w:w="120" w:type="dxa"/>
@@ -5297,12 +5057,6 @@
         <w:tc>
           <w:tcPr>
             <w:tcW w:w="900" w:type="dxa"/>
-            <w:tcBorders>
-              <w:top w:val="single" w:sz="4" w:space="0" w:color="C0C8D8"/>
-              <w:left w:val="single" w:sz="4" w:space="0" w:color="C0C8D8"/>
-              <w:bottom w:val="single" w:sz="4" w:space="0" w:color="C0C8D8"/>
-              <w:right w:val="single" w:sz="4" w:space="0" w:color="C0C8D8"/>
-            </w:tcBorders>
             <w:tcMar>
               <w:top w:w="80" w:type="dxa"/>
               <w:left w:w="120" w:type="dxa"/>
@@ -5341,12 +5095,6 @@
         <w:tc>
           <w:tcPr>
             <w:tcW w:w="1400" w:type="dxa"/>
-            <w:tcBorders>
-              <w:top w:val="single" w:sz="4" w:space="0" w:color="C0C8D8"/>
-              <w:left w:val="single" w:sz="4" w:space="0" w:color="C0C8D8"/>
-              <w:bottom w:val="single" w:sz="4" w:space="0" w:color="C0C8D8"/>
-              <w:right w:val="single" w:sz="4" w:space="0" w:color="C0C8D8"/>
-            </w:tcBorders>
             <w:tcMar>
               <w:top w:w="80" w:type="dxa"/>
               <w:left w:w="120" w:type="dxa"/>
@@ -5375,12 +5123,6 @@
         <w:tc>
           <w:tcPr>
             <w:tcW w:w="5800" w:type="dxa"/>
-            <w:tcBorders>
-              <w:top w:val="single" w:sz="4" w:space="0" w:color="C0C8D8"/>
-              <w:left w:val="single" w:sz="4" w:space="0" w:color="C0C8D8"/>
-              <w:bottom w:val="single" w:sz="4" w:space="0" w:color="C0C8D8"/>
-              <w:right w:val="single" w:sz="4" w:space="0" w:color="C0C8D8"/>
-            </w:tcBorders>
             <w:tcMar>
               <w:top w:w="80" w:type="dxa"/>
               <w:left w:w="120" w:type="dxa"/>
@@ -5409,12 +5151,6 @@
         <w:tc>
           <w:tcPr>
             <w:tcW w:w="900" w:type="dxa"/>
-            <w:tcBorders>
-              <w:top w:val="single" w:sz="4" w:space="0" w:color="C0C8D8"/>
-              <w:left w:val="single" w:sz="4" w:space="0" w:color="C0C8D8"/>
-              <w:bottom w:val="single" w:sz="4" w:space="0" w:color="C0C8D8"/>
-              <w:right w:val="single" w:sz="4" w:space="0" w:color="C0C8D8"/>
-            </w:tcBorders>
             <w:tcMar>
               <w:top w:w="80" w:type="dxa"/>
               <w:left w:w="120" w:type="dxa"/>
@@ -5456,8 +5192,8 @@
           <w:color w:val="000000" w:themeColor="text1"/>
         </w:rPr>
         <w:sectPr>
-          <w:headerReference w:type="default" r:id="rId23"/>
-          <w:footerReference w:type="default" r:id="rId24"/>
+          <w:headerReference w:type="default" r:id="rId22"/>
+          <w:footerReference w:type="default" r:id="rId23"/>
           <w:pgSz w:w="11906" w:h="16838"/>
           <w:pgMar w:top="1440" w:right="1440" w:bottom="1440" w:left="1800" w:header="720" w:footer="720" w:gutter="0"/>
           <w:pgNumType w:fmt="lowerRoman" w:start="4"/>
@@ -5487,29 +5223,7 @@
           <w:szCs w:val="28"/>
         </w:rPr>
         <w:lastRenderedPageBreak/>
-        <w:t>LIST OF SYMBOLS, ABBREVIATIONS AND</w:t>
-      </w:r>
-      <w:r>
-        <w:rPr>
-          <w:b/>
-          <w:bCs/>
-          <w:smallCaps/>
-          <w:color w:val="000000" w:themeColor="text1"/>
-          <w:sz w:val="28"/>
-          <w:szCs w:val="28"/>
-        </w:rPr>
-        <w:t xml:space="preserve"> </w:t>
-      </w:r>
-      <w:r>
-        <w:rPr>
-          <w:b/>
-          <w:bCs/>
-          <w:smallCaps/>
-          <w:color w:val="000000" w:themeColor="text1"/>
-          <w:sz w:val="28"/>
-          <w:szCs w:val="28"/>
-        </w:rPr>
-        <w:t>NOMENCLATURE</w:t>
+        <w:t>ABBREVIATIONS</w:t>
       </w:r>
     </w:p>
     <w:tbl>
@@ -5517,14 +5231,6 @@
         <w:tblStyle w:val="a7"/>
         <w:tblW w:w="8666" w:type="dxa"/>
         <w:tblInd w:w="0" w:type="dxa"/>
-        <w:tblBorders>
-          <w:top w:val="single" w:sz="4" w:space="0" w:color="000000"/>
-          <w:left w:val="single" w:sz="4" w:space="0" w:color="000000"/>
-          <w:bottom w:val="single" w:sz="4" w:space="0" w:color="000000"/>
-          <w:right w:val="single" w:sz="4" w:space="0" w:color="000000"/>
-          <w:insideH w:val="single" w:sz="4" w:space="0" w:color="000000"/>
-          <w:insideV w:val="single" w:sz="4" w:space="0" w:color="000000"/>
-        </w:tblBorders>
         <w:tblLayout w:type="fixed"/>
         <w:tblLook w:val="0000" w:firstRow="0" w:lastRow="0" w:firstColumn="0" w:lastColumn="0" w:noHBand="0" w:noVBand="0"/>
       </w:tblPr>
@@ -5539,12 +5245,6 @@
         <w:tc>
           <w:tcPr>
             <w:tcW w:w="2000" w:type="dxa"/>
-            <w:tcBorders>
-              <w:top w:val="single" w:sz="4" w:space="0" w:color="1F4E79"/>
-              <w:left w:val="single" w:sz="4" w:space="0" w:color="1F4E79"/>
-              <w:bottom w:val="single" w:sz="4" w:space="0" w:color="1F4E79"/>
-              <w:right w:val="single" w:sz="4" w:space="0" w:color="1F4E79"/>
-            </w:tcBorders>
             <w:tcMar>
               <w:top w:w="80" w:type="dxa"/>
               <w:left w:w="120" w:type="dxa"/>
@@ -5575,12 +5275,6 @@
         <w:tc>
           <w:tcPr>
             <w:tcW w:w="6666" w:type="dxa"/>
-            <w:tcBorders>
-              <w:top w:val="single" w:sz="4" w:space="0" w:color="1F4E79"/>
-              <w:left w:val="single" w:sz="4" w:space="0" w:color="1F4E79"/>
-              <w:bottom w:val="single" w:sz="4" w:space="0" w:color="1F4E79"/>
-              <w:right w:val="single" w:sz="4" w:space="0" w:color="1F4E79"/>
-            </w:tcBorders>
             <w:tcMar>
               <w:top w:w="80" w:type="dxa"/>
               <w:left w:w="120" w:type="dxa"/>
@@ -5613,12 +5307,6 @@
         <w:tc>
           <w:tcPr>
             <w:tcW w:w="2000" w:type="dxa"/>
-            <w:tcBorders>
-              <w:top w:val="single" w:sz="4" w:space="0" w:color="C0C8D8"/>
-              <w:left w:val="single" w:sz="4" w:space="0" w:color="C0C8D8"/>
-              <w:bottom w:val="single" w:sz="4" w:space="0" w:color="C0C8D8"/>
-              <w:right w:val="single" w:sz="4" w:space="0" w:color="C0C8D8"/>
-            </w:tcBorders>
             <w:tcMar>
               <w:top w:w="80" w:type="dxa"/>
               <w:left w:w="120" w:type="dxa"/>
@@ -5647,12 +5335,6 @@
         <w:tc>
           <w:tcPr>
             <w:tcW w:w="6666" w:type="dxa"/>
-            <w:tcBorders>
-              <w:top w:val="single" w:sz="4" w:space="0" w:color="C0C8D8"/>
-              <w:left w:val="single" w:sz="4" w:space="0" w:color="C0C8D8"/>
-              <w:bottom w:val="single" w:sz="4" w:space="0" w:color="C0C8D8"/>
-              <w:right w:val="single" w:sz="4" w:space="0" w:color="C0C8D8"/>
-            </w:tcBorders>
             <w:tcMar>
               <w:top w:w="80" w:type="dxa"/>
               <w:left w:w="120" w:type="dxa"/>
@@ -5683,12 +5365,6 @@
         <w:tc>
           <w:tcPr>
             <w:tcW w:w="2000" w:type="dxa"/>
-            <w:tcBorders>
-              <w:top w:val="single" w:sz="4" w:space="0" w:color="C0C8D8"/>
-              <w:left w:val="single" w:sz="4" w:space="0" w:color="C0C8D8"/>
-              <w:bottom w:val="single" w:sz="4" w:space="0" w:color="C0C8D8"/>
-              <w:right w:val="single" w:sz="4" w:space="0" w:color="C0C8D8"/>
-            </w:tcBorders>
             <w:tcMar>
               <w:top w:w="80" w:type="dxa"/>
               <w:left w:w="120" w:type="dxa"/>
@@ -5717,12 +5393,6 @@
         <w:tc>
           <w:tcPr>
             <w:tcW w:w="6666" w:type="dxa"/>
-            <w:tcBorders>
-              <w:top w:val="single" w:sz="4" w:space="0" w:color="C0C8D8"/>
-              <w:left w:val="single" w:sz="4" w:space="0" w:color="C0C8D8"/>
-              <w:bottom w:val="single" w:sz="4" w:space="0" w:color="C0C8D8"/>
-              <w:right w:val="single" w:sz="4" w:space="0" w:color="C0C8D8"/>
-            </w:tcBorders>
             <w:tcMar>
               <w:top w:w="80" w:type="dxa"/>
               <w:left w:w="120" w:type="dxa"/>
@@ -5753,12 +5423,6 @@
         <w:tc>
           <w:tcPr>
             <w:tcW w:w="2000" w:type="dxa"/>
-            <w:tcBorders>
-              <w:top w:val="single" w:sz="4" w:space="0" w:color="C0C8D8"/>
-              <w:left w:val="single" w:sz="4" w:space="0" w:color="C0C8D8"/>
-              <w:bottom w:val="single" w:sz="4" w:space="0" w:color="C0C8D8"/>
-              <w:right w:val="single" w:sz="4" w:space="0" w:color="C0C8D8"/>
-            </w:tcBorders>
             <w:tcMar>
               <w:top w:w="80" w:type="dxa"/>
               <w:left w:w="120" w:type="dxa"/>
@@ -5787,12 +5451,6 @@
         <w:tc>
           <w:tcPr>
             <w:tcW w:w="6666" w:type="dxa"/>
-            <w:tcBorders>
-              <w:top w:val="single" w:sz="4" w:space="0" w:color="C0C8D8"/>
-              <w:left w:val="single" w:sz="4" w:space="0" w:color="C0C8D8"/>
-              <w:bottom w:val="single" w:sz="4" w:space="0" w:color="C0C8D8"/>
-              <w:right w:val="single" w:sz="4" w:space="0" w:color="C0C8D8"/>
-            </w:tcBorders>
             <w:tcMar>
               <w:top w:w="80" w:type="dxa"/>
               <w:left w:w="120" w:type="dxa"/>
@@ -5823,12 +5481,6 @@
         <w:tc>
           <w:tcPr>
             <w:tcW w:w="2000" w:type="dxa"/>
-            <w:tcBorders>
-              <w:top w:val="single" w:sz="4" w:space="0" w:color="C0C8D8"/>
-              <w:left w:val="single" w:sz="4" w:space="0" w:color="C0C8D8"/>
-              <w:bottom w:val="single" w:sz="4" w:space="0" w:color="C0C8D8"/>
-              <w:right w:val="single" w:sz="4" w:space="0" w:color="C0C8D8"/>
-            </w:tcBorders>
             <w:tcMar>
               <w:top w:w="80" w:type="dxa"/>
               <w:left w:w="120" w:type="dxa"/>
@@ -5857,12 +5509,6 @@
         <w:tc>
           <w:tcPr>
             <w:tcW w:w="6666" w:type="dxa"/>
-            <w:tcBorders>
-              <w:top w:val="single" w:sz="4" w:space="0" w:color="C0C8D8"/>
-              <w:left w:val="single" w:sz="4" w:space="0" w:color="C0C8D8"/>
-              <w:bottom w:val="single" w:sz="4" w:space="0" w:color="C0C8D8"/>
-              <w:right w:val="single" w:sz="4" w:space="0" w:color="C0C8D8"/>
-            </w:tcBorders>
             <w:tcMar>
               <w:top w:w="80" w:type="dxa"/>
               <w:left w:w="120" w:type="dxa"/>
@@ -5893,12 +5539,6 @@
         <w:tc>
           <w:tcPr>
             <w:tcW w:w="2000" w:type="dxa"/>
-            <w:tcBorders>
-              <w:top w:val="single" w:sz="4" w:space="0" w:color="C0C8D8"/>
-              <w:left w:val="single" w:sz="4" w:space="0" w:color="C0C8D8"/>
-              <w:bottom w:val="single" w:sz="4" w:space="0" w:color="C0C8D8"/>
-              <w:right w:val="single" w:sz="4" w:space="0" w:color="C0C8D8"/>
-            </w:tcBorders>
             <w:tcMar>
               <w:top w:w="80" w:type="dxa"/>
               <w:left w:w="120" w:type="dxa"/>
@@ -5927,12 +5567,6 @@
         <w:tc>
           <w:tcPr>
             <w:tcW w:w="6666" w:type="dxa"/>
-            <w:tcBorders>
-              <w:top w:val="single" w:sz="4" w:space="0" w:color="C0C8D8"/>
-              <w:left w:val="single" w:sz="4" w:space="0" w:color="C0C8D8"/>
-              <w:bottom w:val="single" w:sz="4" w:space="0" w:color="C0C8D8"/>
-              <w:right w:val="single" w:sz="4" w:space="0" w:color="C0C8D8"/>
-            </w:tcBorders>
             <w:tcMar>
               <w:top w:w="80" w:type="dxa"/>
               <w:left w:w="120" w:type="dxa"/>
@@ -5963,12 +5597,6 @@
         <w:tc>
           <w:tcPr>
             <w:tcW w:w="2000" w:type="dxa"/>
-            <w:tcBorders>
-              <w:top w:val="single" w:sz="4" w:space="0" w:color="C0C8D8"/>
-              <w:left w:val="single" w:sz="4" w:space="0" w:color="C0C8D8"/>
-              <w:bottom w:val="single" w:sz="4" w:space="0" w:color="C0C8D8"/>
-              <w:right w:val="single" w:sz="4" w:space="0" w:color="C0C8D8"/>
-            </w:tcBorders>
             <w:tcMar>
               <w:top w:w="80" w:type="dxa"/>
               <w:left w:w="120" w:type="dxa"/>
@@ -5997,12 +5625,6 @@
         <w:tc>
           <w:tcPr>
             <w:tcW w:w="6666" w:type="dxa"/>
-            <w:tcBorders>
-              <w:top w:val="single" w:sz="4" w:space="0" w:color="C0C8D8"/>
-              <w:left w:val="single" w:sz="4" w:space="0" w:color="C0C8D8"/>
-              <w:bottom w:val="single" w:sz="4" w:space="0" w:color="C0C8D8"/>
-              <w:right w:val="single" w:sz="4" w:space="0" w:color="C0C8D8"/>
-            </w:tcBorders>
             <w:tcMar>
               <w:top w:w="80" w:type="dxa"/>
               <w:left w:w="120" w:type="dxa"/>
@@ -6033,12 +5655,6 @@
         <w:tc>
           <w:tcPr>
             <w:tcW w:w="2000" w:type="dxa"/>
-            <w:tcBorders>
-              <w:top w:val="single" w:sz="4" w:space="0" w:color="C0C8D8"/>
-              <w:left w:val="single" w:sz="4" w:space="0" w:color="C0C8D8"/>
-              <w:bottom w:val="single" w:sz="4" w:space="0" w:color="C0C8D8"/>
-              <w:right w:val="single" w:sz="4" w:space="0" w:color="C0C8D8"/>
-            </w:tcBorders>
             <w:tcMar>
               <w:top w:w="80" w:type="dxa"/>
               <w:left w:w="120" w:type="dxa"/>
@@ -6067,12 +5683,6 @@
         <w:tc>
           <w:tcPr>
             <w:tcW w:w="6666" w:type="dxa"/>
-            <w:tcBorders>
-              <w:top w:val="single" w:sz="4" w:space="0" w:color="C0C8D8"/>
-              <w:left w:val="single" w:sz="4" w:space="0" w:color="C0C8D8"/>
-              <w:bottom w:val="single" w:sz="4" w:space="0" w:color="C0C8D8"/>
-              <w:right w:val="single" w:sz="4" w:space="0" w:color="C0C8D8"/>
-            </w:tcBorders>
             <w:tcMar>
               <w:top w:w="80" w:type="dxa"/>
               <w:left w:w="120" w:type="dxa"/>
@@ -6103,12 +5713,6 @@
         <w:tc>
           <w:tcPr>
             <w:tcW w:w="2000" w:type="dxa"/>
-            <w:tcBorders>
-              <w:top w:val="single" w:sz="4" w:space="0" w:color="C0C8D8"/>
-              <w:left w:val="single" w:sz="4" w:space="0" w:color="C0C8D8"/>
-              <w:bottom w:val="single" w:sz="4" w:space="0" w:color="C0C8D8"/>
-              <w:right w:val="single" w:sz="4" w:space="0" w:color="C0C8D8"/>
-            </w:tcBorders>
             <w:tcMar>
               <w:top w:w="80" w:type="dxa"/>
               <w:left w:w="120" w:type="dxa"/>
@@ -6137,12 +5741,6 @@
         <w:tc>
           <w:tcPr>
             <w:tcW w:w="6666" w:type="dxa"/>
-            <w:tcBorders>
-              <w:top w:val="single" w:sz="4" w:space="0" w:color="C0C8D8"/>
-              <w:left w:val="single" w:sz="4" w:space="0" w:color="C0C8D8"/>
-              <w:bottom w:val="single" w:sz="4" w:space="0" w:color="C0C8D8"/>
-              <w:right w:val="single" w:sz="4" w:space="0" w:color="C0C8D8"/>
-            </w:tcBorders>
             <w:tcMar>
               <w:top w:w="80" w:type="dxa"/>
               <w:left w:w="120" w:type="dxa"/>
@@ -6173,12 +5771,6 @@
         <w:tc>
           <w:tcPr>
             <w:tcW w:w="2000" w:type="dxa"/>
-            <w:tcBorders>
-              <w:top w:val="single" w:sz="4" w:space="0" w:color="C0C8D8"/>
-              <w:left w:val="single" w:sz="4" w:space="0" w:color="C0C8D8"/>
-              <w:bottom w:val="single" w:sz="4" w:space="0" w:color="C0C8D8"/>
-              <w:right w:val="single" w:sz="4" w:space="0" w:color="C0C8D8"/>
-            </w:tcBorders>
             <w:tcMar>
               <w:top w:w="80" w:type="dxa"/>
               <w:left w:w="120" w:type="dxa"/>
@@ -6207,12 +5799,6 @@
         <w:tc>
           <w:tcPr>
             <w:tcW w:w="6666" w:type="dxa"/>
-            <w:tcBorders>
-              <w:top w:val="single" w:sz="4" w:space="0" w:color="C0C8D8"/>
-              <w:left w:val="single" w:sz="4" w:space="0" w:color="C0C8D8"/>
-              <w:bottom w:val="single" w:sz="4" w:space="0" w:color="C0C8D8"/>
-              <w:right w:val="single" w:sz="4" w:space="0" w:color="C0C8D8"/>
-            </w:tcBorders>
             <w:tcMar>
               <w:top w:w="80" w:type="dxa"/>
               <w:left w:w="120" w:type="dxa"/>
@@ -6243,12 +5829,6 @@
         <w:tc>
           <w:tcPr>
             <w:tcW w:w="2000" w:type="dxa"/>
-            <w:tcBorders>
-              <w:top w:val="single" w:sz="4" w:space="0" w:color="C0C8D8"/>
-              <w:left w:val="single" w:sz="4" w:space="0" w:color="C0C8D8"/>
-              <w:bottom w:val="single" w:sz="4" w:space="0" w:color="C0C8D8"/>
-              <w:right w:val="single" w:sz="4" w:space="0" w:color="C0C8D8"/>
-            </w:tcBorders>
             <w:tcMar>
               <w:top w:w="80" w:type="dxa"/>
               <w:left w:w="120" w:type="dxa"/>
@@ -6277,12 +5857,6 @@
         <w:tc>
           <w:tcPr>
             <w:tcW w:w="6666" w:type="dxa"/>
-            <w:tcBorders>
-              <w:top w:val="single" w:sz="4" w:space="0" w:color="C0C8D8"/>
-              <w:left w:val="single" w:sz="4" w:space="0" w:color="C0C8D8"/>
-              <w:bottom w:val="single" w:sz="4" w:space="0" w:color="C0C8D8"/>
-              <w:right w:val="single" w:sz="4" w:space="0" w:color="C0C8D8"/>
-            </w:tcBorders>
             <w:tcMar>
               <w:top w:w="80" w:type="dxa"/>
               <w:left w:w="120" w:type="dxa"/>
@@ -6313,12 +5887,6 @@
         <w:tc>
           <w:tcPr>
             <w:tcW w:w="2000" w:type="dxa"/>
-            <w:tcBorders>
-              <w:top w:val="single" w:sz="4" w:space="0" w:color="C0C8D8"/>
-              <w:left w:val="single" w:sz="4" w:space="0" w:color="C0C8D8"/>
-              <w:bottom w:val="single" w:sz="4" w:space="0" w:color="C0C8D8"/>
-              <w:right w:val="single" w:sz="4" w:space="0" w:color="C0C8D8"/>
-            </w:tcBorders>
             <w:tcMar>
               <w:top w:w="80" w:type="dxa"/>
               <w:left w:w="120" w:type="dxa"/>
@@ -6347,12 +5915,6 @@
         <w:tc>
           <w:tcPr>
             <w:tcW w:w="6666" w:type="dxa"/>
-            <w:tcBorders>
-              <w:top w:val="single" w:sz="4" w:space="0" w:color="C0C8D8"/>
-              <w:left w:val="single" w:sz="4" w:space="0" w:color="C0C8D8"/>
-              <w:bottom w:val="single" w:sz="4" w:space="0" w:color="C0C8D8"/>
-              <w:right w:val="single" w:sz="4" w:space="0" w:color="C0C8D8"/>
-            </w:tcBorders>
             <w:tcMar>
               <w:top w:w="80" w:type="dxa"/>
               <w:left w:w="120" w:type="dxa"/>
@@ -6383,12 +5945,6 @@
         <w:tc>
           <w:tcPr>
             <w:tcW w:w="2000" w:type="dxa"/>
-            <w:tcBorders>
-              <w:top w:val="single" w:sz="4" w:space="0" w:color="C0C8D8"/>
-              <w:left w:val="single" w:sz="4" w:space="0" w:color="C0C8D8"/>
-              <w:bottom w:val="single" w:sz="4" w:space="0" w:color="C0C8D8"/>
-              <w:right w:val="single" w:sz="4" w:space="0" w:color="C0C8D8"/>
-            </w:tcBorders>
             <w:tcMar>
               <w:top w:w="80" w:type="dxa"/>
               <w:left w:w="120" w:type="dxa"/>
@@ -6417,12 +5973,6 @@
         <w:tc>
           <w:tcPr>
             <w:tcW w:w="6666" w:type="dxa"/>
-            <w:tcBorders>
-              <w:top w:val="single" w:sz="4" w:space="0" w:color="C0C8D8"/>
-              <w:left w:val="single" w:sz="4" w:space="0" w:color="C0C8D8"/>
-              <w:bottom w:val="single" w:sz="4" w:space="0" w:color="C0C8D8"/>
-              <w:right w:val="single" w:sz="4" w:space="0" w:color="C0C8D8"/>
-            </w:tcBorders>
             <w:tcMar>
               <w:top w:w="80" w:type="dxa"/>
               <w:left w:w="120" w:type="dxa"/>
@@ -6453,12 +6003,6 @@
         <w:tc>
           <w:tcPr>
             <w:tcW w:w="2000" w:type="dxa"/>
-            <w:tcBorders>
-              <w:top w:val="single" w:sz="4" w:space="0" w:color="C0C8D8"/>
-              <w:left w:val="single" w:sz="4" w:space="0" w:color="C0C8D8"/>
-              <w:bottom w:val="single" w:sz="4" w:space="0" w:color="C0C8D8"/>
-              <w:right w:val="single" w:sz="4" w:space="0" w:color="C0C8D8"/>
-            </w:tcBorders>
             <w:tcMar>
               <w:top w:w="80" w:type="dxa"/>
               <w:left w:w="120" w:type="dxa"/>
@@ -6487,12 +6031,6 @@
         <w:tc>
           <w:tcPr>
             <w:tcW w:w="6666" w:type="dxa"/>
-            <w:tcBorders>
-              <w:top w:val="single" w:sz="4" w:space="0" w:color="C0C8D8"/>
-              <w:left w:val="single" w:sz="4" w:space="0" w:color="C0C8D8"/>
-              <w:bottom w:val="single" w:sz="4" w:space="0" w:color="C0C8D8"/>
-              <w:right w:val="single" w:sz="4" w:space="0" w:color="C0C8D8"/>
-            </w:tcBorders>
             <w:tcMar>
               <w:top w:w="80" w:type="dxa"/>
               <w:left w:w="120" w:type="dxa"/>
@@ -6523,12 +6061,6 @@
         <w:tc>
           <w:tcPr>
             <w:tcW w:w="2000" w:type="dxa"/>
-            <w:tcBorders>
-              <w:top w:val="single" w:sz="4" w:space="0" w:color="C0C8D8"/>
-              <w:left w:val="single" w:sz="4" w:space="0" w:color="C0C8D8"/>
-              <w:bottom w:val="single" w:sz="4" w:space="0" w:color="C0C8D8"/>
-              <w:right w:val="single" w:sz="4" w:space="0" w:color="C0C8D8"/>
-            </w:tcBorders>
             <w:tcMar>
               <w:top w:w="80" w:type="dxa"/>
               <w:left w:w="120" w:type="dxa"/>
@@ -6557,12 +6089,6 @@
         <w:tc>
           <w:tcPr>
             <w:tcW w:w="6666" w:type="dxa"/>
-            <w:tcBorders>
-              <w:top w:val="single" w:sz="4" w:space="0" w:color="C0C8D8"/>
-              <w:left w:val="single" w:sz="4" w:space="0" w:color="C0C8D8"/>
-              <w:bottom w:val="single" w:sz="4" w:space="0" w:color="C0C8D8"/>
-              <w:right w:val="single" w:sz="4" w:space="0" w:color="C0C8D8"/>
-            </w:tcBorders>
             <w:tcMar>
               <w:top w:w="80" w:type="dxa"/>
               <w:left w:w="120" w:type="dxa"/>
@@ -6593,12 +6119,6 @@
         <w:tc>
           <w:tcPr>
             <w:tcW w:w="2000" w:type="dxa"/>
-            <w:tcBorders>
-              <w:top w:val="single" w:sz="4" w:space="0" w:color="C0C8D8"/>
-              <w:left w:val="single" w:sz="4" w:space="0" w:color="C0C8D8"/>
-              <w:bottom w:val="single" w:sz="4" w:space="0" w:color="C0C8D8"/>
-              <w:right w:val="single" w:sz="4" w:space="0" w:color="C0C8D8"/>
-            </w:tcBorders>
             <w:tcMar>
               <w:top w:w="80" w:type="dxa"/>
               <w:left w:w="120" w:type="dxa"/>
@@ -6627,12 +6147,6 @@
         <w:tc>
           <w:tcPr>
             <w:tcW w:w="6666" w:type="dxa"/>
-            <w:tcBorders>
-              <w:top w:val="single" w:sz="4" w:space="0" w:color="C0C8D8"/>
-              <w:left w:val="single" w:sz="4" w:space="0" w:color="C0C8D8"/>
-              <w:bottom w:val="single" w:sz="4" w:space="0" w:color="C0C8D8"/>
-              <w:right w:val="single" w:sz="4" w:space="0" w:color="C0C8D8"/>
-            </w:tcBorders>
             <w:tcMar>
               <w:top w:w="80" w:type="dxa"/>
               <w:left w:w="120" w:type="dxa"/>
@@ -6663,12 +6177,6 @@
         <w:tc>
           <w:tcPr>
             <w:tcW w:w="2000" w:type="dxa"/>
-            <w:tcBorders>
-              <w:top w:val="single" w:sz="4" w:space="0" w:color="C0C8D8"/>
-              <w:left w:val="single" w:sz="4" w:space="0" w:color="C0C8D8"/>
-              <w:bottom w:val="single" w:sz="4" w:space="0" w:color="C0C8D8"/>
-              <w:right w:val="single" w:sz="4" w:space="0" w:color="C0C8D8"/>
-            </w:tcBorders>
             <w:tcMar>
               <w:top w:w="80" w:type="dxa"/>
               <w:left w:w="120" w:type="dxa"/>
@@ -6699,12 +6207,6 @@
         <w:tc>
           <w:tcPr>
             <w:tcW w:w="6666" w:type="dxa"/>
-            <w:tcBorders>
-              <w:top w:val="single" w:sz="4" w:space="0" w:color="C0C8D8"/>
-              <w:left w:val="single" w:sz="4" w:space="0" w:color="C0C8D8"/>
-              <w:bottom w:val="single" w:sz="4" w:space="0" w:color="C0C8D8"/>
-              <w:right w:val="single" w:sz="4" w:space="0" w:color="C0C8D8"/>
-            </w:tcBorders>
             <w:tcMar>
               <w:top w:w="80" w:type="dxa"/>
               <w:left w:w="120" w:type="dxa"/>
@@ -6735,12 +6237,6 @@
         <w:tc>
           <w:tcPr>
             <w:tcW w:w="2000" w:type="dxa"/>
-            <w:tcBorders>
-              <w:top w:val="single" w:sz="4" w:space="0" w:color="C0C8D8"/>
-              <w:left w:val="single" w:sz="4" w:space="0" w:color="C0C8D8"/>
-              <w:bottom w:val="single" w:sz="4" w:space="0" w:color="C0C8D8"/>
-              <w:right w:val="single" w:sz="4" w:space="0" w:color="C0C8D8"/>
-            </w:tcBorders>
             <w:tcMar>
               <w:top w:w="80" w:type="dxa"/>
               <w:left w:w="120" w:type="dxa"/>
@@ -6769,12 +6265,6 @@
         <w:tc>
           <w:tcPr>
             <w:tcW w:w="6666" w:type="dxa"/>
-            <w:tcBorders>
-              <w:top w:val="single" w:sz="4" w:space="0" w:color="C0C8D8"/>
-              <w:left w:val="single" w:sz="4" w:space="0" w:color="C0C8D8"/>
-              <w:bottom w:val="single" w:sz="4" w:space="0" w:color="C0C8D8"/>
-              <w:right w:val="single" w:sz="4" w:space="0" w:color="C0C8D8"/>
-            </w:tcBorders>
             <w:tcMar>
               <w:top w:w="80" w:type="dxa"/>
               <w:left w:w="120" w:type="dxa"/>
@@ -6805,12 +6295,6 @@
         <w:tc>
           <w:tcPr>
             <w:tcW w:w="2000" w:type="dxa"/>
-            <w:tcBorders>
-              <w:top w:val="single" w:sz="4" w:space="0" w:color="C0C8D8"/>
-              <w:left w:val="single" w:sz="4" w:space="0" w:color="C0C8D8"/>
-              <w:bottom w:val="single" w:sz="4" w:space="0" w:color="C0C8D8"/>
-              <w:right w:val="single" w:sz="4" w:space="0" w:color="C0C8D8"/>
-            </w:tcBorders>
             <w:tcMar>
               <w:top w:w="80" w:type="dxa"/>
               <w:left w:w="120" w:type="dxa"/>
@@ -6839,12 +6323,6 @@
         <w:tc>
           <w:tcPr>
             <w:tcW w:w="6666" w:type="dxa"/>
-            <w:tcBorders>
-              <w:top w:val="single" w:sz="4" w:space="0" w:color="C0C8D8"/>
-              <w:left w:val="single" w:sz="4" w:space="0" w:color="C0C8D8"/>
-              <w:bottom w:val="single" w:sz="4" w:space="0" w:color="C0C8D8"/>
-              <w:right w:val="single" w:sz="4" w:space="0" w:color="C0C8D8"/>
-            </w:tcBorders>
             <w:tcMar>
               <w:top w:w="80" w:type="dxa"/>
               <w:left w:w="120" w:type="dxa"/>
@@ -6893,12 +6371,6 @@
         <w:tc>
           <w:tcPr>
             <w:tcW w:w="2000" w:type="dxa"/>
-            <w:tcBorders>
-              <w:top w:val="single" w:sz="4" w:space="0" w:color="C0C8D8"/>
-              <w:left w:val="single" w:sz="4" w:space="0" w:color="C0C8D8"/>
-              <w:bottom w:val="single" w:sz="4" w:space="0" w:color="C0C8D8"/>
-              <w:right w:val="single" w:sz="4" w:space="0" w:color="C0C8D8"/>
-            </w:tcBorders>
             <w:tcMar>
               <w:top w:w="80" w:type="dxa"/>
               <w:left w:w="120" w:type="dxa"/>
@@ -6927,12 +6399,6 @@
         <w:tc>
           <w:tcPr>
             <w:tcW w:w="6666" w:type="dxa"/>
-            <w:tcBorders>
-              <w:top w:val="single" w:sz="4" w:space="0" w:color="C0C8D8"/>
-              <w:left w:val="single" w:sz="4" w:space="0" w:color="C0C8D8"/>
-              <w:bottom w:val="single" w:sz="4" w:space="0" w:color="C0C8D8"/>
-              <w:right w:val="single" w:sz="4" w:space="0" w:color="C0C8D8"/>
-            </w:tcBorders>
             <w:tcMar>
               <w:top w:w="80" w:type="dxa"/>
               <w:left w:w="120" w:type="dxa"/>
@@ -6963,12 +6429,6 @@
         <w:tc>
           <w:tcPr>
             <w:tcW w:w="2000" w:type="dxa"/>
-            <w:tcBorders>
-              <w:top w:val="single" w:sz="4" w:space="0" w:color="C0C8D8"/>
-              <w:left w:val="single" w:sz="4" w:space="0" w:color="C0C8D8"/>
-              <w:bottom w:val="single" w:sz="4" w:space="0" w:color="C0C8D8"/>
-              <w:right w:val="single" w:sz="4" w:space="0" w:color="C0C8D8"/>
-            </w:tcBorders>
             <w:tcMar>
               <w:top w:w="80" w:type="dxa"/>
               <w:left w:w="120" w:type="dxa"/>
@@ -6997,12 +6457,6 @@
         <w:tc>
           <w:tcPr>
             <w:tcW w:w="6666" w:type="dxa"/>
-            <w:tcBorders>
-              <w:top w:val="single" w:sz="4" w:space="0" w:color="C0C8D8"/>
-              <w:left w:val="single" w:sz="4" w:space="0" w:color="C0C8D8"/>
-              <w:bottom w:val="single" w:sz="4" w:space="0" w:color="C0C8D8"/>
-              <w:right w:val="single" w:sz="4" w:space="0" w:color="C0C8D8"/>
-            </w:tcBorders>
             <w:tcMar>
               <w:top w:w="80" w:type="dxa"/>
               <w:left w:w="120" w:type="dxa"/>
@@ -7033,12 +6487,6 @@
         <w:tc>
           <w:tcPr>
             <w:tcW w:w="2000" w:type="dxa"/>
-            <w:tcBorders>
-              <w:top w:val="single" w:sz="4" w:space="0" w:color="C0C8D8"/>
-              <w:left w:val="single" w:sz="4" w:space="0" w:color="C0C8D8"/>
-              <w:bottom w:val="single" w:sz="4" w:space="0" w:color="C0C8D8"/>
-              <w:right w:val="single" w:sz="4" w:space="0" w:color="C0C8D8"/>
-            </w:tcBorders>
             <w:tcMar>
               <w:top w:w="80" w:type="dxa"/>
               <w:left w:w="120" w:type="dxa"/>
@@ -7067,12 +6515,6 @@
         <w:tc>
           <w:tcPr>
             <w:tcW w:w="6666" w:type="dxa"/>
-            <w:tcBorders>
-              <w:top w:val="single" w:sz="4" w:space="0" w:color="C0C8D8"/>
-              <w:left w:val="single" w:sz="4" w:space="0" w:color="C0C8D8"/>
-              <w:bottom w:val="single" w:sz="4" w:space="0" w:color="C0C8D8"/>
-              <w:right w:val="single" w:sz="4" w:space="0" w:color="C0C8D8"/>
-            </w:tcBorders>
             <w:tcMar>
               <w:top w:w="80" w:type="dxa"/>
               <w:left w:w="120" w:type="dxa"/>
@@ -7103,12 +6545,6 @@
         <w:tc>
           <w:tcPr>
             <w:tcW w:w="2000" w:type="dxa"/>
-            <w:tcBorders>
-              <w:top w:val="single" w:sz="4" w:space="0" w:color="C0C8D8"/>
-              <w:left w:val="single" w:sz="4" w:space="0" w:color="C0C8D8"/>
-              <w:bottom w:val="single" w:sz="4" w:space="0" w:color="C0C8D8"/>
-              <w:right w:val="single" w:sz="4" w:space="0" w:color="C0C8D8"/>
-            </w:tcBorders>
             <w:tcMar>
               <w:top w:w="80" w:type="dxa"/>
               <w:left w:w="120" w:type="dxa"/>
@@ -7137,12 +6573,6 @@
         <w:tc>
           <w:tcPr>
             <w:tcW w:w="6666" w:type="dxa"/>
-            <w:tcBorders>
-              <w:top w:val="single" w:sz="4" w:space="0" w:color="C0C8D8"/>
-              <w:left w:val="single" w:sz="4" w:space="0" w:color="C0C8D8"/>
-              <w:bottom w:val="single" w:sz="4" w:space="0" w:color="C0C8D8"/>
-              <w:right w:val="single" w:sz="4" w:space="0" w:color="C0C8D8"/>
-            </w:tcBorders>
             <w:tcMar>
               <w:top w:w="80" w:type="dxa"/>
               <w:left w:w="120" w:type="dxa"/>
@@ -7173,12 +6603,6 @@
         <w:tc>
           <w:tcPr>
             <w:tcW w:w="2000" w:type="dxa"/>
-            <w:tcBorders>
-              <w:top w:val="single" w:sz="4" w:space="0" w:color="C0C8D8"/>
-              <w:left w:val="single" w:sz="4" w:space="0" w:color="C0C8D8"/>
-              <w:bottom w:val="single" w:sz="4" w:space="0" w:color="C0C8D8"/>
-              <w:right w:val="single" w:sz="4" w:space="0" w:color="C0C8D8"/>
-            </w:tcBorders>
             <w:tcMar>
               <w:top w:w="80" w:type="dxa"/>
               <w:left w:w="120" w:type="dxa"/>
@@ -7207,12 +6631,6 @@
         <w:tc>
           <w:tcPr>
             <w:tcW w:w="6666" w:type="dxa"/>
-            <w:tcBorders>
-              <w:top w:val="single" w:sz="4" w:space="0" w:color="C0C8D8"/>
-              <w:left w:val="single" w:sz="4" w:space="0" w:color="C0C8D8"/>
-              <w:bottom w:val="single" w:sz="4" w:space="0" w:color="C0C8D8"/>
-              <w:right w:val="single" w:sz="4" w:space="0" w:color="C0C8D8"/>
-            </w:tcBorders>
             <w:tcMar>
               <w:top w:w="80" w:type="dxa"/>
               <w:left w:w="120" w:type="dxa"/>
@@ -7243,12 +6661,6 @@
         <w:tc>
           <w:tcPr>
             <w:tcW w:w="2000" w:type="dxa"/>
-            <w:tcBorders>
-              <w:top w:val="single" w:sz="4" w:space="0" w:color="C0C8D8"/>
-              <w:left w:val="single" w:sz="4" w:space="0" w:color="C0C8D8"/>
-              <w:bottom w:val="single" w:sz="4" w:space="0" w:color="C0C8D8"/>
-              <w:right w:val="single" w:sz="4" w:space="0" w:color="C0C8D8"/>
-            </w:tcBorders>
             <w:tcMar>
               <w:top w:w="80" w:type="dxa"/>
               <w:left w:w="120" w:type="dxa"/>
@@ -7277,12 +6689,6 @@
         <w:tc>
           <w:tcPr>
             <w:tcW w:w="6666" w:type="dxa"/>
-            <w:tcBorders>
-              <w:top w:val="single" w:sz="4" w:space="0" w:color="C0C8D8"/>
-              <w:left w:val="single" w:sz="4" w:space="0" w:color="C0C8D8"/>
-              <w:bottom w:val="single" w:sz="4" w:space="0" w:color="C0C8D8"/>
-              <w:right w:val="single" w:sz="4" w:space="0" w:color="C0C8D8"/>
-            </w:tcBorders>
             <w:tcMar>
               <w:top w:w="80" w:type="dxa"/>
               <w:left w:w="120" w:type="dxa"/>
@@ -7316,8 +6722,8 @@
           <w:color w:val="000000" w:themeColor="text1"/>
         </w:rPr>
         <w:sectPr>
-          <w:headerReference w:type="default" r:id="rId25"/>
-          <w:footerReference w:type="default" r:id="rId26"/>
+          <w:headerReference w:type="default" r:id="rId24"/>
+          <w:footerReference w:type="default" r:id="rId25"/>
           <w:pgSz w:w="11906" w:h="16838"/>
           <w:pgMar w:top="1440" w:right="1440" w:bottom="1440" w:left="1800" w:header="720" w:footer="720" w:gutter="0"/>
           <w:pgNumType w:fmt="lowerRoman" w:start="5"/>
@@ -7378,25 +6784,7 @@
           <w:bCs/>
           <w:color w:val="000000" w:themeColor="text1"/>
         </w:rPr>
-        <w:t xml:space="preserve">...... </w:t>
-      </w:r>
-      <w:proofErr w:type="spellStart"/>
-      <w:r>
-        <w:rPr>
-          <w:b/>
-          <w:bCs/>
-          <w:color w:val="000000" w:themeColor="text1"/>
-        </w:rPr>
-        <w:t>i</w:t>
-      </w:r>
-      <w:proofErr w:type="spellEnd"/>
-      <w:r>
-        <w:rPr>
-          <w:b/>
-          <w:bCs/>
-          <w:color w:val="000000" w:themeColor="text1"/>
-        </w:rPr>
-        <w:t xml:space="preserve"> Abstract ....................................................................................................................</w:t>
+        <w:t>...... i Abstract ....................................................................................................................</w:t>
       </w:r>
       <w:r>
         <w:rPr>
@@ -9131,25 +8519,7 @@
           <w:sz w:val="22"/>
           <w:szCs w:val="22"/>
         </w:rPr>
-        <w:t xml:space="preserve">6.7   </w:t>
-      </w:r>
-      <w:proofErr w:type="spellStart"/>
-      <w:r>
-        <w:rPr>
-          <w:color w:val="000000" w:themeColor="text1"/>
-          <w:sz w:val="22"/>
-          <w:szCs w:val="22"/>
-        </w:rPr>
-        <w:t>Streamlit</w:t>
-      </w:r>
-      <w:proofErr w:type="spellEnd"/>
-      <w:r>
-        <w:rPr>
-          <w:color w:val="000000" w:themeColor="text1"/>
-          <w:sz w:val="22"/>
-          <w:szCs w:val="22"/>
-        </w:rPr>
-        <w:t xml:space="preserve"> Dashboard</w:t>
+        <w:t>6.7   Streamlit Dashboard</w:t>
       </w:r>
       <w:r>
         <w:rPr>
@@ -9650,8 +9020,8 @@
       </w:r>
     </w:p>
     <w:sectPr>
-      <w:headerReference w:type="default" r:id="rId27"/>
-      <w:footerReference w:type="default" r:id="rId28"/>
+      <w:headerReference w:type="default" r:id="rId26"/>
+      <w:footerReference w:type="default" r:id="rId27"/>
       <w:pgSz w:w="11906" w:h="16838"/>
       <w:pgMar w:top="1440" w:right="1440" w:bottom="1440" w:left="1800" w:header="720" w:footer="720" w:gutter="0"/>
       <w:pgNumType w:fmt="lowerRoman" w:start="6"/>
@@ -9692,17 +9062,9 @@
 <w:ftr xmlns:wpc="http://schemas.microsoft.com/office/word/2010/wordprocessingCanvas" xmlns:cx="http://schemas.microsoft.com/office/drawing/2014/chartex" xmlns:cx1="http://schemas.microsoft.com/office/drawing/2015/9/8/chartex" xmlns:cx2="http://schemas.microsoft.com/office/drawing/2015/10/21/chartex" xmlns:cx3="http://schemas.microsoft.com/office/drawing/2016/5/9/chartex" xmlns:cx4="http://schemas.microsoft.com/office/drawing/2016/5/10/chartex" xmlns:cx5="http://schemas.microsoft.com/office/drawing/2016/5/11/chartex" xmlns:cx6="http://schemas.microsoft.com/office/drawing/2016/5/12/chartex" xmlns:cx7="http://schemas.microsoft.com/office/drawing/2016/5/13/chartex" xmlns:cx8="http://schemas.microsoft.com/office/drawing/2016/5/14/chartex" xmlns:mc="http://schemas.openxmlformats.org/markup-compatibility/2006" xmlns:aink="http://schemas.microsoft.com/office/drawing/2016/ink" xmlns:am3d="http://schemas.microsoft.com/office/drawing/2017/model3d" xmlns:o="urn:schemas-microsoft-com:office:office" xmlns:oel="http://schemas.microsoft.com/office/2019/extlst" xmlns:r="http://schemas.openxmlformats.org/officeDocument/2006/relationships" xmlns:m="http://schemas.openxmlformats.org/officeDocument/2006/math" xmlns:v="urn:schemas-microsoft-com:vml" xmlns:wp14="http://schemas.microsoft.com/office/word/2010/wordprocessingDrawing" xmlns:wp="http://schemas.openxmlformats.org/drawingml/2006/wordprocessingDrawing" xmlns:w10="urn:schemas-microsoft-com:office:word" xmlns:w="http://schemas.openxmlformats.org/wordprocessingml/2006/main" xmlns:w14="http://schemas.microsoft.com/office/word/2010/wordml" xmlns:w15="http://schemas.microsoft.com/office/word/2012/wordml" xmlns:w16cex="http://schemas.microsoft.com/office/word/2018/wordml/cex" xmlns:w16cid="http://schemas.microsoft.com/office/word/2016/wordml/cid" xmlns:w16="http://schemas.microsoft.com/office/word/2018/wordml" xmlns:w16du="http://schemas.microsoft.com/office/word/2023/wordml/word16du" xmlns:w16sdtdh="http://schemas.microsoft.com/office/word/2020/wordml/sdtdatahash" xmlns:w16sdtfl="http://schemas.microsoft.com/office/word/2024/wordml/sdtformatlock" xmlns:w16se="http://schemas.microsoft.com/office/word/2015/wordml/symex" xmlns:wpg="http://schemas.microsoft.com/office/word/2010/wordprocessingGroup" xmlns:wpi="http://schemas.microsoft.com/office/word/2010/wordprocessingInk" xmlns:wne="http://schemas.microsoft.com/office/word/2006/wordml" xmlns:wps="http://schemas.microsoft.com/office/word/2010/wordprocessingShape" mc:Ignorable="w14 w15 w16se w16cid w16 w16cex w16sdtdh w16sdtfl w16du wp14">
   <w:p>
     <w:pPr>
-      <w:pBdr>
-        <w:top w:val="single" w:sz="4" w:space="0" w:color="2E75B6"/>
-      </w:pBdr>
-      <w:tabs>
-        <w:tab w:val="center" w:pos="4333"/>
-        <w:tab w:val="right" w:pos="8666"/>
-      </w:tabs>
-      <w:spacing w:before="80" w:after="0" w:line="300" w:lineRule="auto"/>
+      <w:spacing w:after="0"/>
+      <w:jc w:val="left"/>
       <w:rPr>
-        <w:sz w:val="18"/>
-        <w:szCs w:val="18"/>
         <w:lang w:val="en-US"/>
       </w:rPr>
     </w:pPr>
@@ -9710,7 +9072,7 @@
 </w:ftr>
 </file>
 
-<file path=word/footer10.xml><?xml version="1.0" encoding="utf-8"?>
+<file path=word/footer2.xml><?xml version="1.0" encoding="utf-8"?>
 <w:ftr xmlns:wpc="http://schemas.microsoft.com/office/word/2010/wordprocessingCanvas" xmlns:cx="http://schemas.microsoft.com/office/drawing/2014/chartex" xmlns:cx1="http://schemas.microsoft.com/office/drawing/2015/9/8/chartex" xmlns:cx2="http://schemas.microsoft.com/office/drawing/2015/10/21/chartex" xmlns:cx3="http://schemas.microsoft.com/office/drawing/2016/5/9/chartex" xmlns:cx4="http://schemas.microsoft.com/office/drawing/2016/5/10/chartex" xmlns:cx5="http://schemas.microsoft.com/office/drawing/2016/5/11/chartex" xmlns:cx6="http://schemas.microsoft.com/office/drawing/2016/5/12/chartex" xmlns:cx7="http://schemas.microsoft.com/office/drawing/2016/5/13/chartex" xmlns:cx8="http://schemas.microsoft.com/office/drawing/2016/5/14/chartex" xmlns:mc="http://schemas.openxmlformats.org/markup-compatibility/2006" xmlns:aink="http://schemas.microsoft.com/office/drawing/2016/ink" xmlns:am3d="http://schemas.microsoft.com/office/drawing/2017/model3d" xmlns:o="urn:schemas-microsoft-com:office:office" xmlns:oel="http://schemas.microsoft.com/office/2019/extlst" xmlns:r="http://schemas.openxmlformats.org/officeDocument/2006/relationships" xmlns:m="http://schemas.openxmlformats.org/officeDocument/2006/math" xmlns:v="urn:schemas-microsoft-com:vml" xmlns:wp14="http://schemas.microsoft.com/office/word/2010/wordprocessingDrawing" xmlns:wp="http://schemas.openxmlformats.org/drawingml/2006/wordprocessingDrawing" xmlns:w10="urn:schemas-microsoft-com:office:word" xmlns:w="http://schemas.openxmlformats.org/wordprocessingml/2006/main" xmlns:w14="http://schemas.microsoft.com/office/word/2010/wordml" xmlns:w15="http://schemas.microsoft.com/office/word/2012/wordml" xmlns:w16cex="http://schemas.microsoft.com/office/word/2018/wordml/cex" xmlns:w16cid="http://schemas.microsoft.com/office/word/2016/wordml/cid" xmlns:w16="http://schemas.microsoft.com/office/word/2018/wordml" xmlns:w16du="http://schemas.microsoft.com/office/word/2023/wordml/word16du" xmlns:w16sdtdh="http://schemas.microsoft.com/office/word/2020/wordml/sdtdatahash" xmlns:w16sdtfl="http://schemas.microsoft.com/office/word/2024/wordml/sdtformatlock" xmlns:w16se="http://schemas.microsoft.com/office/word/2015/wordml/symex" xmlns:wpg="http://schemas.microsoft.com/office/word/2010/wordprocessingGroup" xmlns:wpi="http://schemas.microsoft.com/office/word/2010/wordprocessingInk" xmlns:wne="http://schemas.microsoft.com/office/word/2006/wordml" xmlns:wps="http://schemas.microsoft.com/office/word/2010/wordprocessingShape" mc:Ignorable="w14 w15 w16se w16cid w16 w16cex w16sdtdh w16sdtfl w16du wp14">
   <w:p>
     <w:pPr>
@@ -9816,21 +9178,46 @@
 </w:ftr>
 </file>
 
-<file path=word/footer2.xml><?xml version="1.0" encoding="utf-8"?>
+<file path=word/footer3.xml><?xml version="1.0" encoding="utf-8"?>
 <w:ftr xmlns:wpc="http://schemas.microsoft.com/office/word/2010/wordprocessingCanvas" xmlns:cx="http://schemas.microsoft.com/office/drawing/2014/chartex" xmlns:cx1="http://schemas.microsoft.com/office/drawing/2015/9/8/chartex" xmlns:cx2="http://schemas.microsoft.com/office/drawing/2015/10/21/chartex" xmlns:cx3="http://schemas.microsoft.com/office/drawing/2016/5/9/chartex" xmlns:cx4="http://schemas.microsoft.com/office/drawing/2016/5/10/chartex" xmlns:cx5="http://schemas.microsoft.com/office/drawing/2016/5/11/chartex" xmlns:cx6="http://schemas.microsoft.com/office/drawing/2016/5/12/chartex" xmlns:cx7="http://schemas.microsoft.com/office/drawing/2016/5/13/chartex" xmlns:cx8="http://schemas.microsoft.com/office/drawing/2016/5/14/chartex" xmlns:mc="http://schemas.openxmlformats.org/markup-compatibility/2006" xmlns:aink="http://schemas.microsoft.com/office/drawing/2016/ink" xmlns:am3d="http://schemas.microsoft.com/office/drawing/2017/model3d" xmlns:o="urn:schemas-microsoft-com:office:office" xmlns:oel="http://schemas.microsoft.com/office/2019/extlst" xmlns:r="http://schemas.openxmlformats.org/officeDocument/2006/relationships" xmlns:m="http://schemas.openxmlformats.org/officeDocument/2006/math" xmlns:v="urn:schemas-microsoft-com:vml" xmlns:wp14="http://schemas.microsoft.com/office/word/2010/wordprocessingDrawing" xmlns:wp="http://schemas.openxmlformats.org/drawingml/2006/wordprocessingDrawing" xmlns:w10="urn:schemas-microsoft-com:office:word" xmlns:w="http://schemas.openxmlformats.org/wordprocessingml/2006/main" xmlns:w14="http://schemas.microsoft.com/office/word/2010/wordml" xmlns:w15="http://schemas.microsoft.com/office/word/2012/wordml" xmlns:w16cex="http://schemas.microsoft.com/office/word/2018/wordml/cex" xmlns:w16cid="http://schemas.microsoft.com/office/word/2016/wordml/cid" xmlns:w16="http://schemas.microsoft.com/office/word/2018/wordml" xmlns:w16du="http://schemas.microsoft.com/office/word/2023/wordml/word16du" xmlns:w16sdtdh="http://schemas.microsoft.com/office/word/2020/wordml/sdtdatahash" xmlns:w16sdtfl="http://schemas.microsoft.com/office/word/2024/wordml/sdtformatlock" xmlns:w16se="http://schemas.microsoft.com/office/word/2015/wordml/symex" xmlns:wpg="http://schemas.microsoft.com/office/word/2010/wordprocessingGroup" xmlns:wpi="http://schemas.microsoft.com/office/word/2010/wordprocessingInk" xmlns:wne="http://schemas.microsoft.com/office/word/2006/wordml" xmlns:wps="http://schemas.microsoft.com/office/word/2010/wordprocessingShape" mc:Ignorable="w14 w15 w16se w16cid w16 w16cex w16sdtdh w16sdtfl w16du wp14">
   <w:p>
     <w:pPr>
-      <w:spacing w:after="0"/>
-      <w:jc w:val="left"/>
+      <w:pStyle w:val="Footer"/>
       <w:rPr>
         <w:lang w:val="en-US"/>
       </w:rPr>
     </w:pPr>
   </w:p>
+  <w:p/>
 </w:ftr>
 </file>
 
-<file path=word/footer3.xml><?xml version="1.0" encoding="utf-8"?>
+<file path=word/footer4.xml><?xml version="1.0" encoding="utf-8"?>
+<w:ftr xmlns:wpc="http://schemas.microsoft.com/office/word/2010/wordprocessingCanvas" xmlns:cx="http://schemas.microsoft.com/office/drawing/2014/chartex" xmlns:cx1="http://schemas.microsoft.com/office/drawing/2015/9/8/chartex" xmlns:cx2="http://schemas.microsoft.com/office/drawing/2015/10/21/chartex" xmlns:cx3="http://schemas.microsoft.com/office/drawing/2016/5/9/chartex" xmlns:cx4="http://schemas.microsoft.com/office/drawing/2016/5/10/chartex" xmlns:cx5="http://schemas.microsoft.com/office/drawing/2016/5/11/chartex" xmlns:cx6="http://schemas.microsoft.com/office/drawing/2016/5/12/chartex" xmlns:cx7="http://schemas.microsoft.com/office/drawing/2016/5/13/chartex" xmlns:cx8="http://schemas.microsoft.com/office/drawing/2016/5/14/chartex" xmlns:mc="http://schemas.openxmlformats.org/markup-compatibility/2006" xmlns:aink="http://schemas.microsoft.com/office/drawing/2016/ink" xmlns:am3d="http://schemas.microsoft.com/office/drawing/2017/model3d" xmlns:o="urn:schemas-microsoft-com:office:office" xmlns:oel="http://schemas.microsoft.com/office/2019/extlst" xmlns:r="http://schemas.openxmlformats.org/officeDocument/2006/relationships" xmlns:m="http://schemas.openxmlformats.org/officeDocument/2006/math" xmlns:v="urn:schemas-microsoft-com:vml" xmlns:wp14="http://schemas.microsoft.com/office/word/2010/wordprocessingDrawing" xmlns:wp="http://schemas.openxmlformats.org/drawingml/2006/wordprocessingDrawing" xmlns:w10="urn:schemas-microsoft-com:office:word" xmlns:w="http://schemas.openxmlformats.org/wordprocessingml/2006/main" xmlns:w14="http://schemas.microsoft.com/office/word/2010/wordml" xmlns:w15="http://schemas.microsoft.com/office/word/2012/wordml" xmlns:w16cex="http://schemas.microsoft.com/office/word/2018/wordml/cex" xmlns:w16cid="http://schemas.microsoft.com/office/word/2016/wordml/cid" xmlns:w16="http://schemas.microsoft.com/office/word/2018/wordml" xmlns:w16du="http://schemas.microsoft.com/office/word/2023/wordml/word16du" xmlns:w16sdtdh="http://schemas.microsoft.com/office/word/2020/wordml/sdtdatahash" xmlns:w16sdtfl="http://schemas.microsoft.com/office/word/2024/wordml/sdtformatlock" xmlns:w16se="http://schemas.microsoft.com/office/word/2015/wordml/symex" xmlns:wpg="http://schemas.microsoft.com/office/word/2010/wordprocessingGroup" xmlns:wpi="http://schemas.microsoft.com/office/word/2010/wordprocessingInk" xmlns:wne="http://schemas.microsoft.com/office/word/2006/wordml" xmlns:wps="http://schemas.microsoft.com/office/word/2010/wordprocessingShape" mc:Ignorable="w14 w15 w16se w16cid w16 w16cex w16sdtdh w16sdtfl w16du wp14">
+  <w:p>
+    <w:pPr>
+      <w:pBdr>
+        <w:top w:val="single" w:sz="4" w:space="0" w:color="2E75B6"/>
+      </w:pBdr>
+      <w:tabs>
+        <w:tab w:val="center" w:pos="4333"/>
+        <w:tab w:val="right" w:pos="8666"/>
+      </w:tabs>
+      <w:spacing w:before="80" w:after="0" w:line="300" w:lineRule="auto"/>
+    </w:pPr>
+    <w:r>
+      <w:rPr>
+        <w:color w:val="666666"/>
+        <w:sz w:val="18"/>
+        <w:szCs w:val="18"/>
+      </w:rPr>
+      <w:t>Gujarat Technological University                                                         SAL Institute of Technology &amp; Engineering Research</w:t>
+    </w:r>
+  </w:p>
+</w:ftr>
+</file>
+
+<file path=word/footer5.xml><?xml version="1.0" encoding="utf-8"?>
 <w:ftr xmlns:wpc="http://schemas.microsoft.com/office/word/2010/wordprocessingCanvas" xmlns:cx="http://schemas.microsoft.com/office/drawing/2014/chartex" xmlns:cx1="http://schemas.microsoft.com/office/drawing/2015/9/8/chartex" xmlns:cx2="http://schemas.microsoft.com/office/drawing/2015/10/21/chartex" xmlns:cx3="http://schemas.microsoft.com/office/drawing/2016/5/9/chartex" xmlns:cx4="http://schemas.microsoft.com/office/drawing/2016/5/10/chartex" xmlns:cx5="http://schemas.microsoft.com/office/drawing/2016/5/11/chartex" xmlns:cx6="http://schemas.microsoft.com/office/drawing/2016/5/12/chartex" xmlns:cx7="http://schemas.microsoft.com/office/drawing/2016/5/13/chartex" xmlns:cx8="http://schemas.microsoft.com/office/drawing/2016/5/14/chartex" xmlns:mc="http://schemas.openxmlformats.org/markup-compatibility/2006" xmlns:aink="http://schemas.microsoft.com/office/drawing/2016/ink" xmlns:am3d="http://schemas.microsoft.com/office/drawing/2017/model3d" xmlns:o="urn:schemas-microsoft-com:office:office" xmlns:oel="http://schemas.microsoft.com/office/2019/extlst" xmlns:r="http://schemas.openxmlformats.org/officeDocument/2006/relationships" xmlns:m="http://schemas.openxmlformats.org/officeDocument/2006/math" xmlns:v="urn:schemas-microsoft-com:vml" xmlns:wp14="http://schemas.microsoft.com/office/word/2010/wordprocessingDrawing" xmlns:wp="http://schemas.openxmlformats.org/drawingml/2006/wordprocessingDrawing" xmlns:w10="urn:schemas-microsoft-com:office:word" xmlns:w="http://schemas.openxmlformats.org/wordprocessingml/2006/main" xmlns:w14="http://schemas.microsoft.com/office/word/2010/wordml" xmlns:w15="http://schemas.microsoft.com/office/word/2012/wordml" xmlns:w16cex="http://schemas.microsoft.com/office/word/2018/wordml/cex" xmlns:w16cid="http://schemas.microsoft.com/office/word/2016/wordml/cid" xmlns:w16="http://schemas.microsoft.com/office/word/2018/wordml" xmlns:w16du="http://schemas.microsoft.com/office/word/2023/wordml/word16du" xmlns:w16sdtdh="http://schemas.microsoft.com/office/word/2020/wordml/sdtdatahash" xmlns:w16sdtfl="http://schemas.microsoft.com/office/word/2024/wordml/sdtformatlock" xmlns:w16se="http://schemas.microsoft.com/office/word/2015/wordml/symex" xmlns:wpg="http://schemas.microsoft.com/office/word/2010/wordprocessingGroup" xmlns:wpi="http://schemas.microsoft.com/office/word/2010/wordprocessingInk" xmlns:wne="http://schemas.microsoft.com/office/word/2006/wordml" xmlns:wps="http://schemas.microsoft.com/office/word/2010/wordprocessingShape" mc:Ignorable="w14 w15 w16se w16cid w16 w16cex w16sdtdh w16sdtfl w16du wp14">
   <w:p>
     <w:pPr>
@@ -9931,48 +9318,6 @@
         <w:lang w:val="en-US"/>
       </w:rPr>
       <w:t>Sal Institute of Technology and Engineering Research</w:t>
-    </w:r>
-  </w:p>
-</w:ftr>
-</file>
-
-<file path=word/footer4.xml><?xml version="1.0" encoding="utf-8"?>
-<w:ftr xmlns:wpc="http://schemas.microsoft.com/office/word/2010/wordprocessingCanvas" xmlns:cx="http://schemas.microsoft.com/office/drawing/2014/chartex" xmlns:cx1="http://schemas.microsoft.com/office/drawing/2015/9/8/chartex" xmlns:cx2="http://schemas.microsoft.com/office/drawing/2015/10/21/chartex" xmlns:cx3="http://schemas.microsoft.com/office/drawing/2016/5/9/chartex" xmlns:cx4="http://schemas.microsoft.com/office/drawing/2016/5/10/chartex" xmlns:cx5="http://schemas.microsoft.com/office/drawing/2016/5/11/chartex" xmlns:cx6="http://schemas.microsoft.com/office/drawing/2016/5/12/chartex" xmlns:cx7="http://schemas.microsoft.com/office/drawing/2016/5/13/chartex" xmlns:cx8="http://schemas.microsoft.com/office/drawing/2016/5/14/chartex" xmlns:mc="http://schemas.openxmlformats.org/markup-compatibility/2006" xmlns:aink="http://schemas.microsoft.com/office/drawing/2016/ink" xmlns:am3d="http://schemas.microsoft.com/office/drawing/2017/model3d" xmlns:o="urn:schemas-microsoft-com:office:office" xmlns:oel="http://schemas.microsoft.com/office/2019/extlst" xmlns:r="http://schemas.openxmlformats.org/officeDocument/2006/relationships" xmlns:m="http://schemas.openxmlformats.org/officeDocument/2006/math" xmlns:v="urn:schemas-microsoft-com:vml" xmlns:wp14="http://schemas.microsoft.com/office/word/2010/wordprocessingDrawing" xmlns:wp="http://schemas.openxmlformats.org/drawingml/2006/wordprocessingDrawing" xmlns:w10="urn:schemas-microsoft-com:office:word" xmlns:w="http://schemas.openxmlformats.org/wordprocessingml/2006/main" xmlns:w14="http://schemas.microsoft.com/office/word/2010/wordml" xmlns:w15="http://schemas.microsoft.com/office/word/2012/wordml" xmlns:w16cex="http://schemas.microsoft.com/office/word/2018/wordml/cex" xmlns:w16cid="http://schemas.microsoft.com/office/word/2016/wordml/cid" xmlns:w16="http://schemas.microsoft.com/office/word/2018/wordml" xmlns:w16du="http://schemas.microsoft.com/office/word/2023/wordml/word16du" xmlns:w16sdtdh="http://schemas.microsoft.com/office/word/2020/wordml/sdtdatahash" xmlns:w16sdtfl="http://schemas.microsoft.com/office/word/2024/wordml/sdtformatlock" xmlns:w16se="http://schemas.microsoft.com/office/word/2015/wordml/symex" xmlns:wpg="http://schemas.microsoft.com/office/word/2010/wordprocessingGroup" xmlns:wpi="http://schemas.microsoft.com/office/word/2010/wordprocessingInk" xmlns:wne="http://schemas.microsoft.com/office/word/2006/wordml" xmlns:wps="http://schemas.microsoft.com/office/word/2010/wordprocessingShape" mc:Ignorable="w14 w15 w16se w16cid w16 w16cex w16sdtdh w16sdtfl w16du wp14">
-  <w:p>
-    <w:pPr>
-      <w:pBdr>
-        <w:top w:val="single" w:sz="4" w:space="0" w:color="2E75B6"/>
-      </w:pBdr>
-      <w:tabs>
-        <w:tab w:val="center" w:pos="4333"/>
-        <w:tab w:val="right" w:pos="8666"/>
-      </w:tabs>
-      <w:spacing w:before="80" w:after="0" w:line="300" w:lineRule="auto"/>
-    </w:pPr>
-  </w:p>
-</w:ftr>
-</file>
-
-<file path=word/footer5.xml><?xml version="1.0" encoding="utf-8"?>
-<w:ftr xmlns:wpc="http://schemas.microsoft.com/office/word/2010/wordprocessingCanvas" xmlns:cx="http://schemas.microsoft.com/office/drawing/2014/chartex" xmlns:cx1="http://schemas.microsoft.com/office/drawing/2015/9/8/chartex" xmlns:cx2="http://schemas.microsoft.com/office/drawing/2015/10/21/chartex" xmlns:cx3="http://schemas.microsoft.com/office/drawing/2016/5/9/chartex" xmlns:cx4="http://schemas.microsoft.com/office/drawing/2016/5/10/chartex" xmlns:cx5="http://schemas.microsoft.com/office/drawing/2016/5/11/chartex" xmlns:cx6="http://schemas.microsoft.com/office/drawing/2016/5/12/chartex" xmlns:cx7="http://schemas.microsoft.com/office/drawing/2016/5/13/chartex" xmlns:cx8="http://schemas.microsoft.com/office/drawing/2016/5/14/chartex" xmlns:mc="http://schemas.openxmlformats.org/markup-compatibility/2006" xmlns:aink="http://schemas.microsoft.com/office/drawing/2016/ink" xmlns:am3d="http://schemas.microsoft.com/office/drawing/2017/model3d" xmlns:o="urn:schemas-microsoft-com:office:office" xmlns:oel="http://schemas.microsoft.com/office/2019/extlst" xmlns:r="http://schemas.openxmlformats.org/officeDocument/2006/relationships" xmlns:m="http://schemas.openxmlformats.org/officeDocument/2006/math" xmlns:v="urn:schemas-microsoft-com:vml" xmlns:wp14="http://schemas.microsoft.com/office/word/2010/wordprocessingDrawing" xmlns:wp="http://schemas.openxmlformats.org/drawingml/2006/wordprocessingDrawing" xmlns:w10="urn:schemas-microsoft-com:office:word" xmlns:w="http://schemas.openxmlformats.org/wordprocessingml/2006/main" xmlns:w14="http://schemas.microsoft.com/office/word/2010/wordml" xmlns:w15="http://schemas.microsoft.com/office/word/2012/wordml" xmlns:w16cex="http://schemas.microsoft.com/office/word/2018/wordml/cex" xmlns:w16cid="http://schemas.microsoft.com/office/word/2016/wordml/cid" xmlns:w16="http://schemas.microsoft.com/office/word/2018/wordml" xmlns:w16du="http://schemas.microsoft.com/office/word/2023/wordml/word16du" xmlns:w16sdtdh="http://schemas.microsoft.com/office/word/2020/wordml/sdtdatahash" xmlns:w16sdtfl="http://schemas.microsoft.com/office/word/2024/wordml/sdtformatlock" xmlns:w16se="http://schemas.microsoft.com/office/word/2015/wordml/symex" xmlns:wpg="http://schemas.microsoft.com/office/word/2010/wordprocessingGroup" xmlns:wpi="http://schemas.microsoft.com/office/word/2010/wordprocessingInk" xmlns:wne="http://schemas.microsoft.com/office/word/2006/wordml" xmlns:wps="http://schemas.microsoft.com/office/word/2010/wordprocessingShape" mc:Ignorable="w14 w15 w16se w16cid w16 w16cex w16sdtdh w16sdtfl w16du wp14">
-  <w:p>
-    <w:pPr>
-      <w:pBdr>
-        <w:top w:val="single" w:sz="4" w:space="0" w:color="2E75B6"/>
-      </w:pBdr>
-      <w:tabs>
-        <w:tab w:val="center" w:pos="4333"/>
-        <w:tab w:val="right" w:pos="8666"/>
-      </w:tabs>
-      <w:spacing w:before="80" w:after="0" w:line="300" w:lineRule="auto"/>
-    </w:pPr>
-    <w:r>
-      <w:rPr>
-        <w:color w:val="666666"/>
-        <w:sz w:val="18"/>
-        <w:szCs w:val="18"/>
-      </w:rPr>
-      <w:t>Gujarat Technological University                                                         SAL Institute of Technology &amp; Engineering Research</w:t>
     </w:r>
   </w:p>
 </w:ftr>
@@ -10088,6 +9433,63 @@
 <w:ftr xmlns:wpc="http://schemas.microsoft.com/office/word/2010/wordprocessingCanvas" xmlns:cx="http://schemas.microsoft.com/office/drawing/2014/chartex" xmlns:cx1="http://schemas.microsoft.com/office/drawing/2015/9/8/chartex" xmlns:cx2="http://schemas.microsoft.com/office/drawing/2015/10/21/chartex" xmlns:cx3="http://schemas.microsoft.com/office/drawing/2016/5/9/chartex" xmlns:cx4="http://schemas.microsoft.com/office/drawing/2016/5/10/chartex" xmlns:cx5="http://schemas.microsoft.com/office/drawing/2016/5/11/chartex" xmlns:cx6="http://schemas.microsoft.com/office/drawing/2016/5/12/chartex" xmlns:cx7="http://schemas.microsoft.com/office/drawing/2016/5/13/chartex" xmlns:cx8="http://schemas.microsoft.com/office/drawing/2016/5/14/chartex" xmlns:mc="http://schemas.openxmlformats.org/markup-compatibility/2006" xmlns:aink="http://schemas.microsoft.com/office/drawing/2016/ink" xmlns:am3d="http://schemas.microsoft.com/office/drawing/2017/model3d" xmlns:o="urn:schemas-microsoft-com:office:office" xmlns:oel="http://schemas.microsoft.com/office/2019/extlst" xmlns:r="http://schemas.openxmlformats.org/officeDocument/2006/relationships" xmlns:m="http://schemas.openxmlformats.org/officeDocument/2006/math" xmlns:v="urn:schemas-microsoft-com:vml" xmlns:wp14="http://schemas.microsoft.com/office/word/2010/wordprocessingDrawing" xmlns:wp="http://schemas.openxmlformats.org/drawingml/2006/wordprocessingDrawing" xmlns:w10="urn:schemas-microsoft-com:office:word" xmlns:w="http://schemas.openxmlformats.org/wordprocessingml/2006/main" xmlns:w14="http://schemas.microsoft.com/office/word/2010/wordml" xmlns:w15="http://schemas.microsoft.com/office/word/2012/wordml" xmlns:w16cex="http://schemas.microsoft.com/office/word/2018/wordml/cex" xmlns:w16cid="http://schemas.microsoft.com/office/word/2016/wordml/cid" xmlns:w16="http://schemas.microsoft.com/office/word/2018/wordml" xmlns:w16du="http://schemas.microsoft.com/office/word/2023/wordml/word16du" xmlns:w16sdtdh="http://schemas.microsoft.com/office/word/2020/wordml/sdtdatahash" xmlns:w16sdtfl="http://schemas.microsoft.com/office/word/2024/wordml/sdtformatlock" xmlns:w16se="http://schemas.microsoft.com/office/word/2015/wordml/symex" xmlns:wpg="http://schemas.microsoft.com/office/word/2010/wordprocessingGroup" xmlns:wpi="http://schemas.microsoft.com/office/word/2010/wordprocessingInk" xmlns:wne="http://schemas.microsoft.com/office/word/2006/wordml" xmlns:wps="http://schemas.microsoft.com/office/word/2010/wordprocessingShape" mc:Ignorable="w14 w15 w16se w16cid w16 w16cex w16sdtdh w16sdtfl w16du wp14">
   <w:p>
     <w:pPr>
+      <w:pBdr>
+        <w:top w:val="single" w:sz="4" w:space="0" w:color="2E75B6"/>
+      </w:pBdr>
+      <w:tabs>
+        <w:tab w:val="center" w:pos="4333"/>
+        <w:tab w:val="right" w:pos="8666"/>
+      </w:tabs>
+      <w:spacing w:before="80" w:after="0" w:line="300" w:lineRule="auto"/>
+    </w:pPr>
+    <w:r>
+      <w:rPr>
+        <w:color w:val="666666"/>
+        <w:sz w:val="18"/>
+        <w:szCs w:val="18"/>
+      </w:rPr>
+      <w:t>Gujarat Technological University</w:t>
+    </w:r>
+    <w:r>
+      <w:rPr>
+        <w:color w:val="666666"/>
+        <w:sz w:val="18"/>
+        <w:szCs w:val="18"/>
+      </w:rPr>
+      <w:ptab w:relativeTo="margin" w:alignment="center" w:leader="none"/>
+    </w:r>
+    <w:r>
+      <w:rPr>
+        <w:color w:val="666666"/>
+        <w:sz w:val="18"/>
+        <w:szCs w:val="18"/>
+      </w:rPr>
+      <w:t>iv</w:t>
+    </w:r>
+    <w:r>
+      <w:rPr>
+        <w:color w:val="666666"/>
+        <w:sz w:val="18"/>
+        <w:szCs w:val="18"/>
+      </w:rPr>
+      <w:ptab w:relativeTo="margin" w:alignment="right" w:leader="none"/>
+    </w:r>
+    <w:r>
+      <w:rPr>
+        <w:color w:val="666666"/>
+        <w:sz w:val="18"/>
+        <w:szCs w:val="18"/>
+      </w:rPr>
+      <w:t>Sal Institute of Technology and Engineering Research</w:t>
+    </w:r>
+  </w:p>
+</w:ftr>
+</file>
+
+<file path=word/footer8.xml><?xml version="1.0" encoding="utf-8"?>
+<w:ftr xmlns:wpc="http://schemas.microsoft.com/office/word/2010/wordprocessingCanvas" xmlns:cx="http://schemas.microsoft.com/office/drawing/2014/chartex" xmlns:cx1="http://schemas.microsoft.com/office/drawing/2015/9/8/chartex" xmlns:cx2="http://schemas.microsoft.com/office/drawing/2015/10/21/chartex" xmlns:cx3="http://schemas.microsoft.com/office/drawing/2016/5/9/chartex" xmlns:cx4="http://schemas.microsoft.com/office/drawing/2016/5/10/chartex" xmlns:cx5="http://schemas.microsoft.com/office/drawing/2016/5/11/chartex" xmlns:cx6="http://schemas.microsoft.com/office/drawing/2016/5/12/chartex" xmlns:cx7="http://schemas.microsoft.com/office/drawing/2016/5/13/chartex" xmlns:cx8="http://schemas.microsoft.com/office/drawing/2016/5/14/chartex" xmlns:mc="http://schemas.openxmlformats.org/markup-compatibility/2006" xmlns:aink="http://schemas.microsoft.com/office/drawing/2016/ink" xmlns:am3d="http://schemas.microsoft.com/office/drawing/2017/model3d" xmlns:o="urn:schemas-microsoft-com:office:office" xmlns:oel="http://schemas.microsoft.com/office/2019/extlst" xmlns:r="http://schemas.openxmlformats.org/officeDocument/2006/relationships" xmlns:m="http://schemas.openxmlformats.org/officeDocument/2006/math" xmlns:v="urn:schemas-microsoft-com:vml" xmlns:wp14="http://schemas.microsoft.com/office/word/2010/wordprocessingDrawing" xmlns:wp="http://schemas.openxmlformats.org/drawingml/2006/wordprocessingDrawing" xmlns:w10="urn:schemas-microsoft-com:office:word" xmlns:w="http://schemas.openxmlformats.org/wordprocessingml/2006/main" xmlns:w14="http://schemas.microsoft.com/office/word/2010/wordml" xmlns:w15="http://schemas.microsoft.com/office/word/2012/wordml" xmlns:w16cex="http://schemas.microsoft.com/office/word/2018/wordml/cex" xmlns:w16cid="http://schemas.microsoft.com/office/word/2016/wordml/cid" xmlns:w16="http://schemas.microsoft.com/office/word/2018/wordml" xmlns:w16du="http://schemas.microsoft.com/office/word/2023/wordml/word16du" xmlns:w16sdtdh="http://schemas.microsoft.com/office/word/2020/wordml/sdtdatahash" xmlns:w16sdtfl="http://schemas.microsoft.com/office/word/2024/wordml/sdtformatlock" xmlns:w16se="http://schemas.microsoft.com/office/word/2015/wordml/symex" xmlns:wpg="http://schemas.microsoft.com/office/word/2010/wordprocessingGroup" xmlns:wpi="http://schemas.microsoft.com/office/word/2010/wordprocessingInk" xmlns:wne="http://schemas.microsoft.com/office/word/2006/wordml" xmlns:wps="http://schemas.microsoft.com/office/word/2010/wordprocessingShape" mc:Ignorable="w14 w15 w16se w16cid w16 w16cex w16sdtdh w16sdtfl w16du wp14">
+  <w:p>
+    <w:pPr>
       <w:pStyle w:val="Footer"/>
       <w:jc w:val="center"/>
       <w:rPr>
@@ -10183,63 +9585,6 @@
         <w:sz w:val="18"/>
         <w:szCs w:val="18"/>
         <w:lang w:val="en-US"/>
-      </w:rPr>
-      <w:t>Sal Institute of Technology and Engineering Research</w:t>
-    </w:r>
-  </w:p>
-</w:ftr>
-</file>
-
-<file path=word/footer8.xml><?xml version="1.0" encoding="utf-8"?>
-<w:ftr xmlns:wpc="http://schemas.microsoft.com/office/word/2010/wordprocessingCanvas" xmlns:cx="http://schemas.microsoft.com/office/drawing/2014/chartex" xmlns:cx1="http://schemas.microsoft.com/office/drawing/2015/9/8/chartex" xmlns:cx2="http://schemas.microsoft.com/office/drawing/2015/10/21/chartex" xmlns:cx3="http://schemas.microsoft.com/office/drawing/2016/5/9/chartex" xmlns:cx4="http://schemas.microsoft.com/office/drawing/2016/5/10/chartex" xmlns:cx5="http://schemas.microsoft.com/office/drawing/2016/5/11/chartex" xmlns:cx6="http://schemas.microsoft.com/office/drawing/2016/5/12/chartex" xmlns:cx7="http://schemas.microsoft.com/office/drawing/2016/5/13/chartex" xmlns:cx8="http://schemas.microsoft.com/office/drawing/2016/5/14/chartex" xmlns:mc="http://schemas.openxmlformats.org/markup-compatibility/2006" xmlns:aink="http://schemas.microsoft.com/office/drawing/2016/ink" xmlns:am3d="http://schemas.microsoft.com/office/drawing/2017/model3d" xmlns:o="urn:schemas-microsoft-com:office:office" xmlns:oel="http://schemas.microsoft.com/office/2019/extlst" xmlns:r="http://schemas.openxmlformats.org/officeDocument/2006/relationships" xmlns:m="http://schemas.openxmlformats.org/officeDocument/2006/math" xmlns:v="urn:schemas-microsoft-com:vml" xmlns:wp14="http://schemas.microsoft.com/office/word/2010/wordprocessingDrawing" xmlns:wp="http://schemas.openxmlformats.org/drawingml/2006/wordprocessingDrawing" xmlns:w10="urn:schemas-microsoft-com:office:word" xmlns:w="http://schemas.openxmlformats.org/wordprocessingml/2006/main" xmlns:w14="http://schemas.microsoft.com/office/word/2010/wordml" xmlns:w15="http://schemas.microsoft.com/office/word/2012/wordml" xmlns:w16cex="http://schemas.microsoft.com/office/word/2018/wordml/cex" xmlns:w16cid="http://schemas.microsoft.com/office/word/2016/wordml/cid" xmlns:w16="http://schemas.microsoft.com/office/word/2018/wordml" xmlns:w16du="http://schemas.microsoft.com/office/word/2023/wordml/word16du" xmlns:w16sdtdh="http://schemas.microsoft.com/office/word/2020/wordml/sdtdatahash" xmlns:w16sdtfl="http://schemas.microsoft.com/office/word/2024/wordml/sdtformatlock" xmlns:w16se="http://schemas.microsoft.com/office/word/2015/wordml/symex" xmlns:wpg="http://schemas.microsoft.com/office/word/2010/wordprocessingGroup" xmlns:wpi="http://schemas.microsoft.com/office/word/2010/wordprocessingInk" xmlns:wne="http://schemas.microsoft.com/office/word/2006/wordml" xmlns:wps="http://schemas.microsoft.com/office/word/2010/wordprocessingShape" mc:Ignorable="w14 w15 w16se w16cid w16 w16cex w16sdtdh w16sdtfl w16du wp14">
-  <w:p>
-    <w:pPr>
-      <w:pBdr>
-        <w:top w:val="single" w:sz="4" w:space="0" w:color="2E75B6"/>
-      </w:pBdr>
-      <w:tabs>
-        <w:tab w:val="center" w:pos="4333"/>
-        <w:tab w:val="right" w:pos="8666"/>
-      </w:tabs>
-      <w:spacing w:before="80" w:after="0" w:line="300" w:lineRule="auto"/>
-    </w:pPr>
-    <w:r>
-      <w:rPr>
-        <w:color w:val="666666"/>
-        <w:sz w:val="18"/>
-        <w:szCs w:val="18"/>
-      </w:rPr>
-      <w:t>Gujarat Technological University</w:t>
-    </w:r>
-    <w:r>
-      <w:rPr>
-        <w:color w:val="666666"/>
-        <w:sz w:val="18"/>
-        <w:szCs w:val="18"/>
-      </w:rPr>
-      <w:ptab w:relativeTo="margin" w:alignment="center" w:leader="none"/>
-    </w:r>
-    <w:r>
-      <w:rPr>
-        <w:color w:val="666666"/>
-        <w:sz w:val="18"/>
-        <w:szCs w:val="18"/>
-      </w:rPr>
-      <w:t>iv</w:t>
-    </w:r>
-    <w:r>
-      <w:rPr>
-        <w:color w:val="666666"/>
-        <w:sz w:val="18"/>
-        <w:szCs w:val="18"/>
-      </w:rPr>
-      <w:ptab w:relativeTo="margin" w:alignment="right" w:leader="none"/>
-    </w:r>
-    <w:r>
-      <w:rPr>
-        <w:color w:val="666666"/>
-        <w:sz w:val="18"/>
-        <w:szCs w:val="18"/>
       </w:rPr>
       <w:t>Sal Institute of Technology and Engineering Research</w:t>
     </w:r>
@@ -10393,9 +9738,17 @@
 <w:hdr xmlns:wpc="http://schemas.microsoft.com/office/word/2010/wordprocessingCanvas" xmlns:cx="http://schemas.microsoft.com/office/drawing/2014/chartex" xmlns:cx1="http://schemas.microsoft.com/office/drawing/2015/9/8/chartex" xmlns:cx2="http://schemas.microsoft.com/office/drawing/2015/10/21/chartex" xmlns:cx3="http://schemas.microsoft.com/office/drawing/2016/5/9/chartex" xmlns:cx4="http://schemas.microsoft.com/office/drawing/2016/5/10/chartex" xmlns:cx5="http://schemas.microsoft.com/office/drawing/2016/5/11/chartex" xmlns:cx6="http://schemas.microsoft.com/office/drawing/2016/5/12/chartex" xmlns:cx7="http://schemas.microsoft.com/office/drawing/2016/5/13/chartex" xmlns:cx8="http://schemas.microsoft.com/office/drawing/2016/5/14/chartex" xmlns:mc="http://schemas.openxmlformats.org/markup-compatibility/2006" xmlns:aink="http://schemas.microsoft.com/office/drawing/2016/ink" xmlns:am3d="http://schemas.microsoft.com/office/drawing/2017/model3d" xmlns:o="urn:schemas-microsoft-com:office:office" xmlns:oel="http://schemas.microsoft.com/office/2019/extlst" xmlns:r="http://schemas.openxmlformats.org/officeDocument/2006/relationships" xmlns:m="http://schemas.openxmlformats.org/officeDocument/2006/math" xmlns:v="urn:schemas-microsoft-com:vml" xmlns:wp14="http://schemas.microsoft.com/office/word/2010/wordprocessingDrawing" xmlns:wp="http://schemas.openxmlformats.org/drawingml/2006/wordprocessingDrawing" xmlns:w10="urn:schemas-microsoft-com:office:word" xmlns:w="http://schemas.openxmlformats.org/wordprocessingml/2006/main" xmlns:w14="http://schemas.microsoft.com/office/word/2010/wordml" xmlns:w15="http://schemas.microsoft.com/office/word/2012/wordml" xmlns:w16cex="http://schemas.microsoft.com/office/word/2018/wordml/cex" xmlns:w16cid="http://schemas.microsoft.com/office/word/2016/wordml/cid" xmlns:w16="http://schemas.microsoft.com/office/word/2018/wordml" xmlns:w16du="http://schemas.microsoft.com/office/word/2023/wordml/word16du" xmlns:w16sdtdh="http://schemas.microsoft.com/office/word/2020/wordml/sdtdatahash" xmlns:w16sdtfl="http://schemas.microsoft.com/office/word/2024/wordml/sdtformatlock" xmlns:w16se="http://schemas.microsoft.com/office/word/2015/wordml/symex" xmlns:wpg="http://schemas.microsoft.com/office/word/2010/wordprocessingGroup" xmlns:wpi="http://schemas.microsoft.com/office/word/2010/wordprocessingInk" xmlns:wne="http://schemas.microsoft.com/office/word/2006/wordml" xmlns:wps="http://schemas.microsoft.com/office/word/2010/wordprocessingShape" mc:Ignorable="w14 w15 w16se w16cid w16 w16cex w16sdtdh w16sdtfl w16du wp14">
   <w:p>
     <w:pPr>
-      <w:spacing w:after="0"/>
-      <w:jc w:val="left"/>
+      <w:pStyle w:val="Header"/>
+      <w:rPr>
+        <w:lang w:val="en-US"/>
+      </w:rPr>
     </w:pPr>
+    <w:r>
+      <w:rPr>
+        <w:lang w:val="en-US"/>
+      </w:rPr>
+      <w:t>1014329</w:t>
+    </w:r>
   </w:p>
 </w:hdr>
 </file>
@@ -10435,6 +9788,12 @@
       <w:spacing w:after="0"/>
       <w:jc w:val="left"/>
     </w:pPr>
+    <w:r>
+      <w:rPr>
+        <w:color w:val="000000"/>
+      </w:rPr>
+      <w:t xml:space="preserve"> </w:t>
+    </w:r>
   </w:p>
 </w:hdr>
 </file>
@@ -10446,28 +9805,11 @@
       <w:spacing w:after="0"/>
       <w:jc w:val="left"/>
     </w:pPr>
-    <w:r>
-      <w:rPr>
-        <w:color w:val="000000"/>
-      </w:rPr>
-      <w:t xml:space="preserve"> </w:t>
-    </w:r>
   </w:p>
 </w:hdr>
 </file>
 
 <file path=word/header7.xml><?xml version="1.0" encoding="utf-8"?>
-<w:hdr xmlns:wpc="http://schemas.microsoft.com/office/word/2010/wordprocessingCanvas" xmlns:cx="http://schemas.microsoft.com/office/drawing/2014/chartex" xmlns:cx1="http://schemas.microsoft.com/office/drawing/2015/9/8/chartex" xmlns:cx2="http://schemas.microsoft.com/office/drawing/2015/10/21/chartex" xmlns:cx3="http://schemas.microsoft.com/office/drawing/2016/5/9/chartex" xmlns:cx4="http://schemas.microsoft.com/office/drawing/2016/5/10/chartex" xmlns:cx5="http://schemas.microsoft.com/office/drawing/2016/5/11/chartex" xmlns:cx6="http://schemas.microsoft.com/office/drawing/2016/5/12/chartex" xmlns:cx7="http://schemas.microsoft.com/office/drawing/2016/5/13/chartex" xmlns:cx8="http://schemas.microsoft.com/office/drawing/2016/5/14/chartex" xmlns:mc="http://schemas.openxmlformats.org/markup-compatibility/2006" xmlns:aink="http://schemas.microsoft.com/office/drawing/2016/ink" xmlns:am3d="http://schemas.microsoft.com/office/drawing/2017/model3d" xmlns:o="urn:schemas-microsoft-com:office:office" xmlns:oel="http://schemas.microsoft.com/office/2019/extlst" xmlns:r="http://schemas.openxmlformats.org/officeDocument/2006/relationships" xmlns:m="http://schemas.openxmlformats.org/officeDocument/2006/math" xmlns:v="urn:schemas-microsoft-com:vml" xmlns:wp14="http://schemas.microsoft.com/office/word/2010/wordprocessingDrawing" xmlns:wp="http://schemas.openxmlformats.org/drawingml/2006/wordprocessingDrawing" xmlns:w10="urn:schemas-microsoft-com:office:word" xmlns:w="http://schemas.openxmlformats.org/wordprocessingml/2006/main" xmlns:w14="http://schemas.microsoft.com/office/word/2010/wordml" xmlns:w15="http://schemas.microsoft.com/office/word/2012/wordml" xmlns:w16cex="http://schemas.microsoft.com/office/word/2018/wordml/cex" xmlns:w16cid="http://schemas.microsoft.com/office/word/2016/wordml/cid" xmlns:w16="http://schemas.microsoft.com/office/word/2018/wordml" xmlns:w16du="http://schemas.microsoft.com/office/word/2023/wordml/word16du" xmlns:w16sdtdh="http://schemas.microsoft.com/office/word/2020/wordml/sdtdatahash" xmlns:w16sdtfl="http://schemas.microsoft.com/office/word/2024/wordml/sdtformatlock" xmlns:w16se="http://schemas.microsoft.com/office/word/2015/wordml/symex" xmlns:wpg="http://schemas.microsoft.com/office/word/2010/wordprocessingGroup" xmlns:wpi="http://schemas.microsoft.com/office/word/2010/wordprocessingInk" xmlns:wne="http://schemas.microsoft.com/office/word/2006/wordml" xmlns:wps="http://schemas.microsoft.com/office/word/2010/wordprocessingShape" mc:Ignorable="w14 w15 w16se w16cid w16 w16cex w16sdtdh w16sdtfl w16du wp14">
-  <w:p>
-    <w:pPr>
-      <w:spacing w:after="0"/>
-      <w:jc w:val="left"/>
-    </w:pPr>
-  </w:p>
-</w:hdr>
-</file>
-
-<file path=word/header8.xml><?xml version="1.0" encoding="utf-8"?>
 <w:hdr xmlns:wpc="http://schemas.microsoft.com/office/word/2010/wordprocessingCanvas" xmlns:cx="http://schemas.microsoft.com/office/drawing/2014/chartex" xmlns:cx1="http://schemas.microsoft.com/office/drawing/2015/9/8/chartex" xmlns:cx2="http://schemas.microsoft.com/office/drawing/2015/10/21/chartex" xmlns:cx3="http://schemas.microsoft.com/office/drawing/2016/5/9/chartex" xmlns:cx4="http://schemas.microsoft.com/office/drawing/2016/5/10/chartex" xmlns:cx5="http://schemas.microsoft.com/office/drawing/2016/5/11/chartex" xmlns:cx6="http://schemas.microsoft.com/office/drawing/2016/5/12/chartex" xmlns:cx7="http://schemas.microsoft.com/office/drawing/2016/5/13/chartex" xmlns:cx8="http://schemas.microsoft.com/office/drawing/2016/5/14/chartex" xmlns:mc="http://schemas.openxmlformats.org/markup-compatibility/2006" xmlns:aink="http://schemas.microsoft.com/office/drawing/2016/ink" xmlns:am3d="http://schemas.microsoft.com/office/drawing/2017/model3d" xmlns:o="urn:schemas-microsoft-com:office:office" xmlns:oel="http://schemas.microsoft.com/office/2019/extlst" xmlns:r="http://schemas.openxmlformats.org/officeDocument/2006/relationships" xmlns:m="http://schemas.openxmlformats.org/officeDocument/2006/math" xmlns:v="urn:schemas-microsoft-com:vml" xmlns:wp14="http://schemas.microsoft.com/office/word/2010/wordprocessingDrawing" xmlns:wp="http://schemas.openxmlformats.org/drawingml/2006/wordprocessingDrawing" xmlns:w10="urn:schemas-microsoft-com:office:word" xmlns:w="http://schemas.openxmlformats.org/wordprocessingml/2006/main" xmlns:w14="http://schemas.microsoft.com/office/word/2010/wordml" xmlns:w15="http://schemas.microsoft.com/office/word/2012/wordml" xmlns:w16cex="http://schemas.microsoft.com/office/word/2018/wordml/cex" xmlns:w16cid="http://schemas.microsoft.com/office/word/2016/wordml/cid" xmlns:w16="http://schemas.microsoft.com/office/word/2018/wordml" xmlns:w16du="http://schemas.microsoft.com/office/word/2023/wordml/word16du" xmlns:w16sdtdh="http://schemas.microsoft.com/office/word/2020/wordml/sdtdatahash" xmlns:w16sdtfl="http://schemas.microsoft.com/office/word/2024/wordml/sdtformatlock" xmlns:w16se="http://schemas.microsoft.com/office/word/2015/wordml/symex" xmlns:wpg="http://schemas.microsoft.com/office/word/2010/wordprocessingGroup" xmlns:wpi="http://schemas.microsoft.com/office/word/2010/wordprocessingInk" xmlns:wne="http://schemas.microsoft.com/office/word/2006/wordml" xmlns:wps="http://schemas.microsoft.com/office/word/2010/wordprocessingShape" mc:Ignorable="w14 w15 w16se w16cid w16 w16cex w16sdtdh w16sdtfl w16du wp14">
   <w:p>
     <w:pPr>
@@ -10486,6 +9828,92 @@
 <file path=word/numbering.xml><?xml version="1.0" encoding="utf-8"?>
 <w:numbering xmlns:wpc="http://schemas.microsoft.com/office/word/2010/wordprocessingCanvas" xmlns:cx="http://schemas.microsoft.com/office/drawing/2014/chartex" xmlns:cx1="http://schemas.microsoft.com/office/drawing/2015/9/8/chartex" xmlns:cx2="http://schemas.microsoft.com/office/drawing/2015/10/21/chartex" xmlns:cx3="http://schemas.microsoft.com/office/drawing/2016/5/9/chartex" xmlns:cx4="http://schemas.microsoft.com/office/drawing/2016/5/10/chartex" xmlns:cx5="http://schemas.microsoft.com/office/drawing/2016/5/11/chartex" xmlns:cx6="http://schemas.microsoft.com/office/drawing/2016/5/12/chartex" xmlns:cx7="http://schemas.microsoft.com/office/drawing/2016/5/13/chartex" xmlns:cx8="http://schemas.microsoft.com/office/drawing/2016/5/14/chartex" xmlns:mc="http://schemas.openxmlformats.org/markup-compatibility/2006" xmlns:aink="http://schemas.microsoft.com/office/drawing/2016/ink" xmlns:am3d="http://schemas.microsoft.com/office/drawing/2017/model3d" xmlns:o="urn:schemas-microsoft-com:office:office" xmlns:oel="http://schemas.microsoft.com/office/2019/extlst" xmlns:r="http://schemas.openxmlformats.org/officeDocument/2006/relationships" xmlns:m="http://schemas.openxmlformats.org/officeDocument/2006/math" xmlns:v="urn:schemas-microsoft-com:vml" xmlns:wp14="http://schemas.microsoft.com/office/word/2010/wordprocessingDrawing" xmlns:wp="http://schemas.openxmlformats.org/drawingml/2006/wordprocessingDrawing" xmlns:w10="urn:schemas-microsoft-com:office:word" xmlns:w="http://schemas.openxmlformats.org/wordprocessingml/2006/main" xmlns:w14="http://schemas.microsoft.com/office/word/2010/wordml" xmlns:w15="http://schemas.microsoft.com/office/word/2012/wordml" xmlns:w16cex="http://schemas.microsoft.com/office/word/2018/wordml/cex" xmlns:w16cid="http://schemas.microsoft.com/office/word/2016/wordml/cid" xmlns:w16="http://schemas.microsoft.com/office/word/2018/wordml" xmlns:w16du="http://schemas.microsoft.com/office/word/2023/wordml/word16du" xmlns:w16sdtdh="http://schemas.microsoft.com/office/word/2020/wordml/sdtdatahash" xmlns:w16sdtfl="http://schemas.microsoft.com/office/word/2024/wordml/sdtformatlock" xmlns:w16se="http://schemas.microsoft.com/office/word/2015/wordml/symex" xmlns:wpg="http://schemas.microsoft.com/office/word/2010/wordprocessingGroup" xmlns:wpi="http://schemas.microsoft.com/office/word/2010/wordprocessingInk" xmlns:wne="http://schemas.microsoft.com/office/word/2006/wordml" xmlns:wps="http://schemas.microsoft.com/office/word/2010/wordprocessingShape" mc:Ignorable="w14 w15 w16se w16cid w16 w16cex w16sdtdh w16sdtfl w16du wp14">
   <w:abstractNum w:abstractNumId="0" w15:restartNumberingAfterBreak="0">
+    <w:nsid w:val="00D63C3B"/>
+    <w:multiLevelType w:val="hybridMultilevel"/>
+    <w:tmpl w:val="D6CA9636"/>
+    <w:lvl w:ilvl="0" w:tplc="4009000F">
+      <w:start w:val="1"/>
+      <w:numFmt w:val="decimal"/>
+      <w:lvlText w:val="%1."/>
+      <w:lvlJc w:val="left"/>
+      <w:pPr>
+        <w:ind w:left="720" w:hanging="360"/>
+      </w:pPr>
+    </w:lvl>
+    <w:lvl w:ilvl="1" w:tplc="40090019" w:tentative="1">
+      <w:start w:val="1"/>
+      <w:numFmt w:val="lowerLetter"/>
+      <w:lvlText w:val="%2."/>
+      <w:lvlJc w:val="left"/>
+      <w:pPr>
+        <w:ind w:left="1440" w:hanging="360"/>
+      </w:pPr>
+    </w:lvl>
+    <w:lvl w:ilvl="2" w:tplc="4009001B" w:tentative="1">
+      <w:start w:val="1"/>
+      <w:numFmt w:val="lowerRoman"/>
+      <w:lvlText w:val="%3."/>
+      <w:lvlJc w:val="right"/>
+      <w:pPr>
+        <w:ind w:left="2160" w:hanging="180"/>
+      </w:pPr>
+    </w:lvl>
+    <w:lvl w:ilvl="3" w:tplc="4009000F" w:tentative="1">
+      <w:start w:val="1"/>
+      <w:numFmt w:val="decimal"/>
+      <w:lvlText w:val="%4."/>
+      <w:lvlJc w:val="left"/>
+      <w:pPr>
+        <w:ind w:left="2880" w:hanging="360"/>
+      </w:pPr>
+    </w:lvl>
+    <w:lvl w:ilvl="4" w:tplc="40090019" w:tentative="1">
+      <w:start w:val="1"/>
+      <w:numFmt w:val="lowerLetter"/>
+      <w:lvlText w:val="%5."/>
+      <w:lvlJc w:val="left"/>
+      <w:pPr>
+        <w:ind w:left="3600" w:hanging="360"/>
+      </w:pPr>
+    </w:lvl>
+    <w:lvl w:ilvl="5" w:tplc="4009001B" w:tentative="1">
+      <w:start w:val="1"/>
+      <w:numFmt w:val="lowerRoman"/>
+      <w:lvlText w:val="%6."/>
+      <w:lvlJc w:val="right"/>
+      <w:pPr>
+        <w:ind w:left="4320" w:hanging="180"/>
+      </w:pPr>
+    </w:lvl>
+    <w:lvl w:ilvl="6" w:tplc="4009000F" w:tentative="1">
+      <w:start w:val="1"/>
+      <w:numFmt w:val="decimal"/>
+      <w:lvlText w:val="%7."/>
+      <w:lvlJc w:val="left"/>
+      <w:pPr>
+        <w:ind w:left="5040" w:hanging="360"/>
+      </w:pPr>
+    </w:lvl>
+    <w:lvl w:ilvl="7" w:tplc="40090019" w:tentative="1">
+      <w:start w:val="1"/>
+      <w:numFmt w:val="lowerLetter"/>
+      <w:lvlText w:val="%8."/>
+      <w:lvlJc w:val="left"/>
+      <w:pPr>
+        <w:ind w:left="5760" w:hanging="360"/>
+      </w:pPr>
+    </w:lvl>
+    <w:lvl w:ilvl="8" w:tplc="4009001B" w:tentative="1">
+      <w:start w:val="1"/>
+      <w:numFmt w:val="lowerRoman"/>
+      <w:lvlText w:val="%9."/>
+      <w:lvlJc w:val="right"/>
+      <w:pPr>
+        <w:ind w:left="6480" w:hanging="180"/>
+      </w:pPr>
+    </w:lvl>
+  </w:abstractNum>
+  <w:abstractNum w:abstractNumId="1" w15:restartNumberingAfterBreak="0">
     <w:nsid w:val="073D5A3D"/>
     <w:multiLevelType w:val="multilevel"/>
     <w:tmpl w:val="098EE88A"/>
@@ -10571,8 +9999,100 @@
       </w:pPr>
     </w:lvl>
   </w:abstractNum>
+  <w:abstractNum w:abstractNumId="2" w15:restartNumberingAfterBreak="0">
+    <w:nsid w:val="50092CB3"/>
+    <w:multiLevelType w:val="hybridMultilevel"/>
+    <w:tmpl w:val="197AA1FC"/>
+    <w:lvl w:ilvl="0" w:tplc="4009000F">
+      <w:start w:val="1"/>
+      <w:numFmt w:val="decimal"/>
+      <w:lvlText w:val="%1."/>
+      <w:lvlJc w:val="left"/>
+      <w:pPr>
+        <w:ind w:left="720" w:hanging="360"/>
+      </w:pPr>
+    </w:lvl>
+    <w:lvl w:ilvl="1" w:tplc="40090019" w:tentative="1">
+      <w:start w:val="1"/>
+      <w:numFmt w:val="lowerLetter"/>
+      <w:lvlText w:val="%2."/>
+      <w:lvlJc w:val="left"/>
+      <w:pPr>
+        <w:ind w:left="1440" w:hanging="360"/>
+      </w:pPr>
+    </w:lvl>
+    <w:lvl w:ilvl="2" w:tplc="4009001B" w:tentative="1">
+      <w:start w:val="1"/>
+      <w:numFmt w:val="lowerRoman"/>
+      <w:lvlText w:val="%3."/>
+      <w:lvlJc w:val="right"/>
+      <w:pPr>
+        <w:ind w:left="2160" w:hanging="180"/>
+      </w:pPr>
+    </w:lvl>
+    <w:lvl w:ilvl="3" w:tplc="4009000F" w:tentative="1">
+      <w:start w:val="1"/>
+      <w:numFmt w:val="decimal"/>
+      <w:lvlText w:val="%4."/>
+      <w:lvlJc w:val="left"/>
+      <w:pPr>
+        <w:ind w:left="2880" w:hanging="360"/>
+      </w:pPr>
+    </w:lvl>
+    <w:lvl w:ilvl="4" w:tplc="40090019" w:tentative="1">
+      <w:start w:val="1"/>
+      <w:numFmt w:val="lowerLetter"/>
+      <w:lvlText w:val="%5."/>
+      <w:lvlJc w:val="left"/>
+      <w:pPr>
+        <w:ind w:left="3600" w:hanging="360"/>
+      </w:pPr>
+    </w:lvl>
+    <w:lvl w:ilvl="5" w:tplc="4009001B" w:tentative="1">
+      <w:start w:val="1"/>
+      <w:numFmt w:val="lowerRoman"/>
+      <w:lvlText w:val="%6."/>
+      <w:lvlJc w:val="right"/>
+      <w:pPr>
+        <w:ind w:left="4320" w:hanging="180"/>
+      </w:pPr>
+    </w:lvl>
+    <w:lvl w:ilvl="6" w:tplc="4009000F" w:tentative="1">
+      <w:start w:val="1"/>
+      <w:numFmt w:val="decimal"/>
+      <w:lvlText w:val="%7."/>
+      <w:lvlJc w:val="left"/>
+      <w:pPr>
+        <w:ind w:left="5040" w:hanging="360"/>
+      </w:pPr>
+    </w:lvl>
+    <w:lvl w:ilvl="7" w:tplc="40090019" w:tentative="1">
+      <w:start w:val="1"/>
+      <w:numFmt w:val="lowerLetter"/>
+      <w:lvlText w:val="%8."/>
+      <w:lvlJc w:val="left"/>
+      <w:pPr>
+        <w:ind w:left="5760" w:hanging="360"/>
+      </w:pPr>
+    </w:lvl>
+    <w:lvl w:ilvl="8" w:tplc="4009001B" w:tentative="1">
+      <w:start w:val="1"/>
+      <w:numFmt w:val="lowerRoman"/>
+      <w:lvlText w:val="%9."/>
+      <w:lvlJc w:val="right"/>
+      <w:pPr>
+        <w:ind w:left="6480" w:hanging="180"/>
+      </w:pPr>
+    </w:lvl>
+  </w:abstractNum>
   <w:num w:numId="1" w16cid:durableId="1768379708">
+    <w:abstractNumId w:val="1"/>
+  </w:num>
+  <w:num w:numId="2" w16cid:durableId="1667779642">
     <w:abstractNumId w:val="0"/>
+  </w:num>
+  <w:num w:numId="3" w16cid:durableId="247545998">
+    <w:abstractNumId w:val="2"/>
   </w:num>
 </w:numbering>
 </file>
@@ -10976,7 +10496,7 @@
   <w:style w:type="paragraph" w:default="1" w:styleId="Normal">
     <w:name w:val="Normal"/>
     <w:qFormat/>
-    <w:rsid w:val="0037426A"/>
+    <w:rsid w:val="00D34513"/>
   </w:style>
   <w:style w:type="paragraph" w:styleId="Heading1">
     <w:name w:val="heading 1"/>
@@ -11117,7 +10637,6 @@
   <w:style w:type="character" w:default="1" w:styleId="DefaultParagraphFont">
     <w:name w:val="Default Paragraph Font"/>
     <w:uiPriority w:val="1"/>
-    <w:semiHidden/>
     <w:unhideWhenUsed/>
   </w:style>
   <w:style w:type="table" w:default="1" w:styleId="TableNormal">
@@ -11523,6 +11042,17 @@
     <w:uiPriority w:val="99"/>
     <w:rsid w:val="005C1745"/>
   </w:style>
+  <w:style w:type="paragraph" w:styleId="ListParagraph">
+    <w:name w:val="List Paragraph"/>
+    <w:basedOn w:val="Normal"/>
+    <w:uiPriority w:val="34"/>
+    <w:qFormat/>
+    <w:rsid w:val="001E5BDB"/>
+    <w:pPr>
+      <w:ind w:left="720"/>
+      <w:contextualSpacing/>
+    </w:pPr>
+  </w:style>
 </w:styles>
 </file>
 

--- a/Internship-Project-Report-2026/internship-project-report-1.docx
+++ b/Internship-Project-Report-2026/internship-project-report-1.docx
@@ -405,7 +405,7 @@
                           <pic:cNvPicPr/>
                         </pic:nvPicPr>
                         <pic:blipFill>
-                          <a:blip r:embed="rId8" cstate="print"/>
+                          <a:blip r:embed="rId9" cstate="print"/>
                           <a:stretch>
                             <a:fillRect/>
                           </a:stretch>
@@ -468,7 +468,7 @@
                           <pic:cNvPicPr/>
                         </pic:nvPicPr>
                         <pic:blipFill>
-                          <a:blip r:embed="rId9" cstate="print"/>
+                          <a:blip r:embed="rId10" cstate="print"/>
                           <a:stretch>
                             <a:fillRect/>
                           </a:stretch>
@@ -543,10 +543,10 @@
           <w:color w:val="000000" w:themeColor="text1"/>
         </w:rPr>
         <w:sectPr>
-          <w:headerReference w:type="default" r:id="rId10"/>
-          <w:footerReference w:type="default" r:id="rId11"/>
-          <w:headerReference w:type="first" r:id="rId12"/>
-          <w:footerReference w:type="first" r:id="rId13"/>
+          <w:headerReference w:type="default" r:id="rId11"/>
+          <w:footerReference w:type="default" r:id="rId12"/>
+          <w:headerReference w:type="first" r:id="rId13"/>
+          <w:footerReference w:type="first" r:id="rId14"/>
           <w:pgSz w:w="11906" w:h="16838"/>
           <w:pgMar w:top="1440" w:right="1440" w:bottom="1440" w:left="1800" w:header="708" w:footer="708" w:gutter="0"/>
           <w:pgNumType w:start="1"/>
@@ -642,7 +642,7 @@
                           <pic:cNvPicPr/>
                         </pic:nvPicPr>
                         <pic:blipFill>
-                          <a:blip r:embed="rId8" cstate="print"/>
+                          <a:blip r:embed="rId9" cstate="print"/>
                           <a:stretch>
                             <a:fillRect/>
                           </a:stretch>
@@ -705,7 +705,7 @@
                           <pic:cNvPicPr/>
                         </pic:nvPicPr>
                         <pic:blipFill>
-                          <a:blip r:embed="rId9" cstate="print"/>
+                          <a:blip r:embed="rId10" cstate="print"/>
                           <a:stretch>
                             <a:fillRect/>
                           </a:stretch>
@@ -737,12 +737,6 @@
           <w:color w:val="000000" w:themeColor="text1"/>
         </w:rPr>
       </w:pPr>
-      <w:r>
-        <w:rPr>
-          <w:color w:val="000000" w:themeColor="text1"/>
-        </w:rPr>
-        <w:t xml:space="preserve"> </w:t>
-      </w:r>
     </w:p>
     <w:p>
       <w:pPr>
@@ -1146,7 +1140,28 @@
     </w:tbl>
     <w:p>
       <w:pPr>
-        <w:spacing w:before="120" w:after="0"/>
+        <w:rPr>
+          <w:color w:val="000000" w:themeColor="text1"/>
+        </w:rPr>
+        <w:sectPr>
+          <w:pgSz w:w="11906" w:h="16838"/>
+          <w:pgMar w:top="1440" w:right="1440" w:bottom="1440" w:left="1800" w:header="720" w:footer="720" w:gutter="0"/>
+          <w:pgNumType w:start="3"/>
+          <w:cols w:space="720"/>
+        </w:sectPr>
+      </w:pPr>
+    </w:p>
+    <w:p>
+      <w:pPr>
+        <w:widowControl w:val="0"/>
+        <w:pBdr>
+          <w:top w:val="nil"/>
+          <w:left w:val="nil"/>
+          <w:bottom w:val="nil"/>
+          <w:right w:val="nil"/>
+          <w:between w:val="nil"/>
+        </w:pBdr>
+        <w:spacing w:after="0" w:line="276" w:lineRule="auto"/>
         <w:jc w:val="left"/>
         <w:rPr>
           <w:color w:val="000000" w:themeColor="text1"/>
@@ -1155,63 +1170,203 @@
     </w:p>
     <w:p>
       <w:pPr>
-        <w:rPr>
-          <w:color w:val="000000" w:themeColor="text1"/>
-        </w:rPr>
-      </w:pPr>
-    </w:p>
-    <w:p>
-      <w:pPr>
-        <w:spacing w:after="480" w:line="480" w:lineRule="auto"/>
-        <w:rPr>
-          <w:color w:val="000000" w:themeColor="text1"/>
-        </w:rPr>
-      </w:pPr>
-    </w:p>
-    <w:p>
-      <w:pPr>
-        <w:spacing w:after="480" w:line="480" w:lineRule="auto"/>
-        <w:jc w:val="center"/>
-        <w:rPr>
-          <w:b/>
-          <w:bCs/>
-          <w:smallCaps/>
-          <w:color w:val="000000" w:themeColor="text1"/>
-          <w:sz w:val="36"/>
-          <w:szCs w:val="36"/>
-        </w:rPr>
-      </w:pPr>
-      <w:r>
-        <w:rPr>
-          <w:b/>
-          <w:bCs/>
-          <w:smallCaps/>
-          <w:color w:val="000000" w:themeColor="text1"/>
-          <w:sz w:val="36"/>
-          <w:szCs w:val="36"/>
-        </w:rPr>
-        <w:lastRenderedPageBreak/>
-        <w:t>CERTIFICATE</w:t>
-      </w:r>
-    </w:p>
-    <w:p>
-      <w:pPr>
-        <w:spacing w:after="480" w:line="480" w:lineRule="auto"/>
-        <w:jc w:val="center"/>
-        <w:rPr>
-          <w:b/>
-          <w:bCs/>
-          <w:smallCaps/>
-          <w:color w:val="000000" w:themeColor="text1"/>
-          <w:sz w:val="36"/>
-          <w:szCs w:val="36"/>
-        </w:rPr>
-      </w:pPr>
-    </w:p>
-    <w:p>
-      <w:pPr>
-        <w:spacing w:after="480" w:line="480" w:lineRule="auto"/>
-        <w:jc w:val="center"/>
+        <w:widowControl w:val="0"/>
+        <w:pBdr>
+          <w:top w:val="nil"/>
+          <w:left w:val="nil"/>
+          <w:bottom w:val="nil"/>
+          <w:right w:val="nil"/>
+          <w:between w:val="nil"/>
+        </w:pBdr>
+        <w:spacing w:after="0" w:line="276" w:lineRule="auto"/>
+        <w:jc w:val="left"/>
+        <w:rPr>
+          <w:color w:val="000000" w:themeColor="text1"/>
+        </w:rPr>
+      </w:pPr>
+    </w:p>
+    <w:p>
+      <w:pPr>
+        <w:widowControl w:val="0"/>
+        <w:pBdr>
+          <w:top w:val="nil"/>
+          <w:left w:val="nil"/>
+          <w:bottom w:val="nil"/>
+          <w:right w:val="nil"/>
+          <w:between w:val="nil"/>
+        </w:pBdr>
+        <w:spacing w:after="0" w:line="276" w:lineRule="auto"/>
+        <w:jc w:val="left"/>
+        <w:rPr>
+          <w:color w:val="000000" w:themeColor="text1"/>
+        </w:rPr>
+      </w:pPr>
+    </w:p>
+    <w:p>
+      <w:pPr>
+        <w:widowControl w:val="0"/>
+        <w:pBdr>
+          <w:top w:val="nil"/>
+          <w:left w:val="nil"/>
+          <w:bottom w:val="nil"/>
+          <w:right w:val="nil"/>
+          <w:between w:val="nil"/>
+        </w:pBdr>
+        <w:spacing w:after="0" w:line="276" w:lineRule="auto"/>
+        <w:jc w:val="left"/>
+        <w:rPr>
+          <w:color w:val="000000" w:themeColor="text1"/>
+        </w:rPr>
+      </w:pPr>
+    </w:p>
+    <w:p>
+      <w:pPr>
+        <w:widowControl w:val="0"/>
+        <w:pBdr>
+          <w:top w:val="nil"/>
+          <w:left w:val="nil"/>
+          <w:bottom w:val="nil"/>
+          <w:right w:val="nil"/>
+          <w:between w:val="nil"/>
+        </w:pBdr>
+        <w:spacing w:after="0" w:line="276" w:lineRule="auto"/>
+        <w:jc w:val="left"/>
+        <w:rPr>
+          <w:color w:val="000000" w:themeColor="text1"/>
+        </w:rPr>
+      </w:pPr>
+    </w:p>
+    <w:p>
+      <w:pPr>
+        <w:widowControl w:val="0"/>
+        <w:pBdr>
+          <w:top w:val="nil"/>
+          <w:left w:val="nil"/>
+          <w:bottom w:val="nil"/>
+          <w:right w:val="nil"/>
+          <w:between w:val="nil"/>
+        </w:pBdr>
+        <w:spacing w:after="0" w:line="276" w:lineRule="auto"/>
+        <w:jc w:val="left"/>
+        <w:rPr>
+          <w:color w:val="000000" w:themeColor="text1"/>
+        </w:rPr>
+      </w:pPr>
+    </w:p>
+    <w:p>
+      <w:pPr>
+        <w:widowControl w:val="0"/>
+        <w:pBdr>
+          <w:top w:val="nil"/>
+          <w:left w:val="nil"/>
+          <w:bottom w:val="nil"/>
+          <w:right w:val="nil"/>
+          <w:between w:val="nil"/>
+        </w:pBdr>
+        <w:spacing w:after="0" w:line="276" w:lineRule="auto"/>
+        <w:jc w:val="left"/>
+        <w:rPr>
+          <w:color w:val="000000" w:themeColor="text1"/>
+        </w:rPr>
+      </w:pPr>
+    </w:p>
+    <w:p>
+      <w:pPr>
+        <w:widowControl w:val="0"/>
+        <w:pBdr>
+          <w:top w:val="nil"/>
+          <w:left w:val="nil"/>
+          <w:bottom w:val="nil"/>
+          <w:right w:val="nil"/>
+          <w:between w:val="nil"/>
+        </w:pBdr>
+        <w:spacing w:after="0" w:line="276" w:lineRule="auto"/>
+        <w:jc w:val="left"/>
+        <w:rPr>
+          <w:color w:val="000000" w:themeColor="text1"/>
+        </w:rPr>
+      </w:pPr>
+    </w:p>
+    <w:p>
+      <w:pPr>
+        <w:widowControl w:val="0"/>
+        <w:pBdr>
+          <w:top w:val="nil"/>
+          <w:left w:val="nil"/>
+          <w:bottom w:val="nil"/>
+          <w:right w:val="nil"/>
+          <w:between w:val="nil"/>
+        </w:pBdr>
+        <w:spacing w:after="0" w:line="276" w:lineRule="auto"/>
+        <w:jc w:val="left"/>
+        <w:rPr>
+          <w:color w:val="000000" w:themeColor="text1"/>
+        </w:rPr>
+      </w:pPr>
+    </w:p>
+    <w:p>
+      <w:pPr>
+        <w:widowControl w:val="0"/>
+        <w:pBdr>
+          <w:top w:val="nil"/>
+          <w:left w:val="nil"/>
+          <w:bottom w:val="nil"/>
+          <w:right w:val="nil"/>
+          <w:between w:val="nil"/>
+        </w:pBdr>
+        <w:spacing w:after="0" w:line="276" w:lineRule="auto"/>
+        <w:jc w:val="left"/>
+        <w:rPr>
+          <w:color w:val="000000" w:themeColor="text1"/>
+        </w:rPr>
+      </w:pPr>
+    </w:p>
+    <w:p>
+      <w:pPr>
+        <w:widowControl w:val="0"/>
+        <w:pBdr>
+          <w:top w:val="nil"/>
+          <w:left w:val="nil"/>
+          <w:bottom w:val="nil"/>
+          <w:right w:val="nil"/>
+          <w:between w:val="nil"/>
+        </w:pBdr>
+        <w:spacing w:after="0" w:line="276" w:lineRule="auto"/>
+        <w:jc w:val="left"/>
+        <w:rPr>
+          <w:color w:val="000000" w:themeColor="text1"/>
+        </w:rPr>
+      </w:pPr>
+    </w:p>
+    <w:p>
+      <w:pPr>
+        <w:widowControl w:val="0"/>
+        <w:pBdr>
+          <w:top w:val="nil"/>
+          <w:left w:val="nil"/>
+          <w:bottom w:val="nil"/>
+          <w:right w:val="nil"/>
+          <w:between w:val="nil"/>
+        </w:pBdr>
+        <w:spacing w:after="0" w:line="276" w:lineRule="auto"/>
+        <w:jc w:val="left"/>
+        <w:rPr>
+          <w:color w:val="000000" w:themeColor="text1"/>
+        </w:rPr>
+      </w:pPr>
+    </w:p>
+    <w:p>
+      <w:pPr>
+        <w:widowControl w:val="0"/>
+        <w:pBdr>
+          <w:top w:val="nil"/>
+          <w:left w:val="nil"/>
+          <w:bottom w:val="nil"/>
+          <w:right w:val="nil"/>
+          <w:between w:val="nil"/>
+        </w:pBdr>
+        <w:spacing w:after="0" w:line="276" w:lineRule="auto"/>
+        <w:jc w:val="left"/>
         <w:rPr>
           <w:color w:val="000000" w:themeColor="text1"/>
         </w:rPr>
@@ -1222,10 +1377,10 @@
           <w:color w:val="000000" w:themeColor="text1"/>
         </w:rPr>
         <w:drawing>
-          <wp:inline distT="0" distB="0" distL="0" distR="0" wp14:anchorId="6093BAF7" wp14:editId="471E0F70">
-            <wp:extent cx="5502910" cy="3931920"/>
-            <wp:effectExtent l="0" t="0" r="2540" b="0"/>
-            <wp:docPr id="1416368944" name="Picture 1"/>
+          <wp:inline distT="0" distB="0" distL="0" distR="0" wp14:anchorId="187E5C47" wp14:editId="5150EDFD">
+            <wp:extent cx="5410200" cy="4042080"/>
+            <wp:effectExtent l="0" t="0" r="0" b="0"/>
+            <wp:docPr id="815326803" name="Picture 1"/>
             <wp:cNvGraphicFramePr>
               <a:graphicFrameLocks xmlns:a="http://schemas.openxmlformats.org/drawingml/2006/main" noChangeAspect="1"/>
             </wp:cNvGraphicFramePr>
@@ -1233,402 +1388,7 @@
               <a:graphicData uri="http://schemas.openxmlformats.org/drawingml/2006/picture">
                 <pic:pic xmlns:pic="http://schemas.openxmlformats.org/drawingml/2006/picture">
                   <pic:nvPicPr>
-                    <pic:cNvPr id="1416368944" name="Picture 1416368944"/>
-                    <pic:cNvPicPr/>
-                  </pic:nvPicPr>
-                  <pic:blipFill>
-                    <a:blip r:embed="rId14" cstate="print">
-                      <a:extLst>
-                        <a:ext uri="{28A0092B-C50C-407E-A947-70E740481C1C}">
-                          <a14:useLocalDpi xmlns:a14="http://schemas.microsoft.com/office/drawing/2010/main" val="0"/>
-                        </a:ext>
-                      </a:extLst>
-                    </a:blip>
-                    <a:stretch>
-                      <a:fillRect/>
-                    </a:stretch>
-                  </pic:blipFill>
-                  <pic:spPr>
-                    <a:xfrm>
-                      <a:off x="0" y="0"/>
-                      <a:ext cx="5502910" cy="3931920"/>
-                    </a:xfrm>
-                    <a:prstGeom prst="rect">
-                      <a:avLst/>
-                    </a:prstGeom>
-                  </pic:spPr>
-                </pic:pic>
-              </a:graphicData>
-            </a:graphic>
-          </wp:inline>
-        </w:drawing>
-      </w:r>
-    </w:p>
-    <w:p>
-      <w:pPr>
-        <w:spacing w:after="480" w:line="480" w:lineRule="auto"/>
-        <w:jc w:val="center"/>
-        <w:rPr>
-          <w:color w:val="000000" w:themeColor="text1"/>
-        </w:rPr>
-      </w:pPr>
-    </w:p>
-    <w:p>
-      <w:pPr>
-        <w:rPr>
-          <w:color w:val="000000" w:themeColor="text1"/>
-        </w:rPr>
-      </w:pPr>
-      <w:r>
-        <w:rPr>
-          <w:color w:val="000000" w:themeColor="text1"/>
-        </w:rPr>
-        <w:br w:type="page"/>
-      </w:r>
-    </w:p>
-    <w:p>
-      <w:pPr>
-        <w:spacing w:before="60" w:after="60"/>
-        <w:jc w:val="center"/>
-        <w:rPr>
-          <w:color w:val="000000" w:themeColor="text1"/>
-        </w:rPr>
-      </w:pPr>
-      <w:r>
-        <w:rPr>
-          <w:b/>
-          <w:bCs/>
-          <w:color w:val="000000" w:themeColor="text1"/>
-          <w:sz w:val="28"/>
-          <w:szCs w:val="28"/>
-        </w:rPr>
-        <w:lastRenderedPageBreak/>
-        <w:t>MICROSOFT ELEVATE INTERNSHIP PROGRAM</w:t>
-      </w:r>
-    </w:p>
-    <w:p>
-      <w:pPr>
-        <w:spacing w:before="60" w:after="60"/>
-        <w:jc w:val="center"/>
-        <w:rPr>
-          <w:color w:val="000000" w:themeColor="text1"/>
-        </w:rPr>
-      </w:pPr>
-      <w:r>
-        <w:rPr>
-          <w:color w:val="000000" w:themeColor="text1"/>
-        </w:rPr>
-        <w:t xml:space="preserve">(Powered by </w:t>
-      </w:r>
-      <w:proofErr w:type="spellStart"/>
-      <w:r>
-        <w:rPr>
-          <w:color w:val="000000" w:themeColor="text1"/>
-        </w:rPr>
-        <w:t>Edunet</w:t>
-      </w:r>
-      <w:proofErr w:type="spellEnd"/>
-      <w:r>
-        <w:rPr>
-          <w:color w:val="000000" w:themeColor="text1"/>
-        </w:rPr>
-        <w:t xml:space="preserve"> Foundation &amp; FICE Education)</w:t>
-      </w:r>
-    </w:p>
-    <w:p>
-      <w:pPr>
-        <w:spacing w:before="120" w:after="0"/>
-        <w:jc w:val="left"/>
-        <w:rPr>
-          <w:color w:val="000000" w:themeColor="text1"/>
-        </w:rPr>
-      </w:pPr>
-      <w:r>
-        <w:rPr>
-          <w:color w:val="000000" w:themeColor="text1"/>
-        </w:rPr>
-        <w:t xml:space="preserve"> </w:t>
-      </w:r>
-    </w:p>
-    <w:p>
-      <w:pPr>
-        <w:jc w:val="right"/>
-        <w:rPr>
-          <w:color w:val="000000" w:themeColor="text1"/>
-        </w:rPr>
-      </w:pPr>
-      <w:r>
-        <w:rPr>
-          <w:color w:val="000000" w:themeColor="text1"/>
-        </w:rPr>
-        <w:t>Date: 1</w:t>
-      </w:r>
-      <w:r>
-        <w:rPr>
-          <w:color w:val="000000" w:themeColor="text1"/>
-        </w:rPr>
-        <w:t>0</w:t>
-      </w:r>
-      <w:r>
-        <w:rPr>
-          <w:color w:val="000000" w:themeColor="text1"/>
-        </w:rPr>
-        <w:t>/04/2026</w:t>
-      </w:r>
-    </w:p>
-    <w:p>
-      <w:pPr>
-        <w:spacing w:before="120" w:after="0"/>
-        <w:jc w:val="left"/>
-        <w:rPr>
-          <w:color w:val="000000" w:themeColor="text1"/>
-        </w:rPr>
-      </w:pPr>
-      <w:r>
-        <w:rPr>
-          <w:color w:val="000000" w:themeColor="text1"/>
-        </w:rPr>
-        <w:t xml:space="preserve"> </w:t>
-      </w:r>
-    </w:p>
-    <w:p>
-      <w:pPr>
-        <w:spacing w:before="60" w:after="60"/>
-        <w:jc w:val="center"/>
-        <w:rPr>
-          <w:color w:val="000000" w:themeColor="text1"/>
-        </w:rPr>
-      </w:pPr>
-      <w:r>
-        <w:rPr>
-          <w:b/>
-          <w:bCs/>
-          <w:color w:val="000000" w:themeColor="text1"/>
-          <w:sz w:val="28"/>
-          <w:szCs w:val="28"/>
-        </w:rPr>
-        <w:t>TO WHOM IT MAY CONCERN</w:t>
-      </w:r>
-    </w:p>
-    <w:p>
-      <w:pPr>
-        <w:spacing w:before="240" w:after="0"/>
-        <w:jc w:val="left"/>
-        <w:rPr>
-          <w:color w:val="000000" w:themeColor="text1"/>
-        </w:rPr>
-      </w:pPr>
-      <w:r>
-        <w:rPr>
-          <w:color w:val="000000" w:themeColor="text1"/>
-        </w:rPr>
-        <w:t xml:space="preserve"> </w:t>
-      </w:r>
-    </w:p>
-    <w:p>
-      <w:pPr>
-        <w:rPr>
-          <w:color w:val="000000" w:themeColor="text1"/>
-        </w:rPr>
-      </w:pPr>
-      <w:r>
-        <w:rPr>
-          <w:color w:val="000000" w:themeColor="text1"/>
-        </w:rPr>
-        <w:t>This is to certify that Jainil Gupta, a student of SAL Institute of Technology and Engineering Research, Ahmedabad (</w:t>
-      </w:r>
-      <w:proofErr w:type="spellStart"/>
-      <w:r>
-        <w:rPr>
-          <w:color w:val="000000" w:themeColor="text1"/>
-        </w:rPr>
-        <w:t>Enrollment</w:t>
-      </w:r>
-      <w:proofErr w:type="spellEnd"/>
-      <w:r>
-        <w:rPr>
-          <w:color w:val="000000" w:themeColor="text1"/>
-        </w:rPr>
-        <w:t xml:space="preserve"> No. 220670132018), has successfully completed his internship in the field of Artificial Intelligence</w:t>
-      </w:r>
-      <w:r>
-        <w:rPr>
-          <w:color w:val="000000" w:themeColor="text1"/>
-        </w:rPr>
-        <w:t xml:space="preserve"> </w:t>
-      </w:r>
-      <w:r>
-        <w:rPr>
-          <w:color w:val="000000" w:themeColor="text1"/>
-        </w:rPr>
-        <w:t>and Microsoft Azure Cloud Computing from January 01, 2026 to April 1</w:t>
-      </w:r>
-      <w:r>
-        <w:rPr>
-          <w:color w:val="000000" w:themeColor="text1"/>
-        </w:rPr>
-        <w:t>0</w:t>
-      </w:r>
-      <w:r>
-        <w:rPr>
-          <w:color w:val="000000" w:themeColor="text1"/>
-        </w:rPr>
-        <w:t>, 2026 (Total Duration: 12 Weeks) under the Microsoft Elevate – GTU Internship Program</w:t>
-      </w:r>
-      <w:r>
-        <w:rPr>
-          <w:color w:val="000000" w:themeColor="text1"/>
-        </w:rPr>
-        <w:t>.</w:t>
-      </w:r>
-    </w:p>
-    <w:p>
-      <w:pPr>
-        <w:rPr>
-          <w:color w:val="000000" w:themeColor="text1"/>
-        </w:rPr>
-      </w:pPr>
-      <w:r>
-        <w:rPr>
-          <w:color w:val="000000" w:themeColor="text1"/>
-        </w:rPr>
-        <w:t>His internship activities include hands-on learning and practical implementation across Data Analytics and Exploratory Data Analysis</w:t>
-      </w:r>
-      <w:r>
-        <w:rPr>
-          <w:color w:val="000000" w:themeColor="text1"/>
-        </w:rPr>
-        <w:t xml:space="preserve"> </w:t>
-      </w:r>
-      <w:r>
-        <w:rPr>
-          <w:color w:val="000000" w:themeColor="text1"/>
-        </w:rPr>
-        <w:t>and DAX (Data Analysis Expressions), Microsoft Azure services (Blob Storage, Cosmos DB</w:t>
-      </w:r>
-      <w:r>
-        <w:rPr>
-          <w:color w:val="000000" w:themeColor="text1"/>
-        </w:rPr>
-        <w:t xml:space="preserve"> </w:t>
-      </w:r>
-      <w:r>
-        <w:rPr>
-          <w:color w:val="000000" w:themeColor="text1"/>
-        </w:rPr>
-        <w:t>and development of a full-stack AI-powered Border Surveillance System as the final capstone project.</w:t>
-      </w:r>
-    </w:p>
-    <w:p>
-      <w:pPr>
-        <w:rPr>
-          <w:color w:val="000000" w:themeColor="text1"/>
-        </w:rPr>
-      </w:pPr>
-      <w:r>
-        <w:rPr>
-          <w:color w:val="000000" w:themeColor="text1"/>
-        </w:rPr>
-        <w:t>During the tenure of this internship, the student</w:t>
-      </w:r>
-      <w:r>
-        <w:rPr>
-          <w:color w:val="000000" w:themeColor="text1"/>
-        </w:rPr>
-        <w:t xml:space="preserve"> </w:t>
-      </w:r>
-      <w:r>
-        <w:rPr>
-          <w:color w:val="000000" w:themeColor="text1"/>
-        </w:rPr>
-        <w:t>consistently delivered quality work across all learning modules. His capstone project – AI-Powered Border Surveillance System with Real-Time Anomaly Detection – received high commendation from the Microsoft Elevate evaluation panel for its comprehensive implementation and industry-standard quality.</w:t>
-      </w:r>
-    </w:p>
-    <w:p>
-      <w:pPr>
-        <w:rPr>
-          <w:color w:val="000000" w:themeColor="text1"/>
-        </w:rPr>
-      </w:pPr>
-      <w:r>
-        <w:rPr>
-          <w:color w:val="000000" w:themeColor="text1"/>
-        </w:rPr>
-        <w:t xml:space="preserve">We wish him every success in his future academic and professional endeavours. </w:t>
-      </w:r>
-    </w:p>
-    <w:p>
-      <w:pPr>
-        <w:rPr>
-          <w:color w:val="000000" w:themeColor="text1"/>
-        </w:rPr>
-      </w:pPr>
-      <w:r>
-        <w:rPr>
-          <w:color w:val="000000" w:themeColor="text1"/>
-        </w:rPr>
-        <w:t>For Microsoft Elevate Internship Program</w:t>
-      </w:r>
-    </w:p>
-    <w:p>
-      <w:pPr>
-        <w:rPr>
-          <w:color w:val="000000" w:themeColor="text1"/>
-        </w:rPr>
-      </w:pPr>
-      <w:r>
-        <w:rPr>
-          <w:color w:val="000000" w:themeColor="text1"/>
-        </w:rPr>
-        <w:t xml:space="preserve">(via </w:t>
-      </w:r>
-      <w:proofErr w:type="spellStart"/>
-      <w:r>
-        <w:rPr>
-          <w:color w:val="000000" w:themeColor="text1"/>
-        </w:rPr>
-        <w:t>Edunet</w:t>
-      </w:r>
-      <w:proofErr w:type="spellEnd"/>
-      <w:r>
-        <w:rPr>
-          <w:color w:val="000000" w:themeColor="text1"/>
-        </w:rPr>
-        <w:t xml:space="preserve"> Foundation &amp; FICE Education)</w:t>
-      </w:r>
-    </w:p>
-    <w:p>
-      <w:pPr>
-        <w:spacing w:before="240" w:after="0"/>
-        <w:jc w:val="left"/>
-        <w:rPr>
-          <w:color w:val="000000" w:themeColor="text1"/>
-        </w:rPr>
-      </w:pPr>
-      <w:r>
-        <w:rPr>
-          <w:color w:val="000000" w:themeColor="text1"/>
-        </w:rPr>
-        <w:t xml:space="preserve"> </w:t>
-      </w:r>
-      <w:r>
-        <w:rPr>
-          <w:noProof/>
-          <w:color w:val="000000" w:themeColor="text1"/>
-        </w:rPr>
-        <w:drawing>
-          <wp:inline distT="0" distB="0" distL="0" distR="0" wp14:anchorId="3494E5E9" wp14:editId="50DA8DC8">
-            <wp:extent cx="1096867" cy="670560"/>
-            <wp:effectExtent l="0" t="0" r="0" b="0"/>
-            <wp:docPr id="1579247879" name="Picture 1"/>
-            <wp:cNvGraphicFramePr>
-              <a:graphicFrameLocks xmlns:a="http://schemas.openxmlformats.org/drawingml/2006/main" noChangeAspect="1"/>
-            </wp:cNvGraphicFramePr>
-            <a:graphic xmlns:a="http://schemas.openxmlformats.org/drawingml/2006/main">
-              <a:graphicData uri="http://schemas.openxmlformats.org/drawingml/2006/picture">
-                <pic:pic xmlns:pic="http://schemas.openxmlformats.org/drawingml/2006/picture">
-                  <pic:nvPicPr>
-                    <pic:cNvPr id="1579247879" name="Picture 1579247879"/>
+                    <pic:cNvPr id="815326803" name="Picture 815326803"/>
                     <pic:cNvPicPr/>
                   </pic:nvPicPr>
                   <pic:blipFill>
@@ -1646,7 +1406,7 @@
                   <pic:spPr>
                     <a:xfrm>
                       <a:off x="0" y="0"/>
-                      <a:ext cx="1119075" cy="684137"/>
+                      <a:ext cx="5418420" cy="4048221"/>
                     </a:xfrm>
                     <a:prstGeom prst="rect">
                       <a:avLst/>
@@ -1669,49 +1429,7 @@
         <w:rPr>
           <w:color w:val="000000" w:themeColor="text1"/>
         </w:rPr>
-        <w:t>__________________________</w:t>
-      </w:r>
-    </w:p>
-    <w:p>
-      <w:pPr>
-        <w:rPr>
-          <w:color w:val="000000" w:themeColor="text1"/>
-        </w:rPr>
-      </w:pPr>
-      <w:r>
-        <w:rPr>
-          <w:color w:val="000000" w:themeColor="text1"/>
-        </w:rPr>
-        <w:t>Adarsh Gupta</w:t>
-      </w:r>
-    </w:p>
-    <w:p>
-      <w:pPr>
-        <w:widowControl w:val="0"/>
-        <w:pBdr>
-          <w:top w:val="nil"/>
-          <w:left w:val="nil"/>
-          <w:bottom w:val="nil"/>
-          <w:right w:val="nil"/>
-          <w:between w:val="nil"/>
-        </w:pBdr>
-        <w:spacing w:after="0" w:line="276" w:lineRule="auto"/>
-        <w:jc w:val="left"/>
-        <w:rPr>
-          <w:color w:val="000000" w:themeColor="text1"/>
-        </w:rPr>
-        <w:sectPr>
-          <w:pgSz w:w="11906" w:h="16838"/>
-          <w:pgMar w:top="1440" w:right="1440" w:bottom="1440" w:left="1800" w:header="720" w:footer="720" w:gutter="0"/>
-          <w:pgNumType w:start="3"/>
-          <w:cols w:space="720"/>
-        </w:sectPr>
-      </w:pPr>
-      <w:r>
-        <w:rPr>
-          <w:color w:val="000000" w:themeColor="text1"/>
-        </w:rPr>
-        <w:t>Contact: 0124-4080107</w:t>
+        <w:br w:type="page"/>
       </w:r>
     </w:p>
     <w:p>
@@ -1794,7 +1512,7 @@
                           <pic:cNvPicPr/>
                         </pic:nvPicPr>
                         <pic:blipFill>
-                          <a:blip r:embed="rId8" cstate="print"/>
+                          <a:blip r:embed="rId9" cstate="print"/>
                           <a:stretch>
                             <a:fillRect/>
                           </a:stretch>
@@ -1857,7 +1575,7 @@
                           <pic:cNvPicPr/>
                         </pic:nvPicPr>
                         <pic:blipFill>
-                          <a:blip r:embed="rId9" cstate="print"/>
+                          <a:blip r:embed="rId10" cstate="print"/>
                           <a:stretch>
                             <a:fillRect/>
                           </a:stretch>
@@ -6784,7 +6502,25 @@
           <w:bCs/>
           <w:color w:val="000000" w:themeColor="text1"/>
         </w:rPr>
-        <w:t>...... i Abstract ....................................................................................................................</w:t>
+        <w:t xml:space="preserve">...... </w:t>
+      </w:r>
+      <w:proofErr w:type="spellStart"/>
+      <w:r>
+        <w:rPr>
+          <w:b/>
+          <w:bCs/>
+          <w:color w:val="000000" w:themeColor="text1"/>
+        </w:rPr>
+        <w:t>i</w:t>
+      </w:r>
+      <w:proofErr w:type="spellEnd"/>
+      <w:r>
+        <w:rPr>
+          <w:b/>
+          <w:bCs/>
+          <w:color w:val="000000" w:themeColor="text1"/>
+        </w:rPr>
+        <w:t xml:space="preserve"> Abstract ....................................................................................................................</w:t>
       </w:r>
       <w:r>
         <w:rPr>
@@ -7467,7 +7203,7 @@
           <w:bCs/>
           <w:color w:val="000000" w:themeColor="text1"/>
         </w:rPr>
-        <w:t>4</w:t>
+        <w:t>5</w:t>
       </w:r>
     </w:p>
     <w:p>
@@ -7511,7 +7247,7 @@
           <w:sz w:val="22"/>
           <w:szCs w:val="22"/>
         </w:rPr>
-        <w:t>4</w:t>
+        <w:t>5</w:t>
       </w:r>
     </w:p>
     <w:p>
@@ -7555,7 +7291,7 @@
           <w:sz w:val="22"/>
           <w:szCs w:val="22"/>
         </w:rPr>
-        <w:t>5</w:t>
+        <w:t>6</w:t>
       </w:r>
     </w:p>
     <w:p>
@@ -7599,7 +7335,7 @@
           <w:sz w:val="22"/>
           <w:szCs w:val="22"/>
         </w:rPr>
-        <w:t>6</w:t>
+        <w:t>7</w:t>
       </w:r>
     </w:p>
     <w:p>
@@ -7635,7 +7371,15 @@
           <w:sz w:val="22"/>
           <w:szCs w:val="22"/>
         </w:rPr>
-        <w:t>18</w:t>
+        <w:t>1</w:t>
+      </w:r>
+      <w:r>
+        <w:rPr>
+          <w:color w:val="000000" w:themeColor="text1"/>
+          <w:sz w:val="22"/>
+          <w:szCs w:val="22"/>
+        </w:rPr>
+        <w:t>9</w:t>
       </w:r>
     </w:p>
     <w:p>
@@ -7671,7 +7415,7 @@
           <w:sz w:val="22"/>
           <w:szCs w:val="22"/>
         </w:rPr>
-        <w:t>19</w:t>
+        <w:t>20</w:t>
       </w:r>
     </w:p>
     <w:p>
@@ -7707,7 +7451,15 @@
           <w:sz w:val="22"/>
           <w:szCs w:val="22"/>
         </w:rPr>
-        <w:t>20</w:t>
+        <w:t>2</w:t>
+      </w:r>
+      <w:r>
+        <w:rPr>
+          <w:color w:val="000000" w:themeColor="text1"/>
+          <w:sz w:val="22"/>
+          <w:szCs w:val="22"/>
+        </w:rPr>
+        <w:t>1</w:t>
       </w:r>
     </w:p>
     <w:p>
@@ -7740,7 +7492,15 @@
           <w:bCs/>
           <w:color w:val="000000" w:themeColor="text1"/>
         </w:rPr>
-        <w:t>........... 22</w:t>
+        <w:t>........... 2</w:t>
+      </w:r>
+      <w:r>
+        <w:rPr>
+          <w:b/>
+          <w:bCs/>
+          <w:color w:val="000000" w:themeColor="text1"/>
+        </w:rPr>
+        <w:t>3</w:t>
       </w:r>
     </w:p>
     <w:p>
@@ -7776,7 +7536,15 @@
           <w:sz w:val="22"/>
           <w:szCs w:val="22"/>
         </w:rPr>
-        <w:t>22</w:t>
+        <w:t>2</w:t>
+      </w:r>
+      <w:r>
+        <w:rPr>
+          <w:color w:val="000000" w:themeColor="text1"/>
+          <w:sz w:val="22"/>
+          <w:szCs w:val="22"/>
+        </w:rPr>
+        <w:t>3</w:t>
       </w:r>
     </w:p>
     <w:p>
@@ -7820,7 +7588,7 @@
           <w:sz w:val="22"/>
           <w:szCs w:val="22"/>
         </w:rPr>
-        <w:t>4</w:t>
+        <w:t>5</w:t>
       </w:r>
     </w:p>
     <w:p>
@@ -7864,7 +7632,7 @@
           <w:sz w:val="22"/>
           <w:szCs w:val="22"/>
         </w:rPr>
-        <w:t>5</w:t>
+        <w:t>6</w:t>
       </w:r>
     </w:p>
     <w:p>
@@ -7908,7 +7676,7 @@
           <w:sz w:val="22"/>
           <w:szCs w:val="22"/>
         </w:rPr>
-        <w:t>6</w:t>
+        <w:t>7</w:t>
       </w:r>
     </w:p>
     <w:p>
@@ -7962,7 +7730,7 @@
           <w:bCs/>
           <w:color w:val="000000" w:themeColor="text1"/>
         </w:rPr>
-        <w:t>7</w:t>
+        <w:t>9</w:t>
       </w:r>
     </w:p>
     <w:p>
@@ -8006,7 +7774,7 @@
           <w:sz w:val="22"/>
           <w:szCs w:val="22"/>
         </w:rPr>
-        <w:t>7</w:t>
+        <w:t>9</w:t>
       </w:r>
     </w:p>
     <w:p>
@@ -8042,15 +7810,7 @@
           <w:sz w:val="22"/>
           <w:szCs w:val="22"/>
         </w:rPr>
-        <w:t>2</w:t>
-      </w:r>
-      <w:r>
-        <w:rPr>
-          <w:color w:val="000000" w:themeColor="text1"/>
-          <w:sz w:val="22"/>
-          <w:szCs w:val="22"/>
-        </w:rPr>
-        <w:t>8</w:t>
+        <w:t>30</w:t>
       </w:r>
     </w:p>
     <w:p>
@@ -8086,7 +7846,15 @@
           <w:sz w:val="22"/>
           <w:szCs w:val="22"/>
         </w:rPr>
-        <w:t>30</w:t>
+        <w:t>3</w:t>
+      </w:r>
+      <w:r>
+        <w:rPr>
+          <w:color w:val="000000" w:themeColor="text1"/>
+          <w:sz w:val="22"/>
+          <w:szCs w:val="22"/>
+        </w:rPr>
+        <w:t>2</w:t>
       </w:r>
     </w:p>
     <w:p>
@@ -8130,7 +7898,7 @@
           <w:sz w:val="22"/>
           <w:szCs w:val="22"/>
         </w:rPr>
-        <w:t>1</w:t>
+        <w:t>3</w:t>
       </w:r>
     </w:p>
     <w:p>
@@ -8174,7 +7942,7 @@
           <w:sz w:val="22"/>
           <w:szCs w:val="22"/>
         </w:rPr>
-        <w:t>2</w:t>
+        <w:t>4</w:t>
       </w:r>
     </w:p>
     <w:p>
@@ -8218,7 +7986,7 @@
           <w:sz w:val="22"/>
           <w:szCs w:val="22"/>
         </w:rPr>
-        <w:t>3</w:t>
+        <w:t>5</w:t>
       </w:r>
     </w:p>
     <w:p>
@@ -8243,7 +8011,7 @@
           <w:bCs/>
           <w:color w:val="000000" w:themeColor="text1"/>
         </w:rPr>
-        <w:t>4</w:t>
+        <w:t>6</w:t>
       </w:r>
     </w:p>
     <w:p>
@@ -8287,7 +8055,7 @@
           <w:sz w:val="22"/>
           <w:szCs w:val="22"/>
         </w:rPr>
-        <w:t>4</w:t>
+        <w:t>6</w:t>
       </w:r>
     </w:p>
     <w:p>
@@ -8331,7 +8099,7 @@
           <w:sz w:val="22"/>
           <w:szCs w:val="22"/>
         </w:rPr>
-        <w:t>4</w:t>
+        <w:t>6</w:t>
       </w:r>
     </w:p>
     <w:p>
@@ -8375,7 +8143,7 @@
           <w:sz w:val="22"/>
           <w:szCs w:val="22"/>
         </w:rPr>
-        <w:t>6</w:t>
+        <w:t>8</w:t>
       </w:r>
     </w:p>
     <w:p>
@@ -8411,15 +8179,7 @@
           <w:sz w:val="22"/>
           <w:szCs w:val="22"/>
         </w:rPr>
-        <w:t>3</w:t>
-      </w:r>
-      <w:r>
-        <w:rPr>
-          <w:color w:val="000000" w:themeColor="text1"/>
-          <w:sz w:val="22"/>
-          <w:szCs w:val="22"/>
-        </w:rPr>
-        <w:t>8</w:t>
+        <w:t>40</w:t>
       </w:r>
     </w:p>
     <w:p>
@@ -8455,7 +8215,7 @@
           <w:sz w:val="22"/>
           <w:szCs w:val="22"/>
         </w:rPr>
-        <w:t>39</w:t>
+        <w:t>41</w:t>
       </w:r>
     </w:p>
     <w:p>
@@ -8499,7 +8259,7 @@
           <w:sz w:val="22"/>
           <w:szCs w:val="22"/>
         </w:rPr>
-        <w:t>0</w:t>
+        <w:t>2</w:t>
       </w:r>
     </w:p>
     <w:p>
@@ -8519,7 +8279,25 @@
           <w:sz w:val="22"/>
           <w:szCs w:val="22"/>
         </w:rPr>
-        <w:t>6.7   Streamlit Dashboard</w:t>
+        <w:t xml:space="preserve">6.7   </w:t>
+      </w:r>
+      <w:proofErr w:type="spellStart"/>
+      <w:r>
+        <w:rPr>
+          <w:color w:val="000000" w:themeColor="text1"/>
+          <w:sz w:val="22"/>
+          <w:szCs w:val="22"/>
+        </w:rPr>
+        <w:t>Streamlit</w:t>
+      </w:r>
+      <w:proofErr w:type="spellEnd"/>
+      <w:r>
+        <w:rPr>
+          <w:color w:val="000000" w:themeColor="text1"/>
+          <w:sz w:val="22"/>
+          <w:szCs w:val="22"/>
+        </w:rPr>
+        <w:t xml:space="preserve"> Dashboard</w:t>
       </w:r>
       <w:r>
         <w:rPr>
@@ -8535,7 +8313,15 @@
           <w:sz w:val="22"/>
           <w:szCs w:val="22"/>
         </w:rPr>
-        <w:t>42</w:t>
+        <w:t>4</w:t>
+      </w:r>
+      <w:r>
+        <w:rPr>
+          <w:color w:val="000000" w:themeColor="text1"/>
+          <w:sz w:val="22"/>
+          <w:szCs w:val="22"/>
+        </w:rPr>
+        <w:t>4</w:t>
       </w:r>
     </w:p>
     <w:p>
@@ -8576,7 +8362,7 @@
           <w:bCs/>
           <w:color w:val="000000" w:themeColor="text1"/>
         </w:rPr>
-        <w:t>3</w:t>
+        <w:t>6</w:t>
       </w:r>
     </w:p>
     <w:p>
@@ -8620,7 +8406,7 @@
           <w:sz w:val="22"/>
           <w:szCs w:val="22"/>
         </w:rPr>
-        <w:t>3</w:t>
+        <w:t>6</w:t>
       </w:r>
     </w:p>
     <w:p>
@@ -8656,7 +8442,15 @@
           <w:sz w:val="22"/>
           <w:szCs w:val="22"/>
         </w:rPr>
-        <w:t>44</w:t>
+        <w:t>4</w:t>
+      </w:r>
+      <w:r>
+        <w:rPr>
+          <w:color w:val="000000" w:themeColor="text1"/>
+          <w:sz w:val="22"/>
+          <w:szCs w:val="22"/>
+        </w:rPr>
+        <w:t>7</w:t>
       </w:r>
     </w:p>
     <w:p>
@@ -8700,7 +8494,7 @@
           <w:sz w:val="22"/>
           <w:szCs w:val="22"/>
         </w:rPr>
-        <w:t>5</w:t>
+        <w:t>8</w:t>
       </w:r>
     </w:p>
     <w:p>
@@ -8733,7 +8527,7 @@
           <w:bCs/>
           <w:color w:val="000000" w:themeColor="text1"/>
         </w:rPr>
-        <w:t>............... 4</w:t>
+        <w:t xml:space="preserve">............... </w:t>
       </w:r>
       <w:r>
         <w:rPr>
@@ -8741,7 +8535,7 @@
           <w:bCs/>
           <w:color w:val="000000" w:themeColor="text1"/>
         </w:rPr>
-        <w:t>7</w:t>
+        <w:t>50</w:t>
       </w:r>
     </w:p>
     <w:p>
@@ -8777,15 +8571,7 @@
           <w:sz w:val="22"/>
           <w:szCs w:val="22"/>
         </w:rPr>
-        <w:t>4</w:t>
-      </w:r>
-      <w:r>
-        <w:rPr>
-          <w:color w:val="000000" w:themeColor="text1"/>
-          <w:sz w:val="22"/>
-          <w:szCs w:val="22"/>
-        </w:rPr>
-        <w:t>7</w:t>
+        <w:t>50</w:t>
       </w:r>
     </w:p>
     <w:p>
@@ -8821,15 +8607,7 @@
           <w:sz w:val="22"/>
           <w:szCs w:val="22"/>
         </w:rPr>
-        <w:t>4</w:t>
-      </w:r>
-      <w:r>
-        <w:rPr>
-          <w:color w:val="000000" w:themeColor="text1"/>
-          <w:sz w:val="22"/>
-          <w:szCs w:val="22"/>
-        </w:rPr>
-        <w:t>8</w:t>
+        <w:t>51</w:t>
       </w:r>
     </w:p>
     <w:p>
@@ -8865,7 +8643,7 @@
           <w:sz w:val="22"/>
           <w:szCs w:val="22"/>
         </w:rPr>
-        <w:t>48</w:t>
+        <w:t>51</w:t>
       </w:r>
     </w:p>
     <w:p>
@@ -8901,7 +8679,15 @@
           <w:sz w:val="22"/>
           <w:szCs w:val="22"/>
         </w:rPr>
-        <w:t>51</w:t>
+        <w:t>5</w:t>
+      </w:r>
+      <w:r>
+        <w:rPr>
+          <w:color w:val="000000" w:themeColor="text1"/>
+          <w:sz w:val="22"/>
+          <w:szCs w:val="22"/>
+        </w:rPr>
+        <w:t>4</w:t>
       </w:r>
     </w:p>
     <w:p>
@@ -8945,7 +8731,7 @@
           <w:sz w:val="22"/>
           <w:szCs w:val="22"/>
         </w:rPr>
-        <w:t>3</w:t>
+        <w:t>6</w:t>
       </w:r>
     </w:p>
     <w:p>
@@ -8989,7 +8775,7 @@
           <w:sz w:val="22"/>
           <w:szCs w:val="22"/>
         </w:rPr>
-        <w:t>4</w:t>
+        <w:t>7</w:t>
       </w:r>
     </w:p>
     <w:p>
@@ -9016,7 +8802,7 @@
           <w:bCs/>
           <w:color w:val="000000" w:themeColor="text1"/>
         </w:rPr>
-        <w:t>5</w:t>
+        <w:t>8</w:t>
       </w:r>
     </w:p>
     <w:sectPr>
@@ -10637,6 +10423,7 @@
   <w:style w:type="character" w:default="1" w:styleId="DefaultParagraphFont">
     <w:name w:val="Default Paragraph Font"/>
     <w:uiPriority w:val="1"/>
+    <w:semiHidden/>
     <w:unhideWhenUsed/>
   </w:style>
   <w:style w:type="table" w:default="1" w:styleId="TableNormal">
@@ -11382,6 +11169,10 @@
 </go:gDocsCustomXmlDataStorage>
 </file>
 
+<file path=customXml/item2.xml><?xml version="1.0" encoding="utf-8"?>
+<b:Sources xmlns:b="http://schemas.openxmlformats.org/officeDocument/2006/bibliography" xmlns="http://schemas.openxmlformats.org/officeDocument/2006/bibliography" SelectedStyle="\APASixthEditionOfficeOnline.xsl" StyleName="APA" Version="6"/>
+</file>
+
 <file path=customXml/itemProps1.xml><?xml version="1.0" encoding="utf-8"?>
 <ds:datastoreItem xmlns:ds="http://schemas.openxmlformats.org/officeDocument/2006/customXml" ds:itemID="{11111111-1234-1234-1234-123412341234}">
   <ds:schemaRefs>
@@ -11389,4 +11180,12 @@
     <ds:schemaRef ds:uri="http://schemas.openxmlformats.org/officeDocument/2006/relationships"/>
   </ds:schemaRefs>
 </ds:datastoreItem>
+</file>
+
+<file path=customXml/itemProps2.xml><?xml version="1.0" encoding="utf-8"?>
+<ds:datastoreItem xmlns:ds="http://schemas.openxmlformats.org/officeDocument/2006/customXml" ds:itemID="{62207A28-CDC5-400D-A205-43E0791A9BEB}">
+  <ds:schemaRefs>
+    <ds:schemaRef ds:uri="http://schemas.openxmlformats.org/officeDocument/2006/bibliography"/>
+  </ds:schemaRefs>
+</ds:datastoreItem>
 </file>